--- a/tech-docs/AudioTSE技术论文-声纹门控与TSE.docx
+++ b/tech-docs/AudioTSE技术论文-声纹门控与TSE.docx
@@ -16,6 +16,9 @@
     <w:p>
       <w:pPr>
         <w:pStyle w:val="Date"/>
+        <w:sectPr>
+          <w:footerReference w:type="default" r:id="rId80"/>
+        </w:sectPr>
       </w:pPr>
       <w:r>
         <w:t xml:space="preserve">2026 </w:t>
@@ -79,7 +82,7 @@
         <w:rPr>
           <w:rFonts w:hint="eastAsia"/>
         </w:rPr>
-        <w:t xml:space="preserve">0.06），还配了短注册阈值补偿、流式滑窗判定与指数平滑一整套机制；但”按整句取舍”的天性决定了它对付不了两人同时说话的重叠语音。</w:t>
+        <w:t xml:space="preserve">0.06），还配了短注册阈值补偿、流式滑窗判定与指数平滑一整套机制；但“按整句取舍”的天性决定了它对付不了两人同时说话的重叠语音。</w:t>
       </w:r>
       <w:r>
         <w:rPr>
@@ -138,19 +141,7 @@
         <w:rPr>
           <w:rFonts w:hint="eastAsia"/>
         </w:rPr>
-        <w:t xml:space="preserve">0.8。文中每条公式都配了”符号什么意思、为什么这么设计、工程上带来什么后果”的解读，并标明它落在工程源码的哪个位置，分清”工程实现”</w:t>
-      </w:r>
-      <w:r>
-        <w:rPr>
-          <w:rFonts w:hint="eastAsia"/>
-        </w:rPr>
-        <w:t xml:space="preserve">“依赖库实现”</w:t>
-      </w:r>
-      <w:r>
-        <w:rPr>
-          <w:rFonts w:hint="eastAsia"/>
-        </w:rPr>
-        <w:t xml:space="preserve">与”预训练模型内部的</w:t>
+        <w:t xml:space="preserve">0.8。文中每条公式都配了“符号什么意思、为什么这么设计、工程上带来什么后果”的解读，并标明它落在工程源码的哪个位置，分清“工程实现”“依赖库实现”与“预训练模型内部的</w:t>
       </w:r>
       <w:r>
         <w:rPr>
@@ -231,6 +222,7 @@
     <w:p>
       <w:pPr>
         <w:pStyle w:val="BodyText"/>
+        <w:ind w:firstLine="0"/>
       </w:pPr>
       <m:oMathPara>
         <m:oMathParaPr>
@@ -418,7 +410,7 @@
         <w:rPr>
           <w:rFonts w:hint="eastAsia"/>
         </w:rPr>
-        <w:t xml:space="preserve">是采样点编号。别觉得”两个人加噪声”这设定太简单——难点已经全在里面了（两个同类型声源相互纠缠），人再多无非是求和项多一点，结论不变。人耳能在这样的混合里自然地”只听某一个人”，自动系统做起来却非常难，这就是鸡尾酒会问题。对下游任务（语音识别、会议纪要、录音、助听器）来说，混合信号会明显拉低质量，所以”只取目标人”是刚需。</w:t>
+        <w:t xml:space="preserve">是采样点编号。别觉得“两个人加噪声”这设定太简单——难点已经全在里面了（两个同类型声源相互纠缠），人再多无非是求和项多一点，结论不变。人耳能在这样的混合里自然地“只听某一个人”，自动系统做起来却非常难，这就是鸡尾酒会问题。对下游任务（语音识别、会议纪要、录音、助听器）来说，混合信号会明显拉低质量，所以“只取目标人”是刚需。</w:t>
       </w:r>
     </w:p>
     <w:bookmarkEnd w:id="19"/>
@@ -490,6 +482,8 @@
             <w:r>
               <w:rPr>
                 <w:rFonts w:hint="eastAsia"/>
+                <w:sz w:val="19"/>
+                <w:szCs w:val="19"/>
               </w:rPr>
               <w:t xml:space="preserve">算法一：声纹门控</w:t>
             </w:r>
@@ -504,6 +498,8 @@
             <w:r>
               <w:rPr>
                 <w:rFonts w:hint="eastAsia"/>
+                <w:sz w:val="19"/>
+                <w:szCs w:val="19"/>
               </w:rPr>
               <w:t xml:space="preserve">算法二：目标说话人提取</w:t>
             </w:r>
@@ -520,6 +516,8 @@
             <w:r>
               <w:rPr>
                 <w:rFonts w:hint="eastAsia"/>
+                <w:sz w:val="19"/>
+                <w:szCs w:val="19"/>
               </w:rPr>
               <w:t xml:space="preserve">核心思想</w:t>
             </w:r>
@@ -534,20 +532,24 @@
             <w:r>
               <w:rPr>
                 <w:rFonts w:hint="eastAsia"/>
-              </w:rPr>
-              <w:t xml:space="preserve">不改波形，按”这句话像不像注册人”逐段取舍</w:t>
-            </w:r>
-          </w:p>
-        </w:tc>
-        <w:tc>
-          <w:tcPr/>
-          <w:p>
-            <w:pPr>
-              <w:pStyle w:val="Compact"/>
-            </w:pPr>
-            <w:r>
-              <w:rPr>
-                <w:rFonts w:hint="eastAsia"/>
+                <w:sz w:val="19"/>
+                <w:szCs w:val="19"/>
+              </w:rPr>
+              <w:t xml:space="preserve">不改波形，按“这句话像不像注册人”逐段取舍</w:t>
+            </w:r>
+          </w:p>
+        </w:tc>
+        <w:tc>
+          <w:tcPr/>
+          <w:p>
+            <w:pPr>
+              <w:pStyle w:val="Compact"/>
+            </w:pPr>
+            <w:r>
+              <w:rPr>
+                <w:rFonts w:hint="eastAsia"/>
+                <w:sz w:val="19"/>
+                <w:szCs w:val="19"/>
               </w:rPr>
               <w:t xml:space="preserve">改写波形，从混合频谱中重构目标人的声音</w:t>
             </w:r>
@@ -564,6 +566,8 @@
             <w:r>
               <w:rPr>
                 <w:rFonts w:hint="eastAsia"/>
+                <w:sz w:val="19"/>
+                <w:szCs w:val="19"/>
               </w:rPr>
               <w:t xml:space="preserve">两人同时说话</w:t>
             </w:r>
@@ -578,15 +582,23 @@
             <w:r>
               <w:rPr>
                 <w:rFonts w:hint="eastAsia"/>
+                <w:sz w:val="19"/>
+                <w:szCs w:val="19"/>
               </w:rPr>
               <w:t xml:space="preserve">不能（原理性边界，2.7</w:t>
             </w:r>
             <w:r>
+              <w:rPr>
+                <w:sz w:val="19"/>
+                <w:szCs w:val="19"/>
+              </w:rPr>
               <w:t xml:space="preserve"> </w:t>
             </w:r>
             <w:r>
               <w:rPr>
                 <w:rFonts w:hint="eastAsia"/>
+                <w:sz w:val="19"/>
+                <w:szCs w:val="19"/>
               </w:rPr>
               <w:t xml:space="preserve">节）</w:t>
             </w:r>
@@ -601,15 +613,23 @@
             <w:r>
               <w:rPr>
                 <w:rFonts w:hint="eastAsia"/>
+                <w:sz w:val="19"/>
+                <w:szCs w:val="19"/>
               </w:rPr>
               <w:t xml:space="preserve">能（逐时频点决定保留多少，3.3</w:t>
             </w:r>
             <w:r>
+              <w:rPr>
+                <w:sz w:val="19"/>
+                <w:szCs w:val="19"/>
+              </w:rPr>
               <w:t xml:space="preserve"> </w:t>
             </w:r>
             <w:r>
               <w:rPr>
                 <w:rFonts w:hint="eastAsia"/>
+                <w:sz w:val="19"/>
+                <w:szCs w:val="19"/>
               </w:rPr>
               <w:t xml:space="preserve">节）</w:t>
             </w:r>
@@ -626,6 +646,8 @@
             <w:r>
               <w:rPr>
                 <w:rFonts w:hint="eastAsia"/>
+                <w:sz w:val="19"/>
+                <w:szCs w:val="19"/>
               </w:rPr>
               <w:t xml:space="preserve">计算代价</w:t>
             </w:r>
@@ -640,15 +662,23 @@
             <w:r>
               <w:rPr>
                 <w:rFonts w:hint="eastAsia"/>
+                <w:sz w:val="19"/>
+                <w:szCs w:val="19"/>
               </w:rPr>
               <w:t xml:space="preserve">极低（实时因子约</w:t>
             </w:r>
             <w:r>
+              <w:rPr>
+                <w:sz w:val="19"/>
+                <w:szCs w:val="19"/>
+              </w:rPr>
               <w:t xml:space="preserve"> </w:t>
             </w:r>
             <w:r>
               <w:rPr>
                 <w:rFonts w:hint="eastAsia"/>
+                <w:sz w:val="19"/>
+                <w:szCs w:val="19"/>
               </w:rPr>
               <w:t xml:space="preserve">0.06）</w:t>
             </w:r>
@@ -663,15 +693,23 @@
             <w:r>
               <w:rPr>
                 <w:rFonts w:hint="eastAsia"/>
+                <w:sz w:val="19"/>
+                <w:szCs w:val="19"/>
               </w:rPr>
               <w:t xml:space="preserve">较高（实时因子约</w:t>
             </w:r>
             <w:r>
+              <w:rPr>
+                <w:sz w:val="19"/>
+                <w:szCs w:val="19"/>
+              </w:rPr>
               <w:t xml:space="preserve"> </w:t>
             </w:r>
             <w:r>
               <w:rPr>
                 <w:rFonts w:hint="eastAsia"/>
+                <w:sz w:val="19"/>
+                <w:szCs w:val="19"/>
               </w:rPr>
               <w:t xml:space="preserve">0.8）</w:t>
             </w:r>
@@ -688,6 +726,8 @@
             <w:r>
               <w:rPr>
                 <w:rFonts w:hint="eastAsia"/>
+                <w:sz w:val="19"/>
+                <w:szCs w:val="19"/>
               </w:rPr>
               <w:t xml:space="preserve">首字延时</w:t>
             </w:r>
@@ -702,15 +742,23 @@
             <w:r>
               <w:rPr>
                 <w:rFonts w:hint="eastAsia"/>
+                <w:sz w:val="19"/>
+                <w:szCs w:val="19"/>
               </w:rPr>
               <w:t xml:space="preserve">约</w:t>
             </w:r>
             <w:r>
+              <w:rPr>
+                <w:sz w:val="19"/>
+                <w:szCs w:val="19"/>
+              </w:rPr>
               <w:t xml:space="preserve"> 0.5 </w:t>
             </w:r>
             <w:r>
               <w:rPr>
                 <w:rFonts w:hint="eastAsia"/>
+                <w:sz w:val="19"/>
+                <w:szCs w:val="19"/>
               </w:rPr>
               <w:t xml:space="preserve">秒粒度</w:t>
             </w:r>
@@ -725,24 +773,38 @@
             <w:r>
               <w:rPr>
                 <w:rFonts w:hint="eastAsia"/>
+                <w:sz w:val="19"/>
+                <w:szCs w:val="19"/>
               </w:rPr>
               <w:t xml:space="preserve">约</w:t>
             </w:r>
             <w:r>
+              <w:rPr>
+                <w:sz w:val="19"/>
+                <w:szCs w:val="19"/>
+              </w:rPr>
               <w:t xml:space="preserve"> </w:t>
             </w:r>
             <w:r>
               <w:rPr>
                 <w:rFonts w:hint="eastAsia"/>
+                <w:sz w:val="19"/>
+                <w:szCs w:val="19"/>
               </w:rPr>
               <w:t xml:space="preserve">1.7～2.5</w:t>
             </w:r>
             <w:r>
+              <w:rPr>
+                <w:sz w:val="19"/>
+                <w:szCs w:val="19"/>
+              </w:rPr>
               <w:t xml:space="preserve"> </w:t>
             </w:r>
             <w:r>
               <w:rPr>
                 <w:rFonts w:hint="eastAsia"/>
+                <w:sz w:val="19"/>
+                <w:szCs w:val="19"/>
               </w:rPr>
               <w:t xml:space="preserve">秒</w:t>
             </w:r>
@@ -759,6 +821,8 @@
             <w:r>
               <w:rPr>
                 <w:rFonts w:hint="eastAsia"/>
+                <w:sz w:val="19"/>
+                <w:szCs w:val="19"/>
               </w:rPr>
               <w:t xml:space="preserve">适用场景</w:t>
             </w:r>
@@ -773,6 +837,8 @@
             <w:r>
               <w:rPr>
                 <w:rFonts w:hint="eastAsia"/>
+                <w:sz w:val="19"/>
+                <w:szCs w:val="19"/>
               </w:rPr>
               <w:t xml:space="preserve">轮流发言：问答、指令、会议主持</w:t>
             </w:r>
@@ -787,6 +853,8 @@
             <w:r>
               <w:rPr>
                 <w:rFonts w:hint="eastAsia"/>
+                <w:sz w:val="19"/>
+                <w:szCs w:val="19"/>
               </w:rPr>
               <w:t xml:space="preserve">抢话、打断、重叠发言</w:t>
             </w:r>
@@ -837,7 +905,7 @@
         <w:rPr>
           <w:rFonts w:hint="eastAsia"/>
         </w:rPr>
-        <w:t xml:space="preserve">节）可以理解成描述”这声音是谁”的定长向量。两种算法共用同一套注册流程——目标人先念一段注册语音，系统算出他的嵌入向量存起来，之后所有判定都拿它当参照。</w:t>
+        <w:t xml:space="preserve">节）可以理解成描述“这声音是谁”的定长向量。两种算法共用同一套注册流程——目标人先念一段注册语音，系统算出他的嵌入向量存起来，之后所有判定都拿它当参照。</w:t>
       </w:r>
     </w:p>
     <w:bookmarkEnd w:id="20"/>
@@ -891,7 +959,7 @@
         <w:rPr>
           <w:rFonts w:hint="eastAsia"/>
         </w:rPr>
-        <w:t xml:space="preserve">还有全量的”公式—代码对照表”。有一点要先说清楚：</w:t>
+        <w:t xml:space="preserve">还有全量的“公式—代码对照表”。有一点要先说清楚：</w:t>
       </w:r>
       <w:r>
         <w:rPr>
@@ -1015,7 +1083,7 @@
         <w:rPr>
           <w:rFonts w:hint="eastAsia"/>
         </w:rPr>
-        <w:t xml:space="preserve">（比如说话人网络的注意力池化、分离网络的双路径注意力），本工程和依赖库的公开源码里都找不到这些公式的逐项实现，能看到的只有整个网络的一次前向调用。这类公式的数学形式来自模型的结构定义与上游文献，相当于”用预训练权重换来的知识”，本文按其结构照实描述。</w:t>
+        <w:t xml:space="preserve">（比如说话人网络的注意力池化、分离网络的双路径注意力），本工程和依赖库的公开源码里都找不到这些公式的逐项实现，能看到的只有整个网络的一次前向调用。这类公式的数学形式来自模型的结构定义与上游文献，相当于“用预训练权重换来的知识”，本文按其结构照实描述。</w:t>
       </w:r>
     </w:p>
     <w:p>
@@ -1075,6 +1143,8 @@
             <w:r>
               <w:rPr>
                 <w:rFonts w:hint="eastAsia"/>
+                <w:sz w:val="19"/>
+                <w:szCs w:val="19"/>
               </w:rPr>
               <w:t xml:space="preserve">符号</w:t>
             </w:r>
@@ -1089,6 +1159,8 @@
             <w:r>
               <w:rPr>
                 <w:rFonts w:hint="eastAsia"/>
+                <w:sz w:val="19"/>
+                <w:szCs w:val="19"/>
               </w:rPr>
               <w:t xml:space="preserve">含义</w:t>
             </w:r>
@@ -1103,6 +1175,10 @@
               <w:pStyle w:val="Compact"/>
             </w:pPr>
             <w:r>
+              <w:rPr>
+                <w:sz w:val="19"/>
+                <w:szCs w:val="19"/>
+              </w:rPr>
               <w:t xml:space="preserve">x(n)、s(n)、ŝ(n)、y(n)</w:t>
             </w:r>
           </w:p>
@@ -1116,6 +1192,8 @@
             <w:r>
               <w:rPr>
                 <w:rFonts w:hint="eastAsia"/>
+                <w:sz w:val="19"/>
+                <w:szCs w:val="19"/>
               </w:rPr>
               <w:t xml:space="preserve">混合信号、目标真实语音、分离估计（帽子表示估计值）、拼接输出</w:t>
             </w:r>
@@ -1130,6 +1208,10 @@
               <w:pStyle w:val="Compact"/>
             </w:pPr>
             <w:r>
+              <w:rPr>
+                <w:sz w:val="19"/>
+                <w:szCs w:val="19"/>
+              </w:rPr>
               <w:t xml:space="preserve">L = 400、S = 160</w:t>
             </w:r>
           </w:p>
@@ -1143,24 +1225,38 @@
             <w:r>
               <w:rPr>
                 <w:rFonts w:hint="eastAsia"/>
+                <w:sz w:val="19"/>
+                <w:szCs w:val="19"/>
               </w:rPr>
               <w:t xml:space="preserve">声纹特征的帧长（25</w:t>
             </w:r>
             <w:r>
+              <w:rPr>
+                <w:sz w:val="19"/>
+                <w:szCs w:val="19"/>
+              </w:rPr>
               <w:t xml:space="preserve"> </w:t>
             </w:r>
             <w:r>
               <w:rPr>
                 <w:rFonts w:hint="eastAsia"/>
+                <w:sz w:val="19"/>
+                <w:szCs w:val="19"/>
               </w:rPr>
               <w:t xml:space="preserve">毫秒）与帧移（10</w:t>
             </w:r>
             <w:r>
+              <w:rPr>
+                <w:sz w:val="19"/>
+                <w:szCs w:val="19"/>
+              </w:rPr>
               <w:t xml:space="preserve"> </w:t>
             </w:r>
             <w:r>
               <w:rPr>
                 <w:rFonts w:hint="eastAsia"/>
+                <w:sz w:val="19"/>
+                <w:szCs w:val="19"/>
               </w:rPr>
               <w:t xml:space="preserve">毫秒）</w:t>
             </w:r>
@@ -1175,6 +1271,10 @@
               <w:pStyle w:val="Compact"/>
             </w:pPr>
             <w:r>
+              <w:rPr>
+                <w:sz w:val="19"/>
+                <w:szCs w:val="19"/>
+              </w:rPr>
               <w:t xml:space="preserve">N = 512、R = 128</w:t>
             </w:r>
           </w:p>
@@ -1188,24 +1288,38 @@
             <w:r>
               <w:rPr>
                 <w:rFonts w:hint="eastAsia"/>
+                <w:sz w:val="19"/>
+                <w:szCs w:val="19"/>
               </w:rPr>
               <w:t xml:space="preserve">分离网络频域变换的窗长（32</w:t>
             </w:r>
             <w:r>
+              <w:rPr>
+                <w:sz w:val="19"/>
+                <w:szCs w:val="19"/>
+              </w:rPr>
               <w:t xml:space="preserve"> </w:t>
             </w:r>
             <w:r>
               <w:rPr>
                 <w:rFonts w:hint="eastAsia"/>
+                <w:sz w:val="19"/>
+                <w:szCs w:val="19"/>
               </w:rPr>
               <w:t xml:space="preserve">毫秒）与帧移（8</w:t>
             </w:r>
             <w:r>
+              <w:rPr>
+                <w:sz w:val="19"/>
+                <w:szCs w:val="19"/>
+              </w:rPr>
               <w:t xml:space="preserve"> </w:t>
             </w:r>
             <w:r>
               <w:rPr>
                 <w:rFonts w:hint="eastAsia"/>
+                <w:sz w:val="19"/>
+                <w:szCs w:val="19"/>
               </w:rPr>
               <w:t xml:space="preserve">毫秒）</w:t>
             </w:r>
@@ -1220,6 +1334,10 @@
               <w:pStyle w:val="Compact"/>
             </w:pPr>
             <w:r>
+              <w:rPr>
+                <w:sz w:val="19"/>
+                <w:szCs w:val="19"/>
+              </w:rPr>
               <w:t xml:space="preserve">W = 16000、C = 1600、H = 14400</w:t>
             </w:r>
           </w:p>
@@ -1233,33 +1351,53 @@
             <w:r>
               <w:rPr>
                 <w:rFonts w:hint="eastAsia"/>
+                <w:sz w:val="19"/>
+                <w:szCs w:val="19"/>
               </w:rPr>
               <w:t xml:space="preserve">分离窗口长（1</w:t>
             </w:r>
             <w:r>
+              <w:rPr>
+                <w:sz w:val="19"/>
+                <w:szCs w:val="19"/>
+              </w:rPr>
               <w:t xml:space="preserve"> </w:t>
             </w:r>
             <w:r>
               <w:rPr>
                 <w:rFonts w:hint="eastAsia"/>
+                <w:sz w:val="19"/>
+                <w:szCs w:val="19"/>
               </w:rPr>
               <w:t xml:space="preserve">秒）、交叉淡化长（0.1</w:t>
             </w:r>
             <w:r>
+              <w:rPr>
+                <w:sz w:val="19"/>
+                <w:szCs w:val="19"/>
+              </w:rPr>
               <w:t xml:space="preserve"> </w:t>
             </w:r>
             <w:r>
               <w:rPr>
                 <w:rFonts w:hint="eastAsia"/>
+                <w:sz w:val="19"/>
+                <w:szCs w:val="19"/>
               </w:rPr>
               <w:t xml:space="preserve">秒）、步长（0.9</w:t>
             </w:r>
             <w:r>
+              <w:rPr>
+                <w:sz w:val="19"/>
+                <w:szCs w:val="19"/>
+              </w:rPr>
               <w:t xml:space="preserve"> </w:t>
             </w:r>
             <w:r>
               <w:rPr>
                 <w:rFonts w:hint="eastAsia"/>
+                <w:sz w:val="19"/>
+                <w:szCs w:val="19"/>
               </w:rPr>
               <w:t xml:space="preserve">秒）</w:t>
             </w:r>
@@ -1274,6 +1412,10 @@
               <w:pStyle w:val="Compact"/>
             </w:pPr>
             <w:r>
+              <w:rPr>
+                <w:sz w:val="19"/>
+                <w:szCs w:val="19"/>
+              </w:rPr>
               <w:t xml:space="preserve">X(f, t)、Ŝ(f, t)</w:t>
             </w:r>
           </w:p>
@@ -1287,15 +1429,23 @@
             <w:r>
               <w:rPr>
                 <w:rFonts w:hint="eastAsia"/>
+                <w:sz w:val="19"/>
+                <w:szCs w:val="19"/>
               </w:rPr>
               <w:t xml:space="preserve">复数频谱及其估计；Re、Im</w:t>
             </w:r>
             <w:r>
+              <w:rPr>
+                <w:sz w:val="19"/>
+                <w:szCs w:val="19"/>
+              </w:rPr>
               <w:t xml:space="preserve"> </w:t>
             </w:r>
             <w:r>
               <w:rPr>
                 <w:rFonts w:hint="eastAsia"/>
+                <w:sz w:val="19"/>
+                <w:szCs w:val="19"/>
               </w:rPr>
               <w:t xml:space="preserve">取实部、虚部</w:t>
             </w:r>
@@ -1310,6 +1460,10 @@
               <w:pStyle w:val="Compact"/>
             </w:pPr>
             <w:r>
+              <w:rPr>
+                <w:sz w:val="19"/>
+                <w:szCs w:val="19"/>
+              </w:rPr>
               <w:t xml:space="preserve">F(m, t)</w:t>
             </w:r>
           </w:p>
@@ -1321,11 +1475,17 @@
               <w:pStyle w:val="Compact"/>
             </w:pPr>
             <w:r>
+              <w:rPr>
+                <w:sz w:val="19"/>
+                <w:szCs w:val="19"/>
+              </w:rPr>
               <w:t xml:space="preserve">80 </w:t>
             </w:r>
             <w:r>
               <w:rPr>
                 <w:rFonts w:hint="eastAsia"/>
+                <w:sz w:val="19"/>
+                <w:szCs w:val="19"/>
               </w:rPr>
               <w:t xml:space="preserve">维梅尔滤波器组特征</w:t>
             </w:r>
@@ -1340,6 +1500,10 @@
               <w:pStyle w:val="Compact"/>
             </w:pPr>
             <w:r>
+              <w:rPr>
+                <w:sz w:val="19"/>
+                <w:szCs w:val="19"/>
+              </w:rPr>
               <w:t xml:space="preserve">e</w:t>
             </w:r>
           </w:p>
@@ -1353,24 +1517,38 @@
             <w:r>
               <w:rPr>
                 <w:rFonts w:hint="eastAsia"/>
+                <w:sz w:val="19"/>
+                <w:szCs w:val="19"/>
               </w:rPr>
               <w:t xml:space="preserve">说话人嵌入；r</w:t>
             </w:r>
             <w:r>
+              <w:rPr>
+                <w:sz w:val="19"/>
+                <w:szCs w:val="19"/>
+              </w:rPr>
               <w:t xml:space="preserve"> </w:t>
             </w:r>
             <w:r>
               <w:rPr>
                 <w:rFonts w:hint="eastAsia"/>
+                <w:sz w:val="19"/>
+                <w:szCs w:val="19"/>
               </w:rPr>
               <w:t xml:space="preserve">表示注册嵌入、q</w:t>
             </w:r>
             <w:r>
+              <w:rPr>
+                <w:sz w:val="19"/>
+                <w:szCs w:val="19"/>
+              </w:rPr>
               <w:t xml:space="preserve"> </w:t>
             </w:r>
             <w:r>
               <w:rPr>
                 <w:rFonts w:hint="eastAsia"/>
+                <w:sz w:val="19"/>
+                <w:szCs w:val="19"/>
               </w:rPr>
               <w:t xml:space="preserve">表示待判段嵌入</w:t>
             </w:r>
@@ -1385,6 +1563,10 @@
               <w:pStyle w:val="Compact"/>
             </w:pPr>
             <w:r>
+              <w:rPr>
+                <w:sz w:val="19"/>
+                <w:szCs w:val="19"/>
+              </w:rPr>
               <w:t xml:space="preserve">T、T′</w:t>
             </w:r>
           </w:p>
@@ -1398,6 +1580,8 @@
             <w:r>
               <w:rPr>
                 <w:rFonts w:hint="eastAsia"/>
+                <w:sz w:val="19"/>
+                <w:szCs w:val="19"/>
               </w:rPr>
               <w:t xml:space="preserve">整句判定阈值（0.5）、短注册补偿阈值（0.35）</w:t>
             </w:r>
@@ -1412,6 +1596,10 @@
               <w:pStyle w:val="Compact"/>
             </w:pPr>
             <w:r>
+              <w:rPr>
+                <w:sz w:val="19"/>
+                <w:szCs w:val="19"/>
+              </w:rPr>
               <w:t xml:space="preserve">λ</w:t>
             </w:r>
           </w:p>
@@ -1425,6 +1613,8 @@
             <w:r>
               <w:rPr>
                 <w:rFonts w:hint="eastAsia"/>
+                <w:sz w:val="19"/>
+                <w:szCs w:val="19"/>
               </w:rPr>
               <w:t xml:space="preserve">指数平滑系数（0.5）</w:t>
             </w:r>
@@ -1439,6 +1629,10 @@
               <w:pStyle w:val="Compact"/>
             </w:pPr>
             <w:r>
+              <w:rPr>
+                <w:sz w:val="19"/>
+                <w:szCs w:val="19"/>
+              </w:rPr>
               <w:t xml:space="preserve">ρ</w:t>
             </w:r>
           </w:p>
@@ -1452,6 +1646,8 @@
             <w:r>
               <w:rPr>
                 <w:rFonts w:hint="eastAsia"/>
+                <w:sz w:val="19"/>
+                <w:szCs w:val="19"/>
               </w:rPr>
               <w:t xml:space="preserve">占比（重叠段中目标人占比、窗口内语音占比）</w:t>
             </w:r>
@@ -1466,6 +1662,10 @@
               <w:pStyle w:val="Compact"/>
             </w:pPr>
             <w:r>
+              <w:rPr>
+                <w:sz w:val="19"/>
+                <w:szCs w:val="19"/>
+              </w:rPr>
               <w:t xml:space="preserve">(a, b)、|a|</w:t>
             </w:r>
           </w:p>
@@ -1479,6 +1679,8 @@
             <w:r>
               <w:rPr>
                 <w:rFonts w:hint="eastAsia"/>
+                <w:sz w:val="19"/>
+                <w:szCs w:val="19"/>
               </w:rPr>
               <w:t xml:space="preserve">圆括号内两个向量做</w:t>
             </w:r>
@@ -1487,21 +1689,31 @@
                 <w:rFonts w:hint="eastAsia"/>
                 <w:b/>
                 <w:bCs/>
+                <w:sz w:val="19"/>
+                <w:szCs w:val="19"/>
               </w:rPr>
               <w:t xml:space="preserve">内积</w:t>
             </w:r>
             <w:r>
               <w:rPr>
                 <w:rFonts w:hint="eastAsia"/>
+                <w:sz w:val="19"/>
+                <w:szCs w:val="19"/>
               </w:rPr>
               <w:t xml:space="preserve">（对应元素相乘后求和，即点积）；|a|</w:t>
             </w:r>
             <w:r>
+              <w:rPr>
+                <w:sz w:val="19"/>
+                <w:szCs w:val="19"/>
+              </w:rPr>
               <w:t xml:space="preserve"> </w:t>
             </w:r>
             <w:r>
               <w:rPr>
                 <w:rFonts w:hint="eastAsia"/>
+                <w:sz w:val="19"/>
+                <w:szCs w:val="19"/>
               </w:rPr>
               <w:t xml:space="preserve">为向量模长</w:t>
             </w:r>
@@ -1516,6 +1728,10 @@
               <w:pStyle w:val="Compact"/>
             </w:pPr>
             <w:r>
+              <w:rPr>
+                <w:sz w:val="19"/>
+                <w:szCs w:val="19"/>
+              </w:rPr>
               <w:t xml:space="preserve">⊙</w:t>
             </w:r>
           </w:p>
@@ -1529,6 +1745,8 @@
             <w:r>
               <w:rPr>
                 <w:rFonts w:hint="eastAsia"/>
+                <w:sz w:val="19"/>
+                <w:szCs w:val="19"/>
               </w:rPr>
               <w:t xml:space="preserve">逐元素相乘</w:t>
             </w:r>
@@ -1576,7 +1794,7 @@
         <w:rPr>
           <w:rFonts w:hint="eastAsia"/>
         </w:rPr>
-        <w:t xml:space="preserve">声纹门控压根不想”分离”声音，它只回答一个问题：</w:t>
+        <w:t xml:space="preserve">声纹门控压根不想“分离”声音，它只回答一个问题：</w:t>
       </w:r>
       <w:r>
         <w:rPr>
@@ -1674,11 +1892,13 @@
     <w:p>
       <w:pPr>
         <w:pStyle w:val="CaptionedFigure"/>
+        <w:ind w:firstLine="0"/>
+        <w:jc w:val="center"/>
       </w:pPr>
       <w:r>
         <w:drawing>
           <wp:inline>
-            <wp:extent cx="5334000" cy="6490137"/>
+            <wp:extent cx="5334000" cy="5649384"/>
             <wp:effectExtent b="0" l="0" r="0" t="0"/>
             <wp:docPr descr="图 1 声纹门控总体流程：注册支路与监听支路" title="" id="24" name="Picture"/>
             <a:graphic>
@@ -1699,7 +1919,7 @@
                   <pic:spPr bwMode="auto">
                     <a:xfrm>
                       <a:off x="0" y="0"/>
-                      <a:ext cx="5334000" cy="6490137"/>
+                      <a:ext cx="5334000" cy="5649384"/>
                     </a:xfrm>
                     <a:prstGeom prst="rect">
                       <a:avLst/>
@@ -1781,7 +2001,7 @@
         <w:rPr>
           <w:rFonts w:hint="eastAsia"/>
         </w:rPr>
-        <w:t xml:space="preserve">r̂；右边是监听支路，跟着音频流一直跑。两条支路只在”cos(q,</w:t>
+        <w:t xml:space="preserve">r̂；右边是监听支路，跟着音频流一直跑。两条支路只在“cos(q,</w:t>
       </w:r>
       <w:r>
         <w:t xml:space="preserve"> r̂) </w:t>
@@ -1817,7 +2037,7 @@
         <w:rPr>
           <w:rFonts w:hint="eastAsia"/>
         </w:rPr>
-        <w:t xml:space="preserve">18），还没注册时监听支路一律放行。流式场景（打字机字幕）下，监听支路的”整段判定”换成</w:t>
+        <w:t xml:space="preserve">18），还没注册时监听支路一律放行。流式场景（打字机字幕）下，监听支路的“整段判定”换成</w:t>
       </w:r>
       <w:r>
         <w:t xml:space="preserve"> 2.6 </w:t>
@@ -1898,12 +2118,13 @@
         <w:rPr>
           <w:rFonts w:hint="eastAsia"/>
         </w:rPr>
-        <w:t xml:space="preserve">MB），逐帧输出”这帧是语音”的概率：</w:t>
+        <w:t xml:space="preserve">MB），逐帧输出“这帧是语音”的概率：</w:t>
       </w:r>
     </w:p>
     <w:p>
       <w:pPr>
         <w:pStyle w:val="BodyText"/>
+        <w:ind w:firstLine="0"/>
       </w:pPr>
       <m:oMathPara>
         <m:oMathParaPr>
@@ -2104,7 +2325,7 @@
         <w:rPr>
           <w:rFonts w:hint="eastAsia"/>
         </w:rPr>
-        <w:t xml:space="preserve">，不是逐帧独立分类：有记忆，噪声环境下的判定就更稳，因为模型”知道”前面的声音听起来像什么。</w:t>
+        <w:t xml:space="preserve">，不是逐帧独立分类：有记忆，噪声环境下的判定就更稳，因为模型“知道”前面的声音听起来像什么。</w:t>
       </w:r>
       <w:r>
         <w:rPr>
@@ -2154,7 +2375,7 @@
         <w:rPr>
           <w:rFonts w:hint="eastAsia"/>
         </w:rPr>
-        <w:t xml:space="preserve">秒闭段（停顿够长才算”说完”）；单段满</w:t>
+        <w:t xml:space="preserve">秒闭段（停顿够长才算“说完”）；单段满</w:t>
       </w:r>
       <w:r>
         <w:t xml:space="preserve"> 15 </w:t>
@@ -2181,7 +2402,7 @@
         <w:rPr>
           <w:rFonts w:hint="eastAsia"/>
         </w:rPr>
-        <w:t xml:space="preserve">秒这个数直接决定门控的判定粒度和延迟——它就是”一句话”的定义。</w:t>
+        <w:t xml:space="preserve">秒这个数直接决定门控的判定粒度和延迟——它就是“一句话”的定义。</w:t>
       </w:r>
     </w:p>
     <w:bookmarkEnd w:id="27"/>
@@ -2333,6 +2554,7 @@
     <w:p>
       <w:pPr>
         <w:pStyle w:val="BodyText"/>
+        <w:ind w:firstLine="0"/>
       </w:pPr>
       <m:oMathPara>
         <m:oMathParaPr>
@@ -2546,6 +2768,7 @@
     <w:p>
       <w:pPr>
         <w:pStyle w:val="BodyText"/>
+        <w:ind w:firstLine="0"/>
       </w:pPr>
       <m:oMathPara>
         <m:oMathParaPr>
@@ -2740,6 +2963,7 @@
     <w:p>
       <w:pPr>
         <w:pStyle w:val="FirstParagraph"/>
+        <w:ind w:firstLine="0"/>
       </w:pPr>
       <m:oMathPara>
         <m:oMathParaPr>
@@ -2880,7 +3104,7 @@
         <w:rPr>
           <w:rFonts w:hint="eastAsia"/>
         </w:rPr>
-        <w:t xml:space="preserve">的意思是”从第</w:t>
+        <w:t xml:space="preserve">的意思是“从第</w:t>
       </w:r>
       <w:r>
         <w:t xml:space="preserve"> tS </w:t>
@@ -2907,7 +3131,7 @@
         <w:rPr>
           <w:rFonts w:hint="eastAsia"/>
         </w:rPr>
-        <w:t xml:space="preserve">是复数：模告诉你”第</w:t>
+        <w:t xml:space="preserve">是复数：模告诉你“第</w:t>
       </w:r>
       <w:r>
         <w:t xml:space="preserve"> t </w:t>
@@ -2934,7 +3158,7 @@
         <w:rPr>
           <w:rFonts w:hint="eastAsia"/>
         </w:rPr>
-        <w:t xml:space="preserve">取模平方，复数谱就变成了非负的功率谱——回答”这一帧每个频率上有多强”。到这一步只要强度，相位先放一边。</w:t>
+        <w:t xml:space="preserve">取模平方，复数谱就变成了非负的功率谱——回答“这一帧每个频率上有多强”。到这一步只要强度，相位先放一边。</w:t>
       </w:r>
     </w:p>
     <w:p>
@@ -2959,6 +3183,7 @@
     <w:p>
       <w:pPr>
         <w:pStyle w:val="BodyText"/>
+        <w:ind w:firstLine="0"/>
       </w:pPr>
       <m:oMathPara>
         <m:oMathParaPr>
@@ -3100,6 +3325,7 @@
     <w:p>
       <w:pPr>
         <w:pStyle w:val="BodyText"/>
+        <w:ind w:firstLine="0"/>
       </w:pPr>
       <m:oMathPara>
         <m:oMathParaPr>
@@ -3381,6 +3607,7 @@
     <w:p>
       <w:pPr>
         <w:pStyle w:val="BodyText"/>
+        <w:ind w:firstLine="0"/>
       </w:pPr>
       <m:oMathPara>
         <m:oMathParaPr>
@@ -3667,7 +3894,7 @@
         <w:rPr>
           <w:rFonts w:hint="eastAsia"/>
         </w:rPr>
-        <w:t xml:space="preserve">维）是同一家族。两者都是”帧级编码</w:t>
+        <w:t xml:space="preserve">维）是同一家族。两者都是“帧级编码</w:t>
       </w:r>
       <w:r>
         <w:t xml:space="preserve"> → </w:t>
@@ -3792,6 +4019,7 @@
     <w:p>
       <w:pPr>
         <w:pStyle w:val="BodyText"/>
+        <w:ind w:firstLine="0"/>
       </w:pPr>
       <m:oMathPara>
         <m:oMathParaPr>
@@ -4085,7 +4313,7 @@
         <w:rPr>
           <w:rFonts w:hint="eastAsia"/>
         </w:rPr>
-        <w:t xml:space="preserve">都”看过”前后若干帧。这一步把单帧信息（一个音素的频谱切片）变成带上下文的信息（这个音素在语流里的样子）。说话人信息恰恰大量藏在动态里：同一个音素，不同人的咬字方式不一样。</w:t>
+        <w:t xml:space="preserve">都“看过”前后若干帧。这一步把单帧信息（一个音素的频谱切片）变成带上下文的信息（这个音素在语流里的样子）。说话人信息恰恰大量藏在动态里：同一个音素，不同人的咬字方式不一样。</w:t>
       </w:r>
     </w:p>
     <w:p>
@@ -4096,7 +4324,7 @@
         <w:rPr>
           <w:rFonts w:hint="eastAsia"/>
         </w:rPr>
-        <w:t xml:space="preserve">一段语音有几十到几百帧，得压缩成一个定长向量，又不能把”谁在说”这个信息平均掉。方案是</w:t>
+        <w:t xml:space="preserve">一段语音有几十到几百帧，得压缩成一个定长向量，又不能把“谁在说”这个信息平均掉。方案是</w:t>
       </w:r>
       <w:r>
         <w:rPr>
@@ -4110,12 +4338,13 @@
         <w:rPr>
           <w:rFonts w:hint="eastAsia"/>
         </w:rPr>
-        <w:t xml:space="preserve">。先给每帧打一个”说话人信息量”分数：</w:t>
+        <w:t xml:space="preserve">。先给每帧打一个“说话人信息量”分数：</w:t>
       </w:r>
     </w:p>
     <w:p>
       <w:pPr>
         <w:pStyle w:val="BodyText"/>
+        <w:ind w:firstLine="0"/>
       </w:pPr>
       <m:oMathPara>
         <m:oMathParaPr>
@@ -4243,6 +4472,7 @@
     <w:p>
       <w:pPr>
         <w:pStyle w:val="FirstParagraph"/>
+        <w:ind w:firstLine="0"/>
       </w:pPr>
       <m:oMathPara>
         <m:oMathParaPr>
@@ -4405,6 +4635,7 @@
     <w:p>
       <w:pPr>
         <w:pStyle w:val="FirstParagraph"/>
+        <w:ind w:firstLine="0"/>
       </w:pPr>
       <m:oMathPara>
         <m:oMathParaPr>
@@ -4498,6 +4729,7 @@
     <w:p>
       <w:pPr>
         <w:pStyle w:val="FirstParagraph"/>
+        <w:ind w:firstLine="0"/>
       </w:pPr>
       <m:oMathPara>
         <m:oMathParaPr>
@@ -4629,6 +4861,7 @@
     <w:p>
       <w:pPr>
         <w:pStyle w:val="FirstParagraph"/>
+        <w:ind w:firstLine="0"/>
       </w:pPr>
       <m:oMathPara>
         <m:oMathParaPr>
@@ -4793,16 +5026,10 @@
         <w:rPr>
           <w:rFonts w:hint="eastAsia"/>
         </w:rPr>
-        <w:t xml:space="preserve">跟变换后的帧特征做内积，得到一个标量分数——</w:t>
-      </w:r>
-      <w:r>
-        <w:rPr>
-          <w:rFonts w:hint="eastAsia"/>
-        </w:rPr>
-        <w:t xml:space="preserve">“这一帧带了多少说话人信息”</w:t>
-      </w:r>
-      <w:r>
-        <w:t xml:space="preserve">。tanh </w:t>
+        <w:t xml:space="preserve">跟变换后的帧特征做内积，得到一个标量分数——“这一帧带了多少说话人信息”。tanh</w:t>
+      </w:r>
+      <w:r>
+        <w:t xml:space="preserve"> </w:t>
       </w:r>
       <w:r>
         <w:rPr>
@@ -4915,7 +5142,7 @@
         <w:rPr>
           <w:rFonts w:hint="eastAsia"/>
         </w:rPr>
-        <w:t xml:space="preserve">画的是”这个人的声音平均长什么样”——静态特征。</w:t>
+        <w:t xml:space="preserve">画的是“这个人的声音平均长什么样”——静态特征。</w:t>
       </w:r>
     </w:p>
     <w:p>
@@ -4948,7 +5175,7 @@
         <w:rPr>
           <w:rFonts w:hint="eastAsia"/>
         </w:rPr>
-        <w:t xml:space="preserve">画的是”抑扬变化的范围”——动态特征。对比一下：早期方法对所有帧一视同仁地平均（静音帧、噪声帧和有效帧同权），说话人信息被稀释；注意力让网络自己学会”元音稳态段权重要高、停顿权重要低”。</w:t>
+        <w:t xml:space="preserve">画的是“抑扬变化的范围”——动态特征。对比一下：早期方法对所有帧一视同仁地平均（静音帧、噪声帧和有效帧同权），说话人信息被稀释；注意力让网络自己学会“元音稳态段权重要高、停顿权重要低”。</w:t>
       </w:r>
     </w:p>
     <w:p>
@@ -4990,7 +5217,7 @@
         <w:rPr>
           <w:rFonts w:hint="eastAsia"/>
         </w:rPr>
-        <w:t xml:space="preserve">维。训练目标（说话人分类）把嵌入空间整成了”同人扎堆、异人分开”的</w:t>
+        <w:t xml:space="preserve">维。训练目标（说话人分类）把嵌入空间整成了“同人扎堆、异人分开”的</w:t>
       </w:r>
       <w:r>
         <w:rPr>
@@ -5046,6 +5273,7 @@
     <w:p>
       <w:pPr>
         <w:pStyle w:val="BodyText"/>
+        <w:ind w:firstLine="0"/>
       </w:pPr>
       <m:oMathPara>
         <m:oMathParaPr>
@@ -5192,6 +5420,7 @@
     <w:p>
       <w:pPr>
         <w:pStyle w:val="BodyText"/>
+        <w:ind w:firstLine="0"/>
       </w:pPr>
       <m:oMathPara>
         <m:oMathParaPr>
@@ -5321,6 +5550,7 @@
     <w:p>
       <w:pPr>
         <w:pStyle w:val="BodyText"/>
+        <w:ind w:firstLine="0"/>
       </w:pPr>
       <m:oMathPara>
         <m:oMathParaPr>
@@ -5500,7 +5730,7 @@
         <w:rPr>
           <w:rFonts w:hint="eastAsia"/>
         </w:rPr>
-        <w:t xml:space="preserve">，跟长度没关系。嵌入的长度受音量、时长、情绪影响很大，而”是谁”的信息藏在方向里，所以余弦是对口的度量（实测中文非同人对的余弦不超过</w:t>
+        <w:t xml:space="preserve">，跟长度没关系。嵌入的长度受音量、时长、情绪影响很大，而“是谁”的信息藏在方向里，所以余弦是对口的度量（实测中文非同人对的余弦不超过</w:t>
       </w:r>
       <w:r>
         <w:t xml:space="preserve"> </w:t>
@@ -5536,7 +5766,7 @@
         <w:rPr>
           <w:rFonts w:hint="eastAsia"/>
         </w:rPr>
-        <w:t xml:space="preserve">只是防零向量除零；此后每次判定就退化成”一次内积除以一个标量”，代价只跟维度</w:t>
+        <w:t xml:space="preserve">只是防零向量除零；此后每次判定就退化成“一次内积除以一个标量”，代价只跟维度</w:t>
       </w:r>
       <w:r>
         <w:t xml:space="preserve"> 512 </w:t>
@@ -5673,7 +5903,7 @@
         <w:rPr>
           <w:rFonts w:hint="eastAsia"/>
         </w:rPr>
-        <w:t xml:space="preserve">。实测发现注册语音越短，目标人段落的相似度整体越低（注册嵌入”没平均够”、方向偏了），阈值不降的话会误拒”贴线”的目标段。注册净语音（检测剥完静音后）不足</w:t>
+        <w:t xml:space="preserve">。实测发现注册语音越短，目标人段落的相似度整体越低（注册嵌入“没平均够”、方向偏了），阈值不降的话会误拒“贴线”的目标段。注册净语音（检测剥完静音后）不足</w:t>
       </w:r>
       <w:r>
         <w:t xml:space="preserve"> 1.5 </w:t>
@@ -5697,6 +5927,7 @@
     <w:p>
       <w:pPr>
         <w:pStyle w:val="BodyText"/>
+        <w:ind w:firstLine="0"/>
       </w:pPr>
       <m:oMathPara>
         <m:oMathParaPr>
@@ -5853,6 +6084,8 @@
             <w:r>
               <w:rPr>
                 <w:rFonts w:hint="eastAsia"/>
+                <w:sz w:val="19"/>
+                <w:szCs w:val="19"/>
               </w:rPr>
               <w:t xml:space="preserve">注册净语音</w:t>
             </w:r>
@@ -5867,6 +6100,8 @@
             <w:r>
               <w:rPr>
                 <w:rFonts w:hint="eastAsia"/>
+                <w:sz w:val="19"/>
+                <w:szCs w:val="19"/>
               </w:rPr>
               <w:t xml:space="preserve">生效阈值</w:t>
             </w:r>
@@ -5881,6 +6116,8 @@
             <w:r>
               <w:rPr>
                 <w:rFonts w:hint="eastAsia"/>
+                <w:sz w:val="19"/>
+                <w:szCs w:val="19"/>
               </w:rPr>
               <w:t xml:space="preserve">目标段相似度</w:t>
             </w:r>
@@ -5895,6 +6132,8 @@
             <w:r>
               <w:rPr>
                 <w:rFonts w:hint="eastAsia"/>
+                <w:sz w:val="19"/>
+                <w:szCs w:val="19"/>
               </w:rPr>
               <w:t xml:space="preserve">陌生人相似度</w:t>
             </w:r>
@@ -5909,6 +6148,8 @@
             <w:r>
               <w:rPr>
                 <w:rFonts w:hint="eastAsia"/>
+                <w:sz w:val="19"/>
+                <w:szCs w:val="19"/>
               </w:rPr>
               <w:t xml:space="preserve">判定</w:t>
             </w:r>
@@ -5923,11 +6164,17 @@
               <w:pStyle w:val="Compact"/>
             </w:pPr>
             <w:r>
+              <w:rPr>
+                <w:sz w:val="19"/>
+                <w:szCs w:val="19"/>
+              </w:rPr>
               <w:t xml:space="preserve">3.72 </w:t>
             </w:r>
             <w:r>
               <w:rPr>
                 <w:rFonts w:hint="eastAsia"/>
+                <w:sz w:val="19"/>
+                <w:szCs w:val="19"/>
               </w:rPr>
               <w:t xml:space="preserve">秒</w:t>
             </w:r>
@@ -5940,6 +6187,10 @@
               <w:pStyle w:val="Compact"/>
             </w:pPr>
             <w:r>
+              <w:rPr>
+                <w:sz w:val="19"/>
+                <w:szCs w:val="19"/>
+              </w:rPr>
               <w:t xml:space="preserve">0.50</w:t>
             </w:r>
           </w:p>
@@ -5953,6 +6204,8 @@
             <w:r>
               <w:rPr>
                 <w:rFonts w:hint="eastAsia"/>
+                <w:sz w:val="19"/>
+                <w:szCs w:val="19"/>
               </w:rPr>
               <w:t xml:space="preserve">0.586～0.711</w:t>
             </w:r>
@@ -5965,6 +6218,10 @@
               <w:pStyle w:val="Compact"/>
             </w:pPr>
             <w:r>
+              <w:rPr>
+                <w:sz w:val="19"/>
+                <w:szCs w:val="19"/>
+              </w:rPr>
               <w:t xml:space="preserve">−0.072</w:t>
             </w:r>
           </w:p>
@@ -5978,6 +6235,8 @@
             <w:r>
               <w:rPr>
                 <w:rFonts w:hint="eastAsia"/>
+                <w:sz w:val="19"/>
+                <w:szCs w:val="19"/>
               </w:rPr>
               <w:t xml:space="preserve">全对</w:t>
             </w:r>
@@ -5992,11 +6251,17 @@
               <w:pStyle w:val="Compact"/>
             </w:pPr>
             <w:r>
+              <w:rPr>
+                <w:sz w:val="19"/>
+                <w:szCs w:val="19"/>
+              </w:rPr>
               <w:t xml:space="preserve">2.24 </w:t>
             </w:r>
             <w:r>
               <w:rPr>
                 <w:rFonts w:hint="eastAsia"/>
+                <w:sz w:val="19"/>
+                <w:szCs w:val="19"/>
               </w:rPr>
               <w:t xml:space="preserve">秒</w:t>
             </w:r>
@@ -6009,6 +6274,10 @@
               <w:pStyle w:val="Compact"/>
             </w:pPr>
             <w:r>
+              <w:rPr>
+                <w:sz w:val="19"/>
+                <w:szCs w:val="19"/>
+              </w:rPr>
               <w:t xml:space="preserve">0.50</w:t>
             </w:r>
           </w:p>
@@ -6022,6 +6291,8 @@
             <w:r>
               <w:rPr>
                 <w:rFonts w:hint="eastAsia"/>
+                <w:sz w:val="19"/>
+                <w:szCs w:val="19"/>
               </w:rPr>
               <w:t xml:space="preserve">0.523～0.903</w:t>
             </w:r>
@@ -6034,6 +6305,10 @@
               <w:pStyle w:val="Compact"/>
             </w:pPr>
             <w:r>
+              <w:rPr>
+                <w:sz w:val="19"/>
+                <w:szCs w:val="19"/>
+              </w:rPr>
               <w:t xml:space="preserve">−0.038</w:t>
             </w:r>
           </w:p>
@@ -6047,6 +6322,8 @@
             <w:r>
               <w:rPr>
                 <w:rFonts w:hint="eastAsia"/>
+                <w:sz w:val="19"/>
+                <w:szCs w:val="19"/>
               </w:rPr>
               <w:t xml:space="preserve">全对</w:t>
             </w:r>
@@ -6061,11 +6338,17 @@
               <w:pStyle w:val="Compact"/>
             </w:pPr>
             <w:r>
+              <w:rPr>
+                <w:sz w:val="19"/>
+                <w:szCs w:val="19"/>
+              </w:rPr>
               <w:t xml:space="preserve">1.03 </w:t>
             </w:r>
             <w:r>
               <w:rPr>
                 <w:rFonts w:hint="eastAsia"/>
+                <w:sz w:val="19"/>
+                <w:szCs w:val="19"/>
               </w:rPr>
               <w:t xml:space="preserve">秒（四字级）</w:t>
             </w:r>
@@ -6078,6 +6361,10 @@
               <w:pStyle w:val="Compact"/>
             </w:pPr>
             <w:r>
+              <w:rPr>
+                <w:sz w:val="19"/>
+                <w:szCs w:val="19"/>
+              </w:rPr>
               <w:t xml:space="preserve">0.35</w:t>
             </w:r>
           </w:p>
@@ -6091,6 +6378,8 @@
             <w:r>
               <w:rPr>
                 <w:rFonts w:hint="eastAsia"/>
+                <w:sz w:val="19"/>
+                <w:szCs w:val="19"/>
               </w:rPr>
               <w:t xml:space="preserve">0.480～0.791</w:t>
             </w:r>
@@ -6103,6 +6392,10 @@
               <w:pStyle w:val="Compact"/>
             </w:pPr>
             <w:r>
+              <w:rPr>
+                <w:sz w:val="19"/>
+                <w:szCs w:val="19"/>
+              </w:rPr>
               <w:t xml:space="preserve">−0.166</w:t>
             </w:r>
           </w:p>
@@ -6116,6 +6409,8 @@
             <w:r>
               <w:rPr>
                 <w:rFonts w:hint="eastAsia"/>
+                <w:sz w:val="19"/>
+                <w:szCs w:val="19"/>
               </w:rPr>
               <w:t xml:space="preserve">全对</w:t>
             </w:r>
@@ -6130,11 +6425,17 @@
               <w:pStyle w:val="Compact"/>
             </w:pPr>
             <w:r>
+              <w:rPr>
+                <w:sz w:val="19"/>
+                <w:szCs w:val="19"/>
+              </w:rPr>
               <w:t xml:space="preserve">0.64 </w:t>
             </w:r>
             <w:r>
               <w:rPr>
                 <w:rFonts w:hint="eastAsia"/>
+                <w:sz w:val="19"/>
+                <w:szCs w:val="19"/>
               </w:rPr>
               <w:t xml:space="preserve">秒</w:t>
             </w:r>
@@ -6147,6 +6448,10 @@
               <w:pStyle w:val="Compact"/>
             </w:pPr>
             <w:r>
+              <w:rPr>
+                <w:sz w:val="19"/>
+                <w:szCs w:val="19"/>
+              </w:rPr>
               <w:t xml:space="preserve">0.35</w:t>
             </w:r>
           </w:p>
@@ -6160,6 +6465,8 @@
             <w:r>
               <w:rPr>
                 <w:rFonts w:hint="eastAsia"/>
+                <w:sz w:val="19"/>
+                <w:szCs w:val="19"/>
               </w:rPr>
               <w:t xml:space="preserve">0.383～0.683</w:t>
             </w:r>
@@ -6172,6 +6479,10 @@
               <w:pStyle w:val="Compact"/>
             </w:pPr>
             <w:r>
+              <w:rPr>
+                <w:sz w:val="19"/>
+                <w:szCs w:val="19"/>
+              </w:rPr>
               <w:t xml:space="preserve">−0.216</w:t>
             </w:r>
           </w:p>
@@ -6185,15 +6496,23 @@
             <w:r>
               <w:rPr>
                 <w:rFonts w:hint="eastAsia"/>
+                <w:sz w:val="19"/>
+                <w:szCs w:val="19"/>
               </w:rPr>
               <w:t xml:space="preserve">全对（余量仅</w:t>
             </w:r>
             <w:r>
+              <w:rPr>
+                <w:sz w:val="19"/>
+                <w:szCs w:val="19"/>
+              </w:rPr>
               <w:t xml:space="preserve"> </w:t>
             </w:r>
             <w:r>
               <w:rPr>
                 <w:rFonts w:hint="eastAsia"/>
+                <w:sz w:val="19"/>
+                <w:szCs w:val="19"/>
               </w:rPr>
               <w:t xml:space="preserve">0.03）</w:t>
             </w:r>
@@ -6411,12 +6730,13 @@
         <w:rPr>
           <w:rFonts w:hint="eastAsia"/>
         </w:rPr>
-        <w:t xml:space="preserve">。先说静音直判——能量太低的块不送推理，因为静音的”声纹”就是一堆乱数：</w:t>
+        <w:t xml:space="preserve">。先说静音直判——能量太低的块不送推理，因为静音的“声纹”就是一堆乱数：</w:t>
       </w:r>
     </w:p>
     <w:p>
       <w:pPr>
         <w:pStyle w:val="BodyText"/>
+        <w:ind w:firstLine="0"/>
       </w:pPr>
       <m:oMathPara>
         <m:oMathParaPr>
@@ -6584,6 +6904,7 @@
     <w:p>
       <w:pPr>
         <w:pStyle w:val="BodyText"/>
+        <w:ind w:firstLine="0"/>
       </w:pPr>
       <m:oMathPara>
         <m:oMathParaPr>
@@ -6797,6 +7118,7 @@
     <w:p>
       <w:pPr>
         <w:pStyle w:val="FirstParagraph"/>
+        <w:ind w:firstLine="0"/>
       </w:pPr>
       <m:oMathPara>
         <m:oMathParaPr>
@@ -7069,6 +7391,7 @@
     <w:p>
       <w:pPr>
         <w:pStyle w:val="FirstParagraph"/>
+        <w:ind w:firstLine="0"/>
       </w:pPr>
       <m:oMathPara>
         <m:oMathParaPr>
@@ -7242,7 +7565,7 @@
         <w:rPr>
           <w:rFonts w:hint="eastAsia"/>
         </w:rPr>
-        <w:t xml:space="preserve">秒）。作用相当于给判定序列加了个低通滤波：半句话里声纹的天然漂移被抹平，字幕不再闪烁；代价是大约一个判定窗的响应滞后，换人说话时一到两窗内翻过来。这是”字幕稳”和”切换快”之间明摆着的折中，λ</w:t>
+        <w:t xml:space="preserve">秒）。作用相当于给判定序列加了个低通滤波：半句话里声纹的天然漂移被抹平，字幕不再闪烁；代价是大约一个判定窗的响应滞后，换人说话时一到两窗内翻过来。这是“字幕稳”和“切换快”之间明摆着的折中，λ</w:t>
       </w:r>
       <w:r>
         <w:t xml:space="preserve"> </w:t>
@@ -7346,7 +7669,7 @@
         <w:rPr>
           <w:rFonts w:hint="eastAsia"/>
         </w:rPr>
-        <w:t xml:space="preserve">12、13）是帧特征的加权和，把段内的帧按”目标人的帧</w:t>
+        <w:t xml:space="preserve">12、13）是帧特征的加权和，把段内的帧按“目标人的帧</w:t>
       </w:r>
       <w:r>
         <w:t xml:space="preserve"> / </w:t>
@@ -7361,6 +7684,7 @@
     <w:p>
       <w:pPr>
         <w:pStyle w:val="BodyText"/>
+        <w:ind w:firstLine="0"/>
       </w:pPr>
       <m:oMathPara>
         <m:oMathParaPr>
@@ -7591,7 +7915,7 @@
         <w:rPr>
           <w:rFonts w:hint="eastAsia"/>
         </w:rPr>
-        <w:t xml:space="preserve">——阈值放宽，对方的话也跟着转写进来（误收）；收紧，目标人的话被丢掉（漏收）。两头不可兼得。这不是实现没做好，而是”整段取舍”没有波形重构自由度的数学必然（本式为理论分析，无对应代码）。下一章的分离算法在每个时频点上独立决定保留多少（相当于</w:t>
+        <w:t xml:space="preserve">——阈值放宽，对方的话也跟着转写进来（误收）；收紧，目标人的话被丢掉（漏收）。两头不可兼得。这不是实现没做好，而是“整段取舍”没有波形重构自由度的数学必然（本式为理论分析，无对应代码）。下一章的分离算法在每个时频点上独立决定保留多少（相当于</w:t>
       </w:r>
       <w:r>
         <w:t xml:space="preserve"> ρ </w:t>
@@ -7627,7 +7951,7 @@
         <w:rPr>
           <w:rFonts w:hint="eastAsia"/>
         </w:rPr>
-        <w:t xml:space="preserve">下面是工程源码节选，做成”截图式”代码图：</w:t>
+        <w:t xml:space="preserve">下面是工程源码节选，做成“截图式”代码图：</w:t>
       </w:r>
       <w:r>
         <w:rPr>
@@ -7641,7 +7965,7 @@
         <w:rPr>
           <w:rFonts w:hint="eastAsia"/>
         </w:rPr>
-        <w:t xml:space="preserve">。代码里”式</w:t>
+        <w:t xml:space="preserve">。代码里“式</w:t>
       </w:r>
       <w:r>
         <w:t xml:space="preserve"> </w:t>
@@ -7650,7 +7974,7 @@
         <w:rPr>
           <w:rFonts w:hint="eastAsia"/>
         </w:rPr>
-        <w:t xml:space="preserve">(n)“字样的行内注释是本文加的，其余保持源码原样；机械性的代码用</w:t>
+        <w:t xml:space="preserve">(n)”字样的行内注释是本文加的，其余保持源码原样；机械性的代码用</w:t>
       </w:r>
       <w:r>
         <w:t xml:space="preserve"> … </w:t>
@@ -7730,6 +8054,8 @@
     <w:p>
       <w:pPr>
         <w:pStyle w:val="BodyText"/>
+        <w:ind w:firstLine="0"/>
+        <w:jc w:val="center"/>
       </w:pPr>
       <w:r>
         <w:drawing>
@@ -7860,6 +8186,8 @@
     <w:p>
       <w:pPr>
         <w:pStyle w:val="BodyText"/>
+        <w:ind w:firstLine="0"/>
+        <w:jc w:val="center"/>
       </w:pPr>
       <w:r>
         <w:drawing>
@@ -7907,6 +8235,8 @@
     <w:p>
       <w:pPr>
         <w:pStyle w:val="BodyText"/>
+        <w:ind w:firstLine="0"/>
+        <w:jc w:val="center"/>
       </w:pPr>
       <w:r>
         <w:drawing>
@@ -8001,6 +8331,8 @@
     <w:p>
       <w:pPr>
         <w:pStyle w:val="BodyText"/>
+        <w:ind w:firstLine="0"/>
+        <w:jc w:val="center"/>
       </w:pPr>
       <w:r>
         <w:drawing>
@@ -8091,6 +8423,7 @@
     <w:p>
       <w:pPr>
         <w:pStyle w:val="BodyText"/>
+        <w:ind w:firstLine="0"/>
       </w:pPr>
       <m:oMathPara>
         <m:oMathParaPr>
@@ -8202,6 +8535,7 @@
     <w:p>
       <w:pPr>
         <w:pStyle w:val="BodyText"/>
+        <w:ind w:firstLine="0"/>
       </w:pPr>
       <m:oMathPara>
         <m:oMathParaPr>
@@ -8308,6 +8642,7 @@
     <w:p>
       <w:pPr>
         <w:pStyle w:val="FirstParagraph"/>
+        <w:ind w:firstLine="0"/>
       </w:pPr>
       <m:oMathPara>
         <m:oMathParaPr>
@@ -8544,7 +8879,112 @@
           <w:b/>
           <w:bCs/>
         </w:rPr>
-        <w:t xml:space="preserve">“是谁”</w:t>
+        <w:t xml:space="preserve">“是谁”作为条件直接进了函数的输入</w:t>
+      </w:r>
+      <w:r>
+        <w:rPr>
+          <w:rFonts w:hint="eastAsia"/>
+        </w:rPr>
+        <w:t xml:space="preserve">。跟盲源分离的本质区别就在这：盲分离不知道哪一路是目标、输出几路还得先给先验；这里网络只需要估这一路信号，结构上就绕开了“先分离、再认人”的两阶段误差。式</w:t>
+      </w:r>
+      <w:r>
+        <w:t xml:space="preserve"> </w:t>
+      </w:r>
+      <w:r>
+        <w:rPr>
+          <w:rFonts w:hint="eastAsia"/>
+        </w:rPr>
+        <w:t xml:space="preserve">(25)：分子</w:t>
+      </w:r>
+      <w:r>
+        <w:t xml:space="preserve"> (ŝ, s) </w:t>
+      </w:r>
+      <w:r>
+        <w:rPr>
+          <w:rFonts w:hint="eastAsia"/>
+        </w:rPr>
+        <w:t xml:space="preserve">是内积，c</w:t>
+      </w:r>
+      <w:r>
+        <w:t xml:space="preserve"> </w:t>
+      </w:r>
+      <w:r>
+        <w:rPr>
+          <w:rFonts w:hint="eastAsia"/>
+        </w:rPr>
+        <w:t xml:space="preserve">是让</w:t>
+      </w:r>
+      <w:r>
+        <w:t xml:space="preserve"> |ŝ − cs| </w:t>
+      </w:r>
+      <w:r>
+        <w:rPr>
+          <w:rFonts w:hint="eastAsia"/>
+        </w:rPr>
+        <w:t xml:space="preserve">最小的系数，也就是</w:t>
+      </w:r>
+      <w:r>
+        <w:t xml:space="preserve"> ŝ </w:t>
+      </w:r>
+      <w:r>
+        <w:rPr>
+          <w:rFonts w:hint="eastAsia"/>
+        </w:rPr>
+        <w:t xml:space="preserve">在目标方向上的正交投影系数；cs</w:t>
+      </w:r>
+      <w:r>
+        <w:t xml:space="preserve"> </w:t>
+      </w:r>
+      <w:r>
+        <w:rPr>
+          <w:rFonts w:hint="eastAsia"/>
+        </w:rPr>
+        <w:t xml:space="preserve">是估计里跟目标同向的“信号分量”，ŝ</w:t>
+      </w:r>
+      <w:r>
+        <w:t xml:space="preserve"> − cs </w:t>
+      </w:r>
+      <w:r>
+        <w:rPr>
+          <w:rFonts w:hint="eastAsia"/>
+        </w:rPr>
+        <w:t xml:space="preserve">是“误差分量”（干扰泄漏</w:t>
+      </w:r>
+      <w:r>
+        <w:t xml:space="preserve"> + </w:t>
+      </w:r>
+      <w:r>
+        <w:rPr>
+          <w:rFonts w:hint="eastAsia"/>
+        </w:rPr>
+        <w:t xml:space="preserve">噪声</w:t>
+      </w:r>
+      <w:r>
+        <w:t xml:space="preserve"> + </w:t>
+      </w:r>
+      <w:r>
+        <w:rPr>
+          <w:rFonts w:hint="eastAsia"/>
+        </w:rPr>
+        <w:t xml:space="preserve">畸变），式</w:t>
+      </w:r>
+      <w:r>
+        <w:t xml:space="preserve"> (26) </w:t>
+      </w:r>
+      <w:r>
+        <w:rPr>
+          <w:rFonts w:hint="eastAsia"/>
+        </w:rPr>
+        <w:t xml:space="preserve">取两者能量之比换算成分贝。尺度不变性：ŝ</w:t>
+      </w:r>
+      <w:r>
+        <w:t xml:space="preserve"> </w:t>
+      </w:r>
+      <w:r>
+        <w:rPr>
+          <w:rFonts w:hint="eastAsia"/>
+        </w:rPr>
+        <w:t xml:space="preserve">整体放大多少倍，分子分母同倍放大，比值不动——</w:t>
       </w:r>
       <w:r>
         <w:rPr>
@@ -8552,119 +8992,6 @@
           <w:b/>
           <w:bCs/>
         </w:rPr>
-        <w:t xml:space="preserve">作为条件直接进了函数的输入</w:t>
-      </w:r>
-      <w:r>
-        <w:rPr>
-          <w:rFonts w:hint="eastAsia"/>
-        </w:rPr>
-        <w:t xml:space="preserve">。跟盲源分离的本质区别就在这：盲分离不知道哪一路是目标、输出几路还得先给先验；这里网络只需要估这一路信号，结构上就绕开了”先分离、再认人”的两阶段误差。式</w:t>
-      </w:r>
-      <w:r>
-        <w:t xml:space="preserve"> </w:t>
-      </w:r>
-      <w:r>
-        <w:rPr>
-          <w:rFonts w:hint="eastAsia"/>
-        </w:rPr>
-        <w:t xml:space="preserve">(25)：分子</w:t>
-      </w:r>
-      <w:r>
-        <w:t xml:space="preserve"> (ŝ, s) </w:t>
-      </w:r>
-      <w:r>
-        <w:rPr>
-          <w:rFonts w:hint="eastAsia"/>
-        </w:rPr>
-        <w:t xml:space="preserve">是内积，c</w:t>
-      </w:r>
-      <w:r>
-        <w:t xml:space="preserve"> </w:t>
-      </w:r>
-      <w:r>
-        <w:rPr>
-          <w:rFonts w:hint="eastAsia"/>
-        </w:rPr>
-        <w:t xml:space="preserve">是让</w:t>
-      </w:r>
-      <w:r>
-        <w:t xml:space="preserve"> |ŝ − cs| </w:t>
-      </w:r>
-      <w:r>
-        <w:rPr>
-          <w:rFonts w:hint="eastAsia"/>
-        </w:rPr>
-        <w:t xml:space="preserve">最小的系数，也就是</w:t>
-      </w:r>
-      <w:r>
-        <w:t xml:space="preserve"> ŝ </w:t>
-      </w:r>
-      <w:r>
-        <w:rPr>
-          <w:rFonts w:hint="eastAsia"/>
-        </w:rPr>
-        <w:t xml:space="preserve">在目标方向上的正交投影系数；cs</w:t>
-      </w:r>
-      <w:r>
-        <w:t xml:space="preserve"> </w:t>
-      </w:r>
-      <w:r>
-        <w:rPr>
-          <w:rFonts w:hint="eastAsia"/>
-        </w:rPr>
-        <w:t xml:space="preserve">是估计里跟目标同向的”信号分量”，ŝ</w:t>
-      </w:r>
-      <w:r>
-        <w:t xml:space="preserve"> − cs </w:t>
-      </w:r>
-      <w:r>
-        <w:rPr>
-          <w:rFonts w:hint="eastAsia"/>
-        </w:rPr>
-        <w:t xml:space="preserve">是”误差分量”（干扰泄漏</w:t>
-      </w:r>
-      <w:r>
-        <w:t xml:space="preserve"> + </w:t>
-      </w:r>
-      <w:r>
-        <w:rPr>
-          <w:rFonts w:hint="eastAsia"/>
-        </w:rPr>
-        <w:t xml:space="preserve">噪声</w:t>
-      </w:r>
-      <w:r>
-        <w:t xml:space="preserve"> + </w:t>
-      </w:r>
-      <w:r>
-        <w:rPr>
-          <w:rFonts w:hint="eastAsia"/>
-        </w:rPr>
-        <w:t xml:space="preserve">畸变），式</w:t>
-      </w:r>
-      <w:r>
-        <w:t xml:space="preserve"> (26) </w:t>
-      </w:r>
-      <w:r>
-        <w:rPr>
-          <w:rFonts w:hint="eastAsia"/>
-        </w:rPr>
-        <w:t xml:space="preserve">取两者能量之比换算成分贝。尺度不变性：ŝ</w:t>
-      </w:r>
-      <w:r>
-        <w:t xml:space="preserve"> </w:t>
-      </w:r>
-      <w:r>
-        <w:rPr>
-          <w:rFonts w:hint="eastAsia"/>
-        </w:rPr>
-        <w:t xml:space="preserve">整体放大多少倍，分子分母同倍放大，比值不动——</w:t>
-      </w:r>
-      <w:r>
-        <w:rPr>
-          <w:rFonts w:hint="eastAsia"/>
-          <w:b/>
-          <w:bCs/>
-        </w:rPr>
         <w:t xml:space="preserve">损失只管波形形状、不管整体增益</w:t>
       </w:r>
       <w:r>
@@ -8680,7 +9007,7 @@
         <w:rPr>
           <w:rFonts w:hint="eastAsia"/>
         </w:rPr>
-        <w:t xml:space="preserve">节末尾”逐窗不做幅度归一化”正好配套。</w:t>
+        <w:t xml:space="preserve">节末尾“逐窗不做幅度归一化”正好配套。</w:t>
       </w:r>
       <w:r>
         <w:rPr>
@@ -8763,6 +9090,7 @@
     <w:p>
       <w:pPr>
         <w:pStyle w:val="BodyText"/>
+        <w:ind w:firstLine="0"/>
       </w:pPr>
       <m:oMathPara>
         <m:oMathParaPr>
@@ -8950,6 +9278,7 @@
     <w:p>
       <w:pPr>
         <w:pStyle w:val="BodyText"/>
+        <w:ind w:firstLine="0"/>
       </w:pPr>
       <m:oMathPara>
         <m:oMathParaPr>
@@ -9153,19 +9482,7 @@
         <w:rPr>
           <w:rFonts w:hint="eastAsia"/>
         </w:rPr>
-        <w:t xml:space="preserve">秒——</w:t>
-      </w:r>
-      <w:r>
-        <w:rPr>
-          <w:rFonts w:hint="eastAsia"/>
-        </w:rPr>
-        <w:t xml:space="preserve">“现场来了个陌生人，注册完马上能提”</w:t>
-      </w:r>
-      <w:r>
-        <w:rPr>
-          <w:rFonts w:hint="eastAsia"/>
-        </w:rPr>
-        <w:t xml:space="preserve">的响应瓶颈从权重加载挪到了算法本身必需的窗口累积。式</w:t>
+        <w:t xml:space="preserve">秒——“现场来了个陌生人，注册完马上能提”的响应瓶颈从权重加载挪到了算法本身必需的窗口累积。式</w:t>
       </w:r>
       <w:r>
         <w:t xml:space="preserve"> (27) </w:t>
@@ -9246,11 +9563,13 @@
     <w:p>
       <w:pPr>
         <w:pStyle w:val="CaptionedFigure"/>
+        <w:ind w:firstLine="0"/>
+        <w:jc w:val="center"/>
       </w:pPr>
       <w:r>
         <w:drawing>
           <wp:inline>
-            <wp:extent cx="5334000" cy="6867571"/>
+            <wp:extent cx="5334000" cy="6867928"/>
             <wp:effectExtent b="0" l="0" r="0" t="0"/>
             <wp:docPr descr="图 2 单窗分离前向六步（对应式 29–41）" title="" id="50" name="Picture"/>
             <a:graphic>
@@ -9271,7 +9590,7 @@
                   <pic:spPr bwMode="auto">
                     <a:xfrm>
                       <a:off x="0" y="0"/>
-                      <a:ext cx="5334000" cy="6867571"/>
+                      <a:ext cx="5334000" cy="6867928"/>
                     </a:xfrm>
                     <a:prstGeom prst="rect">
                       <a:avLst/>
@@ -9407,7 +9726,7 @@
         <w:rPr>
           <w:rFonts w:hint="eastAsia"/>
         </w:rPr>
-        <w:t xml:space="preserve">在第①步之后被旁路保留，绕开分离网络直接送到第⑤步做复数乘法（掩码乘的是”真实观测”，不是网络的中间特征）；第二，注册嵌入</w:t>
+        <w:t xml:space="preserve">在第①步之后被旁路保留，绕开分离网络直接送到第⑤步做复数乘法（掩码乘的是“真实观测”，不是网络的中间特征）；第二，注册嵌入</w:t>
       </w:r>
       <w:r>
         <w:t xml:space="preserve"> r </w:t>
@@ -9425,7 +9744,7 @@
         <w:rPr>
           <w:rFonts w:hint="eastAsia"/>
         </w:rPr>
-        <w:t xml:space="preserve">的工程含义：条件只算一次、逐窗复用。第④步分离器内部的”带内时间注意力与带间频带注意力交替</w:t>
+        <w:t xml:space="preserve">的工程含义：条件只算一次、逐窗复用。第④步分离器内部的“带内时间注意力与带间频带注意力交替</w:t>
       </w:r>
       <w:r>
         <w:t xml:space="preserve"> </w:t>
@@ -9462,7 +9781,7 @@
         <w:rPr>
           <w:rFonts w:hint="eastAsia"/>
         </w:rPr>
-        <w:t xml:space="preserve">。语音在时频谱上比在波形上稀疏得多，不同说话人的能量在”频率</w:t>
+        <w:t xml:space="preserve">。语音在时频谱上比在波形上稀疏得多，不同说话人的能量在“频率</w:t>
       </w:r>
       <w:r>
         <w:t xml:space="preserve"> × </w:t>
@@ -9471,24 +9790,13 @@
         <w:rPr>
           <w:rFonts w:hint="eastAsia"/>
         </w:rPr>
-        <w:t xml:space="preserve">时间”格子上的分布不一样，</w:t>
-      </w:r>
-      <w:r>
-        <w:rPr>
-          <w:rFonts w:hint="eastAsia"/>
-        </w:rPr>
-        <w:t xml:space="preserve">“筛人”</w:t>
-      </w:r>
-      <w:r>
-        <w:rPr>
-          <w:rFonts w:hint="eastAsia"/>
-        </w:rPr>
-        <w:t xml:space="preserve">这件事在频域做要容易得多：</w:t>
+        <w:t xml:space="preserve">时间”格子上的分布不一样，“筛人”这件事在频域做要容易得多：</w:t>
       </w:r>
     </w:p>
     <w:p>
       <w:pPr>
         <w:pStyle w:val="BodyText"/>
+        <w:ind w:firstLine="0"/>
       </w:pPr>
       <m:oMathPara>
         <m:oMathParaPr>
@@ -9819,7 +10127,7 @@
         <w:rPr>
           <w:rFonts w:hint="eastAsia"/>
         </w:rPr>
-        <w:t xml:space="preserve">帧的复数谱。复数谱拆成”实部、虚部两个通道”进网络（神经网络的张量是实数）；同时</w:t>
+        <w:t xml:space="preserve">帧的复数谱。复数谱拆成“实部、虚部两个通道”进网络（神经网络的张量是实数）；同时</w:t>
       </w:r>
       <w:r>
         <w:rPr>
@@ -9949,6 +10257,8 @@
             <w:r>
               <w:rPr>
                 <w:rFonts w:hint="eastAsia"/>
+                <w:sz w:val="19"/>
+                <w:szCs w:val="19"/>
               </w:rPr>
               <w:t xml:space="preserve">带宽（频点数）</w:t>
             </w:r>
@@ -9963,6 +10273,8 @@
             <w:r>
               <w:rPr>
                 <w:rFonts w:hint="eastAsia"/>
+                <w:sz w:val="19"/>
+                <w:szCs w:val="19"/>
               </w:rPr>
               <w:t xml:space="preserve">带数</w:t>
             </w:r>
@@ -9977,6 +10289,8 @@
             <w:r>
               <w:rPr>
                 <w:rFonts w:hint="eastAsia"/>
+                <w:sz w:val="19"/>
+                <w:szCs w:val="19"/>
               </w:rPr>
               <w:t xml:space="preserve">覆盖频率</w:t>
             </w:r>
@@ -9991,6 +10305,8 @@
             <w:r>
               <w:rPr>
                 <w:rFonts w:hint="eastAsia"/>
+                <w:sz w:val="19"/>
+                <w:szCs w:val="19"/>
               </w:rPr>
               <w:t xml:space="preserve">依据</w:t>
             </w:r>
@@ -10007,15 +10323,23 @@
             <w:r>
               <w:rPr>
                 <w:rFonts w:hint="eastAsia"/>
+                <w:sz w:val="19"/>
+                <w:szCs w:val="19"/>
               </w:rPr>
               <w:t xml:space="preserve">3（约</w:t>
             </w:r>
             <w:r>
+              <w:rPr>
+                <w:sz w:val="19"/>
+                <w:szCs w:val="19"/>
+              </w:rPr>
               <w:t xml:space="preserve"> 94 </w:t>
             </w:r>
             <w:r>
               <w:rPr>
                 <w:rFonts w:hint="eastAsia"/>
+                <w:sz w:val="19"/>
+                <w:szCs w:val="19"/>
               </w:rPr>
               <w:t xml:space="preserve">Hz）</w:t>
             </w:r>
@@ -10028,6 +10352,10 @@
               <w:pStyle w:val="Compact"/>
             </w:pPr>
             <w:r>
+              <w:rPr>
+                <w:sz w:val="19"/>
+                <w:szCs w:val="19"/>
+              </w:rPr>
               <w:t xml:space="preserve">15</w:t>
             </w:r>
           </w:p>
@@ -10041,10 +10369,16 @@
             <w:r>
               <w:rPr>
                 <w:rFonts w:hint="eastAsia"/>
+                <w:sz w:val="19"/>
+                <w:szCs w:val="19"/>
               </w:rPr>
               <w:t xml:space="preserve">0～1.4</w:t>
             </w:r>
             <w:r>
+              <w:rPr>
+                <w:sz w:val="19"/>
+                <w:szCs w:val="19"/>
+              </w:rPr>
               <w:t xml:space="preserve"> kHz</w:t>
             </w:r>
           </w:p>
@@ -10058,6 +10392,8 @@
             <w:r>
               <w:rPr>
                 <w:rFonts w:hint="eastAsia"/>
+                <w:sz w:val="19"/>
+                <w:szCs w:val="19"/>
               </w:rPr>
               <w:t xml:space="preserve">基频与第一、二共振峰所在，信息密度最高</w:t>
             </w:r>
@@ -10074,15 +10410,23 @@
             <w:r>
               <w:rPr>
                 <w:rFonts w:hint="eastAsia"/>
+                <w:sz w:val="19"/>
+                <w:szCs w:val="19"/>
               </w:rPr>
               <w:t xml:space="preserve">6（约</w:t>
             </w:r>
             <w:r>
+              <w:rPr>
+                <w:sz w:val="19"/>
+                <w:szCs w:val="19"/>
+              </w:rPr>
               <w:t xml:space="preserve"> 188 </w:t>
             </w:r>
             <w:r>
               <w:rPr>
                 <w:rFonts w:hint="eastAsia"/>
+                <w:sz w:val="19"/>
+                <w:szCs w:val="19"/>
               </w:rPr>
               <w:t xml:space="preserve">Hz）</w:t>
             </w:r>
@@ -10095,6 +10439,10 @@
               <w:pStyle w:val="Compact"/>
             </w:pPr>
             <w:r>
+              <w:rPr>
+                <w:sz w:val="19"/>
+                <w:szCs w:val="19"/>
+              </w:rPr>
               <w:t xml:space="preserve">10</w:t>
             </w:r>
           </w:p>
@@ -10108,10 +10456,16 @@
             <w:r>
               <w:rPr>
                 <w:rFonts w:hint="eastAsia"/>
+                <w:sz w:val="19"/>
+                <w:szCs w:val="19"/>
               </w:rPr>
               <w:t xml:space="preserve">1.4～3.3</w:t>
             </w:r>
             <w:r>
+              <w:rPr>
+                <w:sz w:val="19"/>
+                <w:szCs w:val="19"/>
+              </w:rPr>
               <w:t xml:space="preserve"> kHz</w:t>
             </w:r>
           </w:p>
@@ -10125,6 +10479,8 @@
             <w:r>
               <w:rPr>
                 <w:rFonts w:hint="eastAsia"/>
+                <w:sz w:val="19"/>
+                <w:szCs w:val="19"/>
               </w:rPr>
               <w:t xml:space="preserve">第二、三共振峰与辅音起始</w:t>
             </w:r>
@@ -10141,15 +10497,23 @@
             <w:r>
               <w:rPr>
                 <w:rFonts w:hint="eastAsia"/>
+                <w:sz w:val="19"/>
+                <w:szCs w:val="19"/>
               </w:rPr>
               <w:t xml:space="preserve">16（约</w:t>
             </w:r>
             <w:r>
+              <w:rPr>
+                <w:sz w:val="19"/>
+                <w:szCs w:val="19"/>
+              </w:rPr>
               <w:t xml:space="preserve"> 500 </w:t>
             </w:r>
             <w:r>
               <w:rPr>
                 <w:rFonts w:hint="eastAsia"/>
+                <w:sz w:val="19"/>
+                <w:szCs w:val="19"/>
               </w:rPr>
               <w:t xml:space="preserve">Hz）</w:t>
             </w:r>
@@ -10162,6 +10526,10 @@
               <w:pStyle w:val="Compact"/>
             </w:pPr>
             <w:r>
+              <w:rPr>
+                <w:sz w:val="19"/>
+                <w:szCs w:val="19"/>
+              </w:rPr>
               <w:t xml:space="preserve">5</w:t>
             </w:r>
           </w:p>
@@ -10175,10 +10543,16 @@
             <w:r>
               <w:rPr>
                 <w:rFonts w:hint="eastAsia"/>
+                <w:sz w:val="19"/>
+                <w:szCs w:val="19"/>
               </w:rPr>
               <w:t xml:space="preserve">3.3～5.8</w:t>
             </w:r>
             <w:r>
+              <w:rPr>
+                <w:sz w:val="19"/>
+                <w:szCs w:val="19"/>
+              </w:rPr>
               <w:t xml:space="preserve"> kHz</w:t>
             </w:r>
           </w:p>
@@ -10192,6 +10566,8 @@
             <w:r>
               <w:rPr>
                 <w:rFonts w:hint="eastAsia"/>
+                <w:sz w:val="19"/>
+                <w:szCs w:val="19"/>
               </w:rPr>
               <w:t xml:space="preserve">中高频</w:t>
             </w:r>
@@ -10208,15 +10584,23 @@
             <w:r>
               <w:rPr>
                 <w:rFonts w:hint="eastAsia"/>
+                <w:sz w:val="19"/>
+                <w:szCs w:val="19"/>
               </w:rPr>
               <w:t xml:space="preserve">64（约</w:t>
             </w:r>
             <w:r>
+              <w:rPr>
+                <w:sz w:val="19"/>
+                <w:szCs w:val="19"/>
+              </w:rPr>
               <w:t xml:space="preserve"> 2 </w:t>
             </w:r>
             <w:r>
               <w:rPr>
                 <w:rFonts w:hint="eastAsia"/>
+                <w:sz w:val="19"/>
+                <w:szCs w:val="19"/>
               </w:rPr>
               <w:t xml:space="preserve">kHz）</w:t>
             </w:r>
@@ -10229,6 +10613,10 @@
               <w:pStyle w:val="Compact"/>
             </w:pPr>
             <w:r>
+              <w:rPr>
+                <w:sz w:val="19"/>
+                <w:szCs w:val="19"/>
+              </w:rPr>
               <w:t xml:space="preserve">1</w:t>
             </w:r>
           </w:p>
@@ -10242,10 +10630,16 @@
             <w:r>
               <w:rPr>
                 <w:rFonts w:hint="eastAsia"/>
+                <w:sz w:val="19"/>
+                <w:szCs w:val="19"/>
               </w:rPr>
               <w:t xml:space="preserve">5.8～7.8</w:t>
             </w:r>
             <w:r>
+              <w:rPr>
+                <w:sz w:val="19"/>
+                <w:szCs w:val="19"/>
+              </w:rPr>
               <w:t xml:space="preserve"> kHz</w:t>
             </w:r>
           </w:p>
@@ -10259,6 +10653,8 @@
             <w:r>
               <w:rPr>
                 <w:rFonts w:hint="eastAsia"/>
+                <w:sz w:val="19"/>
+                <w:szCs w:val="19"/>
               </w:rPr>
               <w:t xml:space="preserve">高频，只有摩擦音细节</w:t>
             </w:r>
@@ -10275,15 +10671,23 @@
             <w:r>
               <w:rPr>
                 <w:rFonts w:hint="eastAsia"/>
+                <w:sz w:val="19"/>
+                <w:szCs w:val="19"/>
               </w:rPr>
               <w:t xml:space="preserve">8（约</w:t>
             </w:r>
             <w:r>
+              <w:rPr>
+                <w:sz w:val="19"/>
+                <w:szCs w:val="19"/>
+              </w:rPr>
               <w:t xml:space="preserve"> 250 </w:t>
             </w:r>
             <w:r>
               <w:rPr>
                 <w:rFonts w:hint="eastAsia"/>
+                <w:sz w:val="19"/>
+                <w:szCs w:val="19"/>
               </w:rPr>
               <w:t xml:space="preserve">Hz）</w:t>
             </w:r>
@@ -10296,6 +10700,10 @@
               <w:pStyle w:val="Compact"/>
             </w:pPr>
             <w:r>
+              <w:rPr>
+                <w:sz w:val="19"/>
+                <w:szCs w:val="19"/>
+              </w:rPr>
               <w:t xml:space="preserve">1</w:t>
             </w:r>
           </w:p>
@@ -10309,10 +10717,16 @@
             <w:r>
               <w:rPr>
                 <w:rFonts w:hint="eastAsia"/>
+                <w:sz w:val="19"/>
+                <w:szCs w:val="19"/>
               </w:rPr>
               <w:t xml:space="preserve">7.8～8</w:t>
             </w:r>
             <w:r>
+              <w:rPr>
+                <w:sz w:val="19"/>
+                <w:szCs w:val="19"/>
+              </w:rPr>
               <w:t xml:space="preserve"> kHz</w:t>
             </w:r>
           </w:p>
@@ -10326,6 +10740,8 @@
             <w:r>
               <w:rPr>
                 <w:rFonts w:hint="eastAsia"/>
+                <w:sz w:val="19"/>
+                <w:szCs w:val="19"/>
               </w:rPr>
               <w:t xml:space="preserve">剩余频段</w:t>
             </w:r>
@@ -10356,6 +10772,7 @@
     <w:p>
       <w:pPr>
         <w:pStyle w:val="BodyText"/>
+        <w:ind w:firstLine="0"/>
       </w:pPr>
       <m:oMathPara>
         <m:oMathParaPr>
@@ -10500,7 +10917,7 @@
         <w:rPr>
           <w:rFonts w:hint="eastAsia"/>
         </w:rPr>
-        <w:t xml:space="preserve">的方括号意思是”该带各频点的实部排完再排虚部”，得到长度为”带宽</w:t>
+        <w:t xml:space="preserve">的方括号意思是“该带各频点的实部排完再排虚部”，得到长度为“带宽</w:t>
       </w:r>
       <w:r>
         <w:t xml:space="preserve"> × </w:t>
@@ -10565,11 +10982,13 @@
     <w:p>
       <w:pPr>
         <w:pStyle w:val="CaptionedFigure"/>
+        <w:ind w:firstLine="0"/>
+        <w:jc w:val="center"/>
       </w:pPr>
       <w:r>
         <w:drawing>
           <wp:inline>
-            <wp:extent cx="5334000" cy="2792433"/>
+            <wp:extent cx="5334000" cy="2232488"/>
             <wp:effectExtent b="0" l="0" r="0" t="0"/>
             <wp:docPr descr="图 3 频带分割：32 个频带的带宽分级（对应式 30）" title="" id="53" name="Picture"/>
             <a:graphic>
@@ -10590,7 +11009,7 @@
                   <pic:spPr bwMode="auto">
                     <a:xfrm>
                       <a:off x="0" y="0"/>
-                      <a:ext cx="5334000" cy="2792433"/>
+                      <a:ext cx="5334000" cy="2232488"/>
                     </a:xfrm>
                     <a:prstGeom prst="rect">
                       <a:avLst/>
@@ -10732,7 +11151,7 @@
         <w:rPr>
           <w:rFonts w:hint="eastAsia"/>
         </w:rPr>
-        <w:t xml:space="preserve">只占一个带（高频只剩摩擦音细节，粗分就够了）。这种”低频密、高频疏”的结构跟人耳临界频带的感知先验一致，是</w:t>
+        <w:t xml:space="preserve">只占一个带（高频只剩摩擦音细节，粗分就够了）。这种“低频密、高频疏”的结构跟人耳临界频带的感知先验一致，是</w:t>
       </w:r>
       <w:r>
         <w:t xml:space="preserve"> BSRNN </w:t>
@@ -10784,6 +11203,7 @@
     <w:p>
       <w:pPr>
         <w:pStyle w:val="BodyText"/>
+        <w:ind w:firstLine="0"/>
       </w:pPr>
       <m:oMathPara>
         <m:oMathParaPr>
@@ -10888,6 +11308,7 @@
     <w:p>
       <w:pPr>
         <w:pStyle w:val="FirstParagraph"/>
+        <w:ind w:firstLine="0"/>
       </w:pPr>
       <m:oMathPara>
         <m:oMathParaPr>
@@ -11067,23 +11488,7 @@
           <w:b/>
           <w:bCs/>
         </w:rPr>
-        <w:t xml:space="preserve">第四步，条件分离器——</w:t>
-      </w:r>
-      <w:r>
-        <w:rPr>
-          <w:rFonts w:hint="eastAsia"/>
-          <w:b/>
-          <w:bCs/>
-        </w:rPr>
-        <w:t xml:space="preserve">“是谁”</w:t>
-      </w:r>
-      <w:r>
-        <w:rPr>
-          <w:rFonts w:hint="eastAsia"/>
-          <w:b/>
-          <w:bCs/>
-        </w:rPr>
-        <w:t xml:space="preserve">在这一步起作用</w:t>
+        <w:t xml:space="preserve">第四步，条件分离器——“是谁”在这一步起作用</w:t>
       </w:r>
       <w:r>
         <w:t xml:space="preserve">。32 </w:t>
@@ -11107,6 +11512,7 @@
     <w:p>
       <w:pPr>
         <w:pStyle w:val="BodyText"/>
+        <w:ind w:firstLine="0"/>
       </w:pPr>
       <m:oMathPara>
         <m:oMathParaPr>
@@ -11209,6 +11615,7 @@
     <w:p>
       <w:pPr>
         <w:pStyle w:val="FirstParagraph"/>
+        <w:ind w:firstLine="0"/>
       </w:pPr>
       <m:oMathPara>
         <m:oMathParaPr>
@@ -11322,6 +11729,7 @@
     <w:p>
       <w:pPr>
         <w:pStyle w:val="BodyText"/>
+        <w:ind w:firstLine="0"/>
       </w:pPr>
       <m:oMathPara>
         <m:oMathParaPr>
@@ -11455,6 +11863,7 @@
     <w:p>
       <w:pPr>
         <w:pStyle w:val="FirstParagraph"/>
+        <w:ind w:firstLine="0"/>
       </w:pPr>
       <m:oMathPara>
         <m:oMathParaPr>
@@ -11555,7 +11964,7 @@
         <w:rPr>
           <w:rFonts w:hint="eastAsia"/>
         </w:rPr>
-        <w:t xml:space="preserve">的”双路径”结构：把二维网格上的注意力拆成行、列两个方向分别做，计算量从随格子数平方增长降到线性乘单方向长度，长程依赖却照样能跨全窗建立。式</w:t>
+        <w:t xml:space="preserve">的“双路径”结构：把二维网格上的注意力拆成行、列两个方向分别做，计算量从随格子数平方增长降到线性乘单方向长度，长程依赖却照样能跨全窗建立。式</w:t>
       </w:r>
       <w:r>
         <w:t xml:space="preserve"> (35) </w:t>
@@ -11636,7 +12045,7 @@
         <w:rPr>
           <w:rFonts w:hint="eastAsia"/>
         </w:rPr>
-        <w:t xml:space="preserve">逐通道缩放特征，广播到全部频带和时刻——富含目标人共振峰模式的通道被放大，别人主导的通道被压下去。对比一下算法一：门控判的粒度是”一整段”（式</w:t>
+        <w:t xml:space="preserve">逐通道缩放特征，广播到全部频带和时刻——富含目标人共振峰模式的通道被放大，别人主导的通道被压下去。对比一下算法一：门控判的粒度是“一整段”（式</w:t>
       </w:r>
       <w:r>
         <w:t xml:space="preserve"> </w:t>
@@ -11654,7 +12063,7 @@
         <w:rPr>
           <w:rFonts w:hint="eastAsia"/>
         </w:rPr>
-        <w:t xml:space="preserve">把同一个先验撒到每个”频带</w:t>
+        <w:t xml:space="preserve">把同一个先验撒到每个“频带</w:t>
       </w:r>
       <w:r>
         <w:t xml:space="preserve"> × </w:t>
@@ -11663,7 +12072,7 @@
         <w:rPr>
           <w:rFonts w:hint="eastAsia"/>
         </w:rPr>
-        <w:t xml:space="preserve">时刻”单元，等于在每个时频点上独立回答”这里保留多少目标人”。这一步是</w:t>
+        <w:t xml:space="preserve">时刻”单元，等于在每个时频点上独立回答“这里保留多少目标人”。这一步是</w:t>
       </w:r>
       <w:r>
         <w:rPr>
@@ -11756,6 +12165,7 @@
     <w:p>
       <w:pPr>
         <w:pStyle w:val="BodyText"/>
+        <w:ind w:firstLine="0"/>
       </w:pPr>
       <m:oMathPara>
         <m:oMathParaPr>
@@ -11900,6 +12310,7 @@
     <w:p>
       <w:pPr>
         <w:pStyle w:val="BodyText"/>
+        <w:ind w:firstLine="0"/>
       </w:pPr>
       <m:oMathPara>
         <m:oMathParaPr>
@@ -11969,6 +12380,7 @@
     <w:p>
       <w:pPr>
         <w:pStyle w:val="BodyText"/>
+        <w:ind w:firstLine="0"/>
       </w:pPr>
       <m:oMathPara>
         <m:oMathParaPr>
@@ -12261,6 +12673,7 @@
     <w:p>
       <w:pPr>
         <w:pStyle w:val="BodyText"/>
+        <w:ind w:firstLine="0"/>
       </w:pPr>
       <m:oMathPara>
         <m:oMathParaPr>
@@ -12448,7 +12861,7 @@
         <w:rPr>
           <w:rFonts w:hint="eastAsia"/>
         </w:rPr>
-        <w:t xml:space="preserve">|A|：训练稳定（梯度不会因为掩码爆炸）、推理不会冒出无限增益，这是相对”直接回归无界复数谱”的一个重要选择。式</w:t>
+        <w:t xml:space="preserve">|A|：训练稳定（梯度不会因为掩码爆炸）、推理不会冒出无限增益，这是相对“直接回归无界复数谱”的一个重要选择。式</w:t>
       </w:r>
       <w:r>
         <w:t xml:space="preserve"> </w:t>
@@ -12457,7 +12870,7 @@
         <w:rPr>
           <w:rFonts w:hint="eastAsia"/>
         </w:rPr>
-        <w:t xml:space="preserve">(38)(39)：掩码不凭空造内容，输出始终锚在真实观测上——网络只要估”该留多少”（一个比值），比”生成一份频谱”好学得多；式</w:t>
+        <w:t xml:space="preserve">(38)(39)：掩码不凭空造内容，输出始终锚在真实观测上——网络只要估“该留多少”（一个比值），比“生成一份频谱”好学得多；式</w:t>
       </w:r>
       <w:r>
         <w:t xml:space="preserve"> (39) </w:t>
@@ -12555,7 +12968,7 @@
         <w:rPr>
           <w:rFonts w:hint="eastAsia"/>
         </w:rPr>
-        <w:t xml:space="preserve">用”实部</w:t>
+        <w:t xml:space="preserve">用“实部</w:t>
       </w:r>
       <w:r>
         <w:t xml:space="preserve"> + </w:t>
@@ -12655,6 +13068,7 @@
     <w:p>
       <w:pPr>
         <w:pStyle w:val="BodyText"/>
+        <w:ind w:firstLine="0"/>
       </w:pPr>
       <m:oMathPara>
         <m:oMathParaPr>
@@ -12909,7 +13323,7 @@
         <w:rPr>
           <w:rFonts w:hint="eastAsia"/>
         </w:rPr>
-        <w:t xml:space="preserve">互为逆过程，同一个汉宁窗在重构中自补偿，保证”谱到波形”这一环本身不带失真。这一步是</w:t>
+        <w:t xml:space="preserve">互为逆过程，同一个汉宁窗在重构中自补偿，保证“谱到波形”这一环本身不带失真。这一步是</w:t>
       </w:r>
       <w:r>
         <w:rPr>
@@ -12967,7 +13381,7 @@
         <w:rPr>
           <w:rFonts w:hint="eastAsia"/>
         </w:rPr>
-        <w:t xml:space="preserve">——要是每窗都各自归一化到固定峰值，相邻窗在拼接缝上的增益会跳，交叉淡化之后就成幅度调制噪声（能听见的”咔哒”）；而</w:t>
+        <w:t xml:space="preserve">——要是每窗都各自归一化到固定峰值，相邻窗在拼接缝上的增益会跳，交叉淡化之后就成幅度调制噪声（能听见的“咔哒”）；而</w:t>
       </w:r>
       <w:r>
         <w:t xml:space="preserve"> SI-SDR </w:t>
@@ -13169,6 +13583,7 @@
     <w:p>
       <w:pPr>
         <w:pStyle w:val="BodyText"/>
+        <w:ind w:firstLine="0"/>
       </w:pPr>
       <m:oMathPara>
         <m:oMathParaPr>
@@ -13489,6 +13904,7 @@
     <w:p>
       <w:pPr>
         <w:pStyle w:val="BodyText"/>
+        <w:ind w:firstLine="0"/>
       </w:pPr>
       <m:oMathPara>
         <m:oMathParaPr>
@@ -13678,6 +14094,7 @@
     <w:p>
       <w:pPr>
         <w:pStyle w:val="BodyText"/>
+        <w:ind w:firstLine="0"/>
       </w:pPr>
       <m:oMathPara>
         <m:oMathParaPr>
@@ -13799,6 +14216,7 @@
     <w:p>
       <w:pPr>
         <w:pStyle w:val="BodyText"/>
+        <w:ind w:firstLine="0"/>
       </w:pPr>
       <m:oMathPara>
         <m:oMathParaPr>
@@ -14283,19 +14701,7 @@
         <w:rPr>
           <w:rFonts w:hint="eastAsia"/>
         </w:rPr>
-        <w:t xml:space="preserve">1，</w:t>
-      </w:r>
-      <w:r>
-        <w:rPr>
-          <w:rFonts w:hint="eastAsia"/>
-        </w:rPr>
-        <w:t xml:space="preserve">“无缝”</w:t>
-      </w:r>
-      <w:r>
-        <w:rPr>
-          <w:rFonts w:hint="eastAsia"/>
-        </w:rPr>
-        <w:t xml:space="preserve">两个字在数学上就是这个意思。</w:t>
+        <w:t xml:space="preserve">1，“无缝”两个字在数学上就是这个意思。</w:t>
       </w:r>
     </w:p>
     <w:p>
@@ -14398,11 +14804,13 @@
     <w:p>
       <w:pPr>
         <w:pStyle w:val="CaptionedFigure"/>
+        <w:ind w:firstLine="0"/>
+        <w:jc w:val="center"/>
       </w:pPr>
       <w:r>
         <w:drawing>
           <wp:inline>
-            <wp:extent cx="5334000" cy="2343048"/>
+            <wp:extent cx="5334000" cy="2350043"/>
             <wp:effectExtent b="0" l="0" r="0" t="0"/>
             <wp:docPr descr="图 4 合成窗与重叠相加的交叉淡化（对应式 42–45）" title="" id="57" name="Picture"/>
             <a:graphic>
@@ -14423,7 +14831,7 @@
                   <pic:spPr bwMode="auto">
                     <a:xfrm>
                       <a:off x="0" y="0"/>
-                      <a:ext cx="5334000" cy="2343048"/>
+                      <a:ext cx="5334000" cy="2350043"/>
                     </a:xfrm>
                     <a:prstGeom prst="rect">
                       <a:avLst/>
@@ -14676,6 +15084,8 @@
             <w:r>
               <w:rPr>
                 <w:rFonts w:hint="eastAsia"/>
+                <w:sz w:val="19"/>
+                <w:szCs w:val="19"/>
               </w:rPr>
               <w:t xml:space="preserve">窗口</w:t>
             </w:r>
@@ -14690,6 +15100,8 @@
             <w:r>
               <w:rPr>
                 <w:rFonts w:hint="eastAsia"/>
+                <w:sz w:val="19"/>
+                <w:szCs w:val="19"/>
               </w:rPr>
               <w:t xml:space="preserve">分离质量（SI-SDR）</w:t>
             </w:r>
@@ -14704,6 +15116,8 @@
             <w:r>
               <w:rPr>
                 <w:rFonts w:hint="eastAsia"/>
+                <w:sz w:val="19"/>
+                <w:szCs w:val="19"/>
               </w:rPr>
               <w:t xml:space="preserve">首字延时</w:t>
             </w:r>
@@ -14718,6 +15132,8 @@
             <w:r>
               <w:rPr>
                 <w:rFonts w:hint="eastAsia"/>
+                <w:sz w:val="19"/>
+                <w:szCs w:val="19"/>
               </w:rPr>
               <w:t xml:space="preserve">说明</w:t>
             </w:r>
@@ -14732,11 +15148,17 @@
               <w:pStyle w:val="Compact"/>
             </w:pPr>
             <w:r>
+              <w:rPr>
+                <w:sz w:val="19"/>
+                <w:szCs w:val="19"/>
+              </w:rPr>
               <w:t xml:space="preserve">2 </w:t>
             </w:r>
             <w:r>
               <w:rPr>
                 <w:rFonts w:hint="eastAsia"/>
+                <w:sz w:val="19"/>
+                <w:szCs w:val="19"/>
               </w:rPr>
               <w:t xml:space="preserve">秒</w:t>
             </w:r>
@@ -14749,6 +15171,10 @@
               <w:pStyle w:val="Compact"/>
             </w:pPr>
             <w:r>
+              <w:rPr>
+                <w:sz w:val="19"/>
+                <w:szCs w:val="19"/>
+              </w:rPr>
               <w:t xml:space="preserve">12.6 dB</w:t>
             </w:r>
           </w:p>
@@ -14762,15 +15188,23 @@
             <w:r>
               <w:rPr>
                 <w:rFonts w:hint="eastAsia"/>
+                <w:sz w:val="19"/>
+                <w:szCs w:val="19"/>
               </w:rPr>
               <w:t xml:space="preserve">约</w:t>
             </w:r>
             <w:r>
+              <w:rPr>
+                <w:sz w:val="19"/>
+                <w:szCs w:val="19"/>
+              </w:rPr>
               <w:t xml:space="preserve"> 3.4 </w:t>
             </w:r>
             <w:r>
               <w:rPr>
                 <w:rFonts w:hint="eastAsia"/>
+                <w:sz w:val="19"/>
+                <w:szCs w:val="19"/>
               </w:rPr>
               <w:t xml:space="preserve">秒</w:t>
             </w:r>
@@ -14785,6 +15219,8 @@
             <w:r>
               <w:rPr>
                 <w:rFonts w:hint="eastAsia"/>
+                <w:sz w:val="19"/>
+                <w:szCs w:val="19"/>
               </w:rPr>
               <w:t xml:space="preserve">整窗基线</w:t>
             </w:r>
@@ -14799,11 +15235,17 @@
               <w:pStyle w:val="Compact"/>
             </w:pPr>
             <w:r>
+              <w:rPr>
+                <w:sz w:val="19"/>
+                <w:szCs w:val="19"/>
+              </w:rPr>
               <w:t xml:space="preserve">1 </w:t>
             </w:r>
             <w:r>
               <w:rPr>
                 <w:rFonts w:hint="eastAsia"/>
+                <w:sz w:val="19"/>
+                <w:szCs w:val="19"/>
               </w:rPr>
               <w:t xml:space="preserve">秒（本系统）</w:t>
             </w:r>
@@ -14816,6 +15258,10 @@
               <w:pStyle w:val="Compact"/>
             </w:pPr>
             <w:r>
+              <w:rPr>
+                <w:sz w:val="19"/>
+                <w:szCs w:val="19"/>
+              </w:rPr>
               <w:t xml:space="preserve">7.3 dB</w:t>
             </w:r>
           </w:p>
@@ -14829,15 +15275,23 @@
             <w:r>
               <w:rPr>
                 <w:rFonts w:hint="eastAsia"/>
+                <w:sz w:val="19"/>
+                <w:szCs w:val="19"/>
               </w:rPr>
               <w:t xml:space="preserve">约</w:t>
             </w:r>
             <w:r>
+              <w:rPr>
+                <w:sz w:val="19"/>
+                <w:szCs w:val="19"/>
+              </w:rPr>
               <w:t xml:space="preserve"> 1.7 </w:t>
             </w:r>
             <w:r>
               <w:rPr>
                 <w:rFonts w:hint="eastAsia"/>
+                <w:sz w:val="19"/>
+                <w:szCs w:val="19"/>
               </w:rPr>
               <w:t xml:space="preserve">秒</w:t>
             </w:r>
@@ -14852,15 +15306,23 @@
             <w:r>
               <w:rPr>
                 <w:rFonts w:hint="eastAsia"/>
+                <w:sz w:val="19"/>
+                <w:szCs w:val="19"/>
               </w:rPr>
               <w:t xml:space="preserve">以约</w:t>
             </w:r>
             <w:r>
+              <w:rPr>
+                <w:sz w:val="19"/>
+                <w:szCs w:val="19"/>
+              </w:rPr>
               <w:t xml:space="preserve"> 5 dB </w:t>
             </w:r>
             <w:r>
               <w:rPr>
                 <w:rFonts w:hint="eastAsia"/>
+                <w:sz w:val="19"/>
+                <w:szCs w:val="19"/>
               </w:rPr>
               <w:t xml:space="preserve">换延时减半，算力不变</w:t>
             </w:r>
@@ -14877,15 +15339,23 @@
             <w:r>
               <w:rPr>
                 <w:rFonts w:hint="eastAsia"/>
+                <w:sz w:val="19"/>
+                <w:szCs w:val="19"/>
               </w:rPr>
               <w:t xml:space="preserve">低于</w:t>
             </w:r>
             <w:r>
+              <w:rPr>
+                <w:sz w:val="19"/>
+                <w:szCs w:val="19"/>
+              </w:rPr>
               <w:t xml:space="preserve"> 0.75 </w:t>
             </w:r>
             <w:r>
               <w:rPr>
                 <w:rFonts w:hint="eastAsia"/>
+                <w:sz w:val="19"/>
+                <w:szCs w:val="19"/>
               </w:rPr>
               <w:t xml:space="preserve">秒</w:t>
             </w:r>
@@ -14900,6 +15370,8 @@
             <w:r>
               <w:rPr>
                 <w:rFonts w:hint="eastAsia"/>
+                <w:sz w:val="19"/>
+                <w:szCs w:val="19"/>
               </w:rPr>
               <w:t xml:space="preserve">急剧下降</w:t>
             </w:r>
@@ -14912,6 +15384,10 @@
               <w:pStyle w:val="Compact"/>
             </w:pPr>
             <w:r>
+              <w:rPr>
+                <w:sz w:val="19"/>
+                <w:szCs w:val="19"/>
+              </w:rPr>
               <w:t xml:space="preserve">—</w:t>
             </w:r>
           </w:p>
@@ -14925,6 +15401,8 @@
             <w:r>
               <w:rPr>
                 <w:rFonts w:hint="eastAsia"/>
+                <w:sz w:val="19"/>
+                <w:szCs w:val="19"/>
               </w:rPr>
               <w:t xml:space="preserve">因果上下文不足，掩码估计崩坏</w:t>
             </w:r>
@@ -14940,7 +15418,7 @@
         <w:rPr>
           <w:rFonts w:hint="eastAsia"/>
         </w:rPr>
-        <w:t xml:space="preserve">因果模型没有未来帧，窗口越短，能用来区分”同一时刻谁在说”的时间上下文就越少——两人频谱上是交叠的，靠的是</w:t>
+        <w:t xml:space="preserve">因果模型没有未来帧，窗口越短，能用来区分“同一时刻谁在说”的时间上下文就越少——两人频谱上是交叠的，靠的是</w:t>
       </w:r>
       <w:r>
         <w:rPr>
@@ -14985,11 +15463,13 @@
     <w:p>
       <w:pPr>
         <w:pStyle w:val="CaptionedFigure"/>
+        <w:ind w:firstLine="0"/>
+        <w:jc w:val="center"/>
       </w:pPr>
       <w:r>
         <w:drawing>
           <wp:inline>
-            <wp:extent cx="5334000" cy="5348643"/>
+            <wp:extent cx="5334000" cy="5348647"/>
             <wp:effectExtent b="0" l="0" r="0" t="0"/>
             <wp:docPr descr="图 5 流式循环：分块推理、重叠相加与实时保障（对应式 42–48）" title="" id="61" name="Picture"/>
             <a:graphic>
@@ -15010,7 +15490,7 @@
                   <pic:spPr bwMode="auto">
                     <a:xfrm>
                       <a:off x="0" y="0"/>
-                      <a:ext cx="5334000" cy="5348643"/>
+                      <a:ext cx="5334000" cy="5348647"/>
                     </a:xfrm>
                     <a:prstGeom prst="rect">
                       <a:avLst/>
@@ -15198,6 +15678,7 @@
     <w:p>
       <w:pPr>
         <w:pStyle w:val="BodyText"/>
+        <w:ind w:firstLine="0"/>
       </w:pPr>
       <m:oMathPara>
         <m:oMathParaPr>
@@ -15327,6 +15808,7 @@
     <w:p>
       <w:pPr>
         <w:pStyle w:val="FirstParagraph"/>
+        <w:ind w:firstLine="0"/>
       </w:pPr>
       <m:oMathPara>
         <m:oMathParaPr>
@@ -15480,7 +15962,7 @@
         <w:rPr>
           <w:rFonts w:hint="eastAsia"/>
         </w:rPr>
-        <w:t xml:space="preserve">就是窗内”有语音”采样占的比例。静音直通</w:t>
+        <w:t xml:space="preserve">就是窗内“有语音”采样占的比例。静音直通</w:t>
       </w:r>
       <w:r>
         <w:rPr>
@@ -15494,7 +15976,7 @@
         <w:rPr>
           <w:rFonts w:hint="eastAsia"/>
         </w:rPr>
-        <w:t xml:space="preserve">——静音和语音的接缝一样平滑，这是”跳过推理”但”不跳出拼接体系”的细节；实时对话里静音占比很高，平均算力大幅下降（旁路的窗口数计入运行指标）。语音标志拿不到时按全有语音处理（安全默认：宁可多算，不能漏话）。工程实现（代码</w:t>
+        <w:t xml:space="preserve">——静音和语音的接缝一样平滑，这是“跳过推理”但“不跳出拼接体系”的细节；实时对话里静音占比很高，平均算力大幅下降（旁路的窗口数计入运行指标）。语音标志拿不到时按全有语音处理（安全默认：宁可多算，不能漏话）。工程实现（代码</w:t>
       </w:r>
       <w:r>
         <w:t xml:space="preserve"> </w:t>
@@ -15555,6 +16037,7 @@
     <w:p>
       <w:pPr>
         <w:pStyle w:val="BodyText"/>
+        <w:ind w:firstLine="0"/>
       </w:pPr>
       <m:oMathPara>
         <m:oMathParaPr>
@@ -15813,6 +16296,7 @@
     <w:p>
       <w:pPr>
         <w:pStyle w:val="BodyText"/>
+        <w:ind w:firstLine="0"/>
       </w:pPr>
       <m:oMathPara>
         <m:oMathParaPr>
@@ -15929,6 +16413,7 @@
     <w:p>
       <w:pPr>
         <w:pStyle w:val="BodyText"/>
+        <w:ind w:firstLine="0"/>
       </w:pPr>
       <m:oMathPara>
         <m:oMathParaPr>
@@ -16105,7 +16590,7 @@
         <w:rPr>
           <w:rFonts w:hint="eastAsia"/>
         </w:rPr>
-        <w:t xml:space="preserve">秒音频，拿步长当分母才是”每秒音频要花多少秒</w:t>
+        <w:t xml:space="preserve">秒音频，拿步长当分母才是“每秒音频要花多少秒</w:t>
       </w:r>
       <w:r>
         <w:t xml:space="preserve"> </w:t>
@@ -16200,7 +16685,7 @@
         <w:rPr>
           <w:rFonts w:hint="eastAsia"/>
         </w:rPr>
-        <w:t xml:space="preserve">秒静音把末字”冲”出来，基于端点检测的模型可以趋近于零）。系统把权重加载（约</w:t>
+        <w:t xml:space="preserve">秒静音把末字“冲”出来，基于端点检测的模型可以趋近于零）。系统把权重加载（约</w:t>
       </w:r>
       <w:r>
         <w:t xml:space="preserve"> 5 </w:t>
@@ -16209,7 +16694,7 @@
         <w:rPr>
           <w:rFonts w:hint="eastAsia"/>
         </w:rPr>
-        <w:t xml:space="preserve">秒）和首次推理预热挪到连接后的空闲时段，到”点开始”那一刻只剩式</w:t>
+        <w:t xml:space="preserve">秒）和首次推理预热挪到连接后的空闲时段，到“点开始”那一刻只剩式</w:t>
       </w:r>
       <w:r>
         <w:t xml:space="preserve"> (50) </w:t>
@@ -16334,6 +16819,8 @@
     <w:p>
       <w:pPr>
         <w:pStyle w:val="BodyText"/>
+        <w:ind w:firstLine="0"/>
+        <w:jc w:val="center"/>
       </w:pPr>
       <w:r>
         <w:drawing>
@@ -16446,6 +16933,8 @@
     <w:p>
       <w:pPr>
         <w:pStyle w:val="BodyText"/>
+        <w:ind w:firstLine="0"/>
+        <w:jc w:val="center"/>
       </w:pPr>
       <w:r>
         <w:drawing>
@@ -16493,6 +16982,8 @@
     <w:p>
       <w:pPr>
         <w:pStyle w:val="BodyText"/>
+        <w:ind w:firstLine="0"/>
+        <w:jc w:val="center"/>
       </w:pPr>
       <w:r>
         <w:drawing>
@@ -16587,6 +17078,8 @@
     <w:p>
       <w:pPr>
         <w:pStyle w:val="BodyText"/>
+        <w:ind w:firstLine="0"/>
+        <w:jc w:val="center"/>
       </w:pPr>
       <w:r>
         <w:drawing>
@@ -16684,6 +17177,8 @@
     <w:p>
       <w:pPr>
         <w:pStyle w:val="BodyText"/>
+        <w:ind w:firstLine="0"/>
+        <w:jc w:val="center"/>
       </w:pPr>
       <w:r>
         <w:drawing>
@@ -16778,6 +17273,8 @@
     <w:p>
       <w:pPr>
         <w:pStyle w:val="BodyText"/>
+        <w:ind w:firstLine="0"/>
+        <w:jc w:val="center"/>
       </w:pPr>
       <w:r>
         <w:drawing>
@@ -16946,6 +17443,8 @@
             <w:r>
               <w:rPr>
                 <w:rFonts w:hint="eastAsia"/>
+                <w:sz w:val="19"/>
+                <w:szCs w:val="19"/>
               </w:rPr>
               <w:t xml:space="preserve">声纹门控</w:t>
             </w:r>
@@ -16960,6 +17459,8 @@
             <w:r>
               <w:rPr>
                 <w:rFonts w:hint="eastAsia"/>
+                <w:sz w:val="19"/>
+                <w:szCs w:val="19"/>
               </w:rPr>
               <w:t xml:space="preserve">目标说话人提取</w:t>
             </w:r>
@@ -16976,6 +17477,8 @@
             <w:r>
               <w:rPr>
                 <w:rFonts w:hint="eastAsia"/>
+                <w:sz w:val="19"/>
+                <w:szCs w:val="19"/>
               </w:rPr>
               <w:t xml:space="preserve">判定/作用粒度</w:t>
             </w:r>
@@ -16990,6 +17493,8 @@
             <w:r>
               <w:rPr>
                 <w:rFonts w:hint="eastAsia"/>
+                <w:sz w:val="19"/>
+                <w:szCs w:val="19"/>
               </w:rPr>
               <w:t xml:space="preserve">段级（一句话）</w:t>
             </w:r>
@@ -17004,6 +17509,8 @@
             <w:r>
               <w:rPr>
                 <w:rFonts w:hint="eastAsia"/>
+                <w:sz w:val="19"/>
+                <w:szCs w:val="19"/>
               </w:rPr>
               <w:t xml:space="preserve">时频点级</w:t>
             </w:r>
@@ -17020,6 +17527,8 @@
             <w:r>
               <w:rPr>
                 <w:rFonts w:hint="eastAsia"/>
+                <w:sz w:val="19"/>
+                <w:szCs w:val="19"/>
               </w:rPr>
               <w:t xml:space="preserve">输出</w:t>
             </w:r>
@@ -17034,6 +17543,8 @@
             <w:r>
               <w:rPr>
                 <w:rFonts w:hint="eastAsia"/>
+                <w:sz w:val="19"/>
+                <w:szCs w:val="19"/>
               </w:rPr>
               <w:t xml:space="preserve">原始段音频（取舍）</w:t>
             </w:r>
@@ -17048,6 +17559,8 @@
             <w:r>
               <w:rPr>
                 <w:rFonts w:hint="eastAsia"/>
+                <w:sz w:val="19"/>
+                <w:szCs w:val="19"/>
               </w:rPr>
               <w:t xml:space="preserve">重构波形（改写）</w:t>
             </w:r>
@@ -17064,6 +17577,8 @@
             <w:r>
               <w:rPr>
                 <w:rFonts w:hint="eastAsia"/>
+                <w:sz w:val="19"/>
+                <w:szCs w:val="19"/>
               </w:rPr>
               <w:t xml:space="preserve">重叠语音</w:t>
             </w:r>
@@ -17078,15 +17593,23 @@
             <w:r>
               <w:rPr>
                 <w:rFonts w:hint="eastAsia"/>
+                <w:sz w:val="19"/>
+                <w:szCs w:val="19"/>
               </w:rPr>
               <w:t xml:space="preserve">无解（式</w:t>
             </w:r>
             <w:r>
+              <w:rPr>
+                <w:sz w:val="19"/>
+                <w:szCs w:val="19"/>
+              </w:rPr>
               <w:t xml:space="preserve"> 23 </w:t>
             </w:r>
             <w:r>
               <w:rPr>
                 <w:rFonts w:hint="eastAsia"/>
+                <w:sz w:val="19"/>
+                <w:szCs w:val="19"/>
               </w:rPr>
               <w:t xml:space="preserve">的过渡带）</w:t>
             </w:r>
@@ -17101,6 +17624,8 @@
             <w:r>
               <w:rPr>
                 <w:rFonts w:hint="eastAsia"/>
+                <w:sz w:val="19"/>
+                <w:szCs w:val="19"/>
               </w:rPr>
               <w:t xml:space="preserve">可分离</w:t>
             </w:r>
@@ -17117,6 +17642,8 @@
             <w:r>
               <w:rPr>
                 <w:rFonts w:hint="eastAsia"/>
+                <w:sz w:val="19"/>
+                <w:szCs w:val="19"/>
               </w:rPr>
               <w:t xml:space="preserve">实时因子</w:t>
             </w:r>
@@ -17131,10 +17658,16 @@
             <w:r>
               <w:rPr>
                 <w:rFonts w:hint="eastAsia"/>
+                <w:sz w:val="19"/>
+                <w:szCs w:val="19"/>
               </w:rPr>
               <w:t xml:space="preserve">约</w:t>
             </w:r>
             <w:r>
+              <w:rPr>
+                <w:sz w:val="19"/>
+                <w:szCs w:val="19"/>
+              </w:rPr>
               <w:t xml:space="preserve"> 0.06</w:t>
             </w:r>
           </w:p>
@@ -17148,15 +17681,23 @@
             <w:r>
               <w:rPr>
                 <w:rFonts w:hint="eastAsia"/>
+                <w:sz w:val="19"/>
+                <w:szCs w:val="19"/>
               </w:rPr>
               <w:t xml:space="preserve">约</w:t>
             </w:r>
             <w:r>
+              <w:rPr>
+                <w:sz w:val="19"/>
+                <w:szCs w:val="19"/>
+              </w:rPr>
               <w:t xml:space="preserve"> </w:t>
             </w:r>
             <w:r>
               <w:rPr>
                 <w:rFonts w:hint="eastAsia"/>
+                <w:sz w:val="19"/>
+                <w:szCs w:val="19"/>
               </w:rPr>
               <w:t xml:space="preserve">0.8（含识别）</w:t>
             </w:r>
@@ -17173,6 +17714,8 @@
             <w:r>
               <w:rPr>
                 <w:rFonts w:hint="eastAsia"/>
+                <w:sz w:val="19"/>
+                <w:szCs w:val="19"/>
               </w:rPr>
               <w:t xml:space="preserve">首字延时</w:t>
             </w:r>
@@ -17187,15 +17730,23 @@
             <w:r>
               <w:rPr>
                 <w:rFonts w:hint="eastAsia"/>
+                <w:sz w:val="19"/>
+                <w:szCs w:val="19"/>
               </w:rPr>
               <w:t xml:space="preserve">约</w:t>
             </w:r>
             <w:r>
+              <w:rPr>
+                <w:sz w:val="19"/>
+                <w:szCs w:val="19"/>
+              </w:rPr>
               <w:t xml:space="preserve"> 0.5 </w:t>
             </w:r>
             <w:r>
               <w:rPr>
                 <w:rFonts w:hint="eastAsia"/>
+                <w:sz w:val="19"/>
+                <w:szCs w:val="19"/>
               </w:rPr>
               <w:t xml:space="preserve">秒粒度（滑窗）</w:t>
             </w:r>
@@ -17210,24 +17761,38 @@
             <w:r>
               <w:rPr>
                 <w:rFonts w:hint="eastAsia"/>
+                <w:sz w:val="19"/>
+                <w:szCs w:val="19"/>
               </w:rPr>
               <w:t xml:space="preserve">约</w:t>
             </w:r>
             <w:r>
+              <w:rPr>
+                <w:sz w:val="19"/>
+                <w:szCs w:val="19"/>
+              </w:rPr>
               <w:t xml:space="preserve"> </w:t>
             </w:r>
             <w:r>
               <w:rPr>
                 <w:rFonts w:hint="eastAsia"/>
+                <w:sz w:val="19"/>
+                <w:szCs w:val="19"/>
               </w:rPr>
               <w:t xml:space="preserve">1.7～2.5</w:t>
             </w:r>
             <w:r>
+              <w:rPr>
+                <w:sz w:val="19"/>
+                <w:szCs w:val="19"/>
+              </w:rPr>
               <w:t xml:space="preserve"> </w:t>
             </w:r>
             <w:r>
               <w:rPr>
                 <w:rFonts w:hint="eastAsia"/>
+                <w:sz w:val="19"/>
+                <w:szCs w:val="19"/>
               </w:rPr>
               <w:t xml:space="preserve">秒</w:t>
             </w:r>
@@ -17244,6 +17809,8 @@
             <w:r>
               <w:rPr>
                 <w:rFonts w:hint="eastAsia"/>
+                <w:sz w:val="19"/>
+                <w:szCs w:val="19"/>
               </w:rPr>
               <w:t xml:space="preserve">模型体量</w:t>
             </w:r>
@@ -17258,10 +17825,16 @@
             <w:r>
               <w:rPr>
                 <w:rFonts w:hint="eastAsia"/>
+                <w:sz w:val="19"/>
+                <w:szCs w:val="19"/>
               </w:rPr>
               <w:t xml:space="preserve">约</w:t>
             </w:r>
             <w:r>
+              <w:rPr>
+                <w:sz w:val="19"/>
+                <w:szCs w:val="19"/>
+              </w:rPr>
               <w:t xml:space="preserve"> 40 MB</w:t>
             </w:r>
           </w:p>
@@ -17275,10 +17848,16 @@
             <w:r>
               <w:rPr>
                 <w:rFonts w:hint="eastAsia"/>
+                <w:sz w:val="19"/>
+                <w:szCs w:val="19"/>
               </w:rPr>
               <w:t xml:space="preserve">约</w:t>
             </w:r>
             <w:r>
+              <w:rPr>
+                <w:sz w:val="19"/>
+                <w:szCs w:val="19"/>
+              </w:rPr>
               <w:t xml:space="preserve"> 262 MB</w:t>
             </w:r>
           </w:p>
@@ -17294,6 +17873,8 @@
             <w:r>
               <w:rPr>
                 <w:rFonts w:hint="eastAsia"/>
+                <w:sz w:val="19"/>
+                <w:szCs w:val="19"/>
               </w:rPr>
               <w:t xml:space="preserve">注册用量</w:t>
             </w:r>
@@ -17306,11 +17887,17 @@
               <w:pStyle w:val="Compact"/>
             </w:pPr>
             <w:r>
+              <w:rPr>
+                <w:sz w:val="19"/>
+                <w:szCs w:val="19"/>
+              </w:rPr>
               <w:t xml:space="preserve">1.2 </w:t>
             </w:r>
             <w:r>
               <w:rPr>
                 <w:rFonts w:hint="eastAsia"/>
+                <w:sz w:val="19"/>
+                <w:szCs w:val="19"/>
               </w:rPr>
               <w:t xml:space="preserve">秒净语音（四到六个汉字）</w:t>
             </w:r>
@@ -17323,11 +17910,17 @@
               <w:pStyle w:val="Compact"/>
             </w:pPr>
             <w:r>
+              <w:rPr>
+                <w:sz w:val="19"/>
+                <w:szCs w:val="19"/>
+              </w:rPr>
               <w:t xml:space="preserve">3 </w:t>
             </w:r>
             <w:r>
               <w:rPr>
                 <w:rFonts w:hint="eastAsia"/>
+                <w:sz w:val="19"/>
+                <w:szCs w:val="19"/>
               </w:rPr>
               <w:t xml:space="preserve">秒以上</w:t>
             </w:r>
@@ -17343,7 +17936,7 @@
         <w:rPr>
           <w:rFonts w:hint="eastAsia"/>
         </w:rPr>
-        <w:t xml:space="preserve">系统按”能门控就门控、要分离才分离”来取用：轮流发言的场景（问答、指令）用门控，延迟和算力都最优；有抢话、打断、重叠的场景用分离。两者共用同一套注册协议，前端可以无感切换。</w:t>
+        <w:t xml:space="preserve">系统按“能门控就门控、要分离才分离”来取用：轮流发言的场景（问答、指令）用门控，延迟和算力都最优；有抢话、打断、重叠的场景用分离。两者共用同一套注册协议，前端可以无感切换。</w:t>
       </w:r>
     </w:p>
     <w:bookmarkEnd w:id="84"/>
@@ -17416,6 +18009,8 @@
             <w:r>
               <w:rPr>
                 <w:rFonts w:hint="eastAsia"/>
+                <w:sz w:val="19"/>
+                <w:szCs w:val="19"/>
               </w:rPr>
               <w:t xml:space="preserve">指标</w:t>
             </w:r>
@@ -17430,6 +18025,8 @@
             <w:r>
               <w:rPr>
                 <w:rFonts w:hint="eastAsia"/>
+                <w:sz w:val="19"/>
+                <w:szCs w:val="19"/>
               </w:rPr>
               <w:t xml:space="preserve">数值</w:t>
             </w:r>
@@ -17444,6 +18041,8 @@
             <w:r>
               <w:rPr>
                 <w:rFonts w:hint="eastAsia"/>
+                <w:sz w:val="19"/>
+                <w:szCs w:val="19"/>
               </w:rPr>
               <w:t xml:space="preserve">条件</w:t>
             </w:r>
@@ -17460,6 +18059,8 @@
             <w:r>
               <w:rPr>
                 <w:rFonts w:hint="eastAsia"/>
+                <w:sz w:val="19"/>
+                <w:szCs w:val="19"/>
               </w:rPr>
               <w:t xml:space="preserve">分离端到端首字延时</w:t>
             </w:r>
@@ -17474,33 +18075,53 @@
             <w:r>
               <w:rPr>
                 <w:rFonts w:hint="eastAsia"/>
+                <w:sz w:val="19"/>
+                <w:szCs w:val="19"/>
               </w:rPr>
               <w:t xml:space="preserve">约</w:t>
             </w:r>
             <w:r>
+              <w:rPr>
+                <w:sz w:val="19"/>
+                <w:szCs w:val="19"/>
+              </w:rPr>
               <w:t xml:space="preserve"> 1.7 </w:t>
             </w:r>
             <w:r>
               <w:rPr>
                 <w:rFonts w:hint="eastAsia"/>
+                <w:sz w:val="19"/>
+                <w:szCs w:val="19"/>
               </w:rPr>
               <w:t xml:space="preserve">秒（固有口径）/</w:t>
             </w:r>
             <w:r>
+              <w:rPr>
+                <w:sz w:val="19"/>
+                <w:szCs w:val="19"/>
+              </w:rPr>
               <w:t xml:space="preserve"> </w:t>
             </w:r>
             <w:r>
               <w:rPr>
                 <w:rFonts w:hint="eastAsia"/>
+                <w:sz w:val="19"/>
+                <w:szCs w:val="19"/>
               </w:rPr>
               <w:t xml:space="preserve">1.9～2.5</w:t>
             </w:r>
             <w:r>
+              <w:rPr>
+                <w:sz w:val="19"/>
+                <w:szCs w:val="19"/>
+              </w:rPr>
               <w:t xml:space="preserve"> </w:t>
             </w:r>
             <w:r>
               <w:rPr>
                 <w:rFonts w:hint="eastAsia"/>
+                <w:sz w:val="19"/>
+                <w:szCs w:val="19"/>
               </w:rPr>
               <w:t xml:space="preserve">秒（全口径）</w:t>
             </w:r>
@@ -17513,29 +18134,47 @@
               <w:pStyle w:val="Compact"/>
             </w:pPr>
             <w:r>
+              <w:rPr>
+                <w:sz w:val="19"/>
+                <w:szCs w:val="19"/>
+              </w:rPr>
               <w:t xml:space="preserve">1 </w:t>
             </w:r>
             <w:r>
               <w:rPr>
                 <w:rFonts w:hint="eastAsia"/>
+                <w:sz w:val="19"/>
+                <w:szCs w:val="19"/>
               </w:rPr>
               <w:t xml:space="preserve">秒窗；2</w:t>
             </w:r>
             <w:r>
+              <w:rPr>
+                <w:sz w:val="19"/>
+                <w:szCs w:val="19"/>
+              </w:rPr>
               <w:t xml:space="preserve"> </w:t>
             </w:r>
             <w:r>
               <w:rPr>
                 <w:rFonts w:hint="eastAsia"/>
+                <w:sz w:val="19"/>
+                <w:szCs w:val="19"/>
               </w:rPr>
               <w:t xml:space="preserve">秒窗约</w:t>
             </w:r>
             <w:r>
+              <w:rPr>
+                <w:sz w:val="19"/>
+                <w:szCs w:val="19"/>
+              </w:rPr>
               <w:t xml:space="preserve"> 3.4 </w:t>
             </w:r>
             <w:r>
               <w:rPr>
                 <w:rFonts w:hint="eastAsia"/>
+                <w:sz w:val="19"/>
+                <w:szCs w:val="19"/>
               </w:rPr>
               <w:t xml:space="preserve">秒</w:t>
             </w:r>
@@ -17552,6 +18191,8 @@
             <w:r>
               <w:rPr>
                 <w:rFonts w:hint="eastAsia"/>
+                <w:sz w:val="19"/>
+                <w:szCs w:val="19"/>
               </w:rPr>
               <w:t xml:space="preserve">分离实时因子（含识别）</w:t>
             </w:r>
@@ -17566,10 +18207,16 @@
             <w:r>
               <w:rPr>
                 <w:rFonts w:hint="eastAsia"/>
+                <w:sz w:val="19"/>
+                <w:szCs w:val="19"/>
               </w:rPr>
               <w:t xml:space="preserve">约</w:t>
             </w:r>
             <w:r>
+              <w:rPr>
+                <w:sz w:val="19"/>
+                <w:szCs w:val="19"/>
+              </w:rPr>
               <w:t xml:space="preserve"> 0.8</w:t>
             </w:r>
           </w:p>
@@ -17583,6 +18230,8 @@
             <w:r>
               <w:rPr>
                 <w:rFonts w:hint="eastAsia"/>
+                <w:sz w:val="19"/>
+                <w:szCs w:val="19"/>
               </w:rPr>
               <w:t xml:space="preserve">与窗口基本无关</w:t>
             </w:r>
@@ -17599,10 +18248,16 @@
             <w:r>
               <w:rPr>
                 <w:rFonts w:hint="eastAsia"/>
+                <w:sz w:val="19"/>
+                <w:szCs w:val="19"/>
               </w:rPr>
               <w:t xml:space="preserve">分离质量</w:t>
             </w:r>
             <w:r>
+              <w:rPr>
+                <w:sz w:val="19"/>
+                <w:szCs w:val="19"/>
+              </w:rPr>
               <w:t xml:space="preserve"> SI-SDR</w:t>
             </w:r>
           </w:p>
@@ -17614,38 +18269,62 @@
               <w:pStyle w:val="Compact"/>
             </w:pPr>
             <w:r>
+              <w:rPr>
+                <w:sz w:val="19"/>
+                <w:szCs w:val="19"/>
+              </w:rPr>
               <w:t xml:space="preserve">12.6 </w:t>
             </w:r>
             <w:r>
               <w:rPr>
                 <w:rFonts w:hint="eastAsia"/>
+                <w:sz w:val="19"/>
+                <w:szCs w:val="19"/>
               </w:rPr>
               <w:t xml:space="preserve">dB（2</w:t>
             </w:r>
             <w:r>
+              <w:rPr>
+                <w:sz w:val="19"/>
+                <w:szCs w:val="19"/>
+              </w:rPr>
               <w:t xml:space="preserve"> </w:t>
             </w:r>
             <w:r>
               <w:rPr>
                 <w:rFonts w:hint="eastAsia"/>
+                <w:sz w:val="19"/>
+                <w:szCs w:val="19"/>
               </w:rPr>
               <w:t xml:space="preserve">秒窗）→</w:t>
             </w:r>
             <w:r>
+              <w:rPr>
+                <w:sz w:val="19"/>
+                <w:szCs w:val="19"/>
+              </w:rPr>
               <w:t xml:space="preserve"> 7.3 </w:t>
             </w:r>
             <w:r>
               <w:rPr>
                 <w:rFonts w:hint="eastAsia"/>
+                <w:sz w:val="19"/>
+                <w:szCs w:val="19"/>
               </w:rPr>
               <w:t xml:space="preserve">dB（1</w:t>
             </w:r>
             <w:r>
+              <w:rPr>
+                <w:sz w:val="19"/>
+                <w:szCs w:val="19"/>
+              </w:rPr>
               <w:t xml:space="preserve"> </w:t>
             </w:r>
             <w:r>
               <w:rPr>
                 <w:rFonts w:hint="eastAsia"/>
+                <w:sz w:val="19"/>
+                <w:szCs w:val="19"/>
               </w:rPr>
               <w:t xml:space="preserve">秒窗）</w:t>
             </w:r>
@@ -17660,6 +18339,8 @@
             <w:r>
               <w:rPr>
                 <w:rFonts w:hint="eastAsia"/>
+                <w:sz w:val="19"/>
+                <w:szCs w:val="19"/>
               </w:rPr>
               <w:t xml:space="preserve">测试样本</w:t>
             </w:r>
@@ -17676,6 +18357,8 @@
             <w:r>
               <w:rPr>
                 <w:rFonts w:hint="eastAsia"/>
+                <w:sz w:val="19"/>
+                <w:szCs w:val="19"/>
               </w:rPr>
               <w:t xml:space="preserve">换目标人响应</w:t>
             </w:r>
@@ -17690,24 +18373,38 @@
             <w:r>
               <w:rPr>
                 <w:rFonts w:hint="eastAsia"/>
+                <w:sz w:val="19"/>
+                <w:szCs w:val="19"/>
               </w:rPr>
               <w:t xml:space="preserve">约</w:t>
             </w:r>
             <w:r>
+              <w:rPr>
+                <w:sz w:val="19"/>
+                <w:szCs w:val="19"/>
+              </w:rPr>
               <w:t xml:space="preserve"> 0.06 </w:t>
             </w:r>
             <w:r>
               <w:rPr>
                 <w:rFonts w:hint="eastAsia"/>
+                <w:sz w:val="19"/>
+                <w:szCs w:val="19"/>
               </w:rPr>
               <w:t xml:space="preserve">秒（仅重算嵌入）对</w:t>
             </w:r>
             <w:r>
+              <w:rPr>
+                <w:sz w:val="19"/>
+                <w:szCs w:val="19"/>
+              </w:rPr>
               <w:t xml:space="preserve"> 5 </w:t>
             </w:r>
             <w:r>
               <w:rPr>
                 <w:rFonts w:hint="eastAsia"/>
+                <w:sz w:val="19"/>
+                <w:szCs w:val="19"/>
               </w:rPr>
               <w:t xml:space="preserve">秒（重载权重）</w:t>
             </w:r>
@@ -17722,6 +18419,8 @@
             <w:r>
               <w:rPr>
                 <w:rFonts w:hint="eastAsia"/>
+                <w:sz w:val="19"/>
+                <w:szCs w:val="19"/>
               </w:rPr>
               <w:t xml:space="preserve">嵌入缓存</w:t>
             </w:r>
@@ -17738,6 +18437,8 @@
             <w:r>
               <w:rPr>
                 <w:rFonts w:hint="eastAsia"/>
+                <w:sz w:val="19"/>
+                <w:szCs w:val="19"/>
               </w:rPr>
               <w:t xml:space="preserve">首窗前向耗时</w:t>
             </w:r>
@@ -17752,24 +18453,38 @@
             <w:r>
               <w:rPr>
                 <w:rFonts w:hint="eastAsia"/>
+                <w:sz w:val="19"/>
+                <w:szCs w:val="19"/>
               </w:rPr>
               <w:t xml:space="preserve">冷启约</w:t>
             </w:r>
             <w:r>
+              <w:rPr>
+                <w:sz w:val="19"/>
+                <w:szCs w:val="19"/>
+              </w:rPr>
               <w:t xml:space="preserve"> 0.93 </w:t>
             </w:r>
             <w:r>
               <w:rPr>
                 <w:rFonts w:hint="eastAsia"/>
+                <w:sz w:val="19"/>
+                <w:szCs w:val="19"/>
               </w:rPr>
               <w:t xml:space="preserve">秒，预热后约</w:t>
             </w:r>
             <w:r>
+              <w:rPr>
+                <w:sz w:val="19"/>
+                <w:szCs w:val="19"/>
+              </w:rPr>
               <w:t xml:space="preserve"> 0.76 </w:t>
             </w:r>
             <w:r>
               <w:rPr>
                 <w:rFonts w:hint="eastAsia"/>
+                <w:sz w:val="19"/>
+                <w:szCs w:val="19"/>
               </w:rPr>
               <w:t xml:space="preserve">秒</w:t>
             </w:r>
@@ -17784,6 +18499,8 @@
             <w:r>
               <w:rPr>
                 <w:rFonts w:hint="eastAsia"/>
+                <w:sz w:val="19"/>
+                <w:szCs w:val="19"/>
               </w:rPr>
               <w:t xml:space="preserve">预热为静音空转一次</w:t>
             </w:r>
@@ -17800,6 +18517,8 @@
             <w:r>
               <w:rPr>
                 <w:rFonts w:hint="eastAsia"/>
+                <w:sz w:val="19"/>
+                <w:szCs w:val="19"/>
               </w:rPr>
               <w:t xml:space="preserve">门控实时因子</w:t>
             </w:r>
@@ -17814,24 +18533,38 @@
             <w:r>
               <w:rPr>
                 <w:rFonts w:hint="eastAsia"/>
+                <w:sz w:val="19"/>
+                <w:szCs w:val="19"/>
               </w:rPr>
               <w:t xml:space="preserve">约</w:t>
             </w:r>
             <w:r>
+              <w:rPr>
+                <w:sz w:val="19"/>
+                <w:szCs w:val="19"/>
+              </w:rPr>
               <w:t xml:space="preserve"> </w:t>
             </w:r>
             <w:r>
               <w:rPr>
                 <w:rFonts w:hint="eastAsia"/>
+                <w:sz w:val="19"/>
+                <w:szCs w:val="19"/>
               </w:rPr>
               <w:t xml:space="preserve">0.06（检测</w:t>
             </w:r>
             <w:r>
+              <w:rPr>
+                <w:sz w:val="19"/>
+                <w:szCs w:val="19"/>
+              </w:rPr>
               <w:t xml:space="preserve"> + </w:t>
             </w:r>
             <w:r>
               <w:rPr>
                 <w:rFonts w:hint="eastAsia"/>
+                <w:sz w:val="19"/>
+                <w:szCs w:val="19"/>
               </w:rPr>
               <w:t xml:space="preserve">声纹端到端）</w:t>
             </w:r>
@@ -17846,6 +18579,8 @@
             <w:r>
               <w:rPr>
                 <w:rFonts w:hint="eastAsia"/>
+                <w:sz w:val="19"/>
+                <w:szCs w:val="19"/>
               </w:rPr>
               <w:t xml:space="preserve">含切段</w:t>
             </w:r>
@@ -17862,6 +18597,8 @@
             <w:r>
               <w:rPr>
                 <w:rFonts w:hint="eastAsia"/>
+                <w:sz w:val="19"/>
+                <w:szCs w:val="19"/>
               </w:rPr>
               <w:t xml:space="preserve">单次声纹推理</w:t>
             </w:r>
@@ -17874,20 +18611,32 @@
               <w:pStyle w:val="Compact"/>
             </w:pPr>
             <w:r>
+              <w:rPr>
+                <w:sz w:val="19"/>
+                <w:szCs w:val="19"/>
+              </w:rPr>
               <w:t xml:space="preserve">2 </w:t>
             </w:r>
             <w:r>
               <w:rPr>
                 <w:rFonts w:hint="eastAsia"/>
+                <w:sz w:val="19"/>
+                <w:szCs w:val="19"/>
               </w:rPr>
               <w:t xml:space="preserve">秒语音约</w:t>
             </w:r>
             <w:r>
+              <w:rPr>
+                <w:sz w:val="19"/>
+                <w:szCs w:val="19"/>
+              </w:rPr>
               <w:t xml:space="preserve"> 250 </w:t>
             </w:r>
             <w:r>
               <w:rPr>
                 <w:rFonts w:hint="eastAsia"/>
+                <w:sz w:val="19"/>
+                <w:szCs w:val="19"/>
               </w:rPr>
               <w:t xml:space="preserve">毫秒</w:t>
             </w:r>
@@ -17900,11 +18649,17 @@
               <w:pStyle w:val="Compact"/>
             </w:pPr>
             <w:r>
+              <w:rPr>
+                <w:sz w:val="19"/>
+                <w:szCs w:val="19"/>
+              </w:rPr>
               <w:t xml:space="preserve">38 MB </w:t>
             </w:r>
             <w:r>
               <w:rPr>
                 <w:rFonts w:hint="eastAsia"/>
+                <w:sz w:val="19"/>
+                <w:szCs w:val="19"/>
               </w:rPr>
               <w:t xml:space="preserve">模型</w:t>
             </w:r>
@@ -17921,6 +18676,8 @@
             <w:r>
               <w:rPr>
                 <w:rFonts w:hint="eastAsia"/>
+                <w:sz w:val="19"/>
+                <w:szCs w:val="19"/>
               </w:rPr>
               <w:t xml:space="preserve">中文说话人区分度</w:t>
             </w:r>
@@ -17935,10 +18692,16 @@
             <w:r>
               <w:rPr>
                 <w:rFonts w:hint="eastAsia"/>
+                <w:sz w:val="19"/>
+                <w:szCs w:val="19"/>
               </w:rPr>
               <w:t xml:space="preserve">非同人对余弦不超过</w:t>
             </w:r>
             <w:r>
+              <w:rPr>
+                <w:sz w:val="19"/>
+                <w:szCs w:val="19"/>
+              </w:rPr>
               <w:t xml:space="preserve"> 0.14</w:t>
             </w:r>
           </w:p>
@@ -17952,6 +18715,8 @@
             <w:r>
               <w:rPr>
                 <w:rFonts w:hint="eastAsia"/>
+                <w:sz w:val="19"/>
+                <w:szCs w:val="19"/>
               </w:rPr>
               <w:t xml:space="preserve">测试对</w:t>
             </w:r>
@@ -17968,6 +18733,8 @@
             <w:r>
               <w:rPr>
                 <w:rFonts w:hint="eastAsia"/>
+                <w:sz w:val="19"/>
+                <w:szCs w:val="19"/>
               </w:rPr>
               <w:t xml:space="preserve">四字级短注册</w:t>
             </w:r>
@@ -17980,20 +18747,32 @@
               <w:pStyle w:val="Compact"/>
             </w:pPr>
             <w:r>
+              <w:rPr>
+                <w:sz w:val="19"/>
+                <w:szCs w:val="19"/>
+              </w:rPr>
               <w:t xml:space="preserve">1.03 </w:t>
             </w:r>
             <w:r>
               <w:rPr>
                 <w:rFonts w:hint="eastAsia"/>
+                <w:sz w:val="19"/>
+                <w:szCs w:val="19"/>
               </w:rPr>
               <w:t xml:space="preserve">秒注册全对；0.64</w:t>
             </w:r>
             <w:r>
+              <w:rPr>
+                <w:sz w:val="19"/>
+                <w:szCs w:val="19"/>
+              </w:rPr>
               <w:t xml:space="preserve"> </w:t>
             </w:r>
             <w:r>
               <w:rPr>
                 <w:rFonts w:hint="eastAsia"/>
+                <w:sz w:val="19"/>
+                <w:szCs w:val="19"/>
               </w:rPr>
               <w:t xml:space="preserve">秒在悬崖边</w:t>
             </w:r>
@@ -18006,11 +18785,17 @@
               <w:pStyle w:val="Compact"/>
             </w:pPr>
             <w:r>
+              <w:rPr>
+                <w:sz w:val="19"/>
+                <w:szCs w:val="19"/>
+              </w:rPr>
               <w:t xml:space="preserve">2.6 </w:t>
             </w:r>
             <w:r>
               <w:rPr>
                 <w:rFonts w:hint="eastAsia"/>
+                <w:sz w:val="19"/>
+                <w:szCs w:val="19"/>
               </w:rPr>
               <w:t xml:space="preserve">节表</w:t>
             </w:r>
@@ -18027,6 +18812,8 @@
             <w:r>
               <w:rPr>
                 <w:rFonts w:hint="eastAsia"/>
+                <w:sz w:val="19"/>
+                <w:szCs w:val="19"/>
               </w:rPr>
               <w:t xml:space="preserve">流式滑窗两类分布</w:t>
             </w:r>
@@ -18041,33 +18828,53 @@
             <w:r>
               <w:rPr>
                 <w:rFonts w:hint="eastAsia"/>
+                <w:sz w:val="19"/>
+                <w:szCs w:val="19"/>
               </w:rPr>
               <w:t xml:space="preserve">主讲人</w:t>
             </w:r>
             <w:r>
+              <w:rPr>
+                <w:sz w:val="19"/>
+                <w:szCs w:val="19"/>
+              </w:rPr>
               <w:t xml:space="preserve"> </w:t>
             </w:r>
             <w:r>
               <w:rPr>
                 <w:rFonts w:hint="eastAsia"/>
+                <w:sz w:val="19"/>
+                <w:szCs w:val="19"/>
               </w:rPr>
               <w:t xml:space="preserve">0.35～0.62</w:t>
             </w:r>
             <w:r>
+              <w:rPr>
+                <w:sz w:val="19"/>
+                <w:szCs w:val="19"/>
+              </w:rPr>
               <w:t xml:space="preserve"> </w:t>
             </w:r>
             <w:r>
               <w:rPr>
                 <w:rFonts w:hint="eastAsia"/>
+                <w:sz w:val="19"/>
+                <w:szCs w:val="19"/>
               </w:rPr>
               <w:t xml:space="preserve">对陌生人不超过</w:t>
             </w:r>
             <w:r>
+              <w:rPr>
+                <w:sz w:val="19"/>
+                <w:szCs w:val="19"/>
+              </w:rPr>
               <w:t xml:space="preserve"> </w:t>
             </w:r>
             <w:r>
               <w:rPr>
                 <w:rFonts w:hint="eastAsia"/>
+                <w:sz w:val="19"/>
+                <w:szCs w:val="19"/>
               </w:rPr>
               <w:t xml:space="preserve">0.09，无重叠</w:t>
             </w:r>
@@ -18080,11 +18887,17 @@
               <w:pStyle w:val="Compact"/>
             </w:pPr>
             <w:r>
+              <w:rPr>
+                <w:sz w:val="19"/>
+                <w:szCs w:val="19"/>
+              </w:rPr>
               <w:t xml:space="preserve">1 </w:t>
             </w:r>
             <w:r>
               <w:rPr>
                 <w:rFonts w:hint="eastAsia"/>
+                <w:sz w:val="19"/>
+                <w:szCs w:val="19"/>
               </w:rPr>
               <w:t xml:space="preserve">秒滑窗</w:t>
             </w:r>
@@ -18144,7 +18957,7 @@
         <w:rPr>
           <w:rFonts w:hint="eastAsia"/>
         </w:rPr>
-        <w:t xml:space="preserve">本文把实时说话人选择系统里两种算法的数学形式和实现对照完整讲了一遍。声纹门控走”检测切段—嵌入—余弦—阈值”这条路，用极低的代价完成段级筛选；它的分层阈值机制（整句阈值、短注册补偿、滑窗独立阈值、指数平滑）都经过实测分布校准，撑得起四字级短注册和打字机式流式判定；它的原理性边界（重叠语音的相似度过渡带）由嵌入的凸组合性质从数学上划清。目标说话人提取以注册嵌入为条件、以复数比值掩码为输出形式重构波形，配上分块推理、恒定重叠相加合成窗、积压丢弃、静音旁路这四项免训练的流式化机制，在纯</w:t>
+        <w:t xml:space="preserve">本文把实时说话人选择系统里两种算法的数学形式和实现对照完整讲了一遍。声纹门控走“检测切段—嵌入—余弦—阈值”这条路，用极低的代价完成段级筛选；它的分层阈值机制（整句阈值、短注册补偿、滑窗独立阈值、指数平滑）都经过实测分布校准，撑得起四字级短注册和打字机式流式判定；它的原理性边界（重叠语音的相似度过渡带）由嵌入的凸组合性质从数学上划清。目标说话人提取以注册嵌入为条件、以复数比值掩码为输出形式重构波形，配上分块推理、恒定重叠相加合成窗、积压丢弃、静音旁路这四项免训练的流式化机制，在纯</w:t>
       </w:r>
       <w:r>
         <w:t xml:space="preserve"> CPU </w:t>
@@ -18153,7 +18966,7 @@
         <w:rPr>
           <w:rFonts w:hint="eastAsia"/>
         </w:rPr>
-        <w:t xml:space="preserve">上跑到了实时。两者一个在段粒度上”选”、一个在时频点粒度上”滤”，合起来就是单麦克风实时场景下”只保留指定说话人”的一套完整方案。</w:t>
+        <w:t xml:space="preserve">上跑到了实时。两者一个在段粒度上“选”、一个在时频点粒度上“滤”，合起来就是单麦克风实时场景下“只保留指定说话人”的一套完整方案。</w:t>
       </w:r>
     </w:p>
     <w:bookmarkEnd w:id="86"/>
@@ -18284,6 +19097,8 @@
             <w:r>
               <w:rPr>
                 <w:rFonts w:hint="eastAsia"/>
+                <w:sz w:val="19"/>
+                <w:szCs w:val="19"/>
               </w:rPr>
               <w:t xml:space="preserve">公式</w:t>
             </w:r>
@@ -18298,6 +19113,8 @@
             <w:r>
               <w:rPr>
                 <w:rFonts w:hint="eastAsia"/>
+                <w:sz w:val="19"/>
+                <w:szCs w:val="19"/>
               </w:rPr>
               <w:t xml:space="preserve">内容</w:t>
             </w:r>
@@ -18312,6 +19129,8 @@
             <w:r>
               <w:rPr>
                 <w:rFonts w:hint="eastAsia"/>
+                <w:sz w:val="19"/>
+                <w:szCs w:val="19"/>
               </w:rPr>
               <w:t xml:space="preserve">实现位置</w:t>
             </w:r>
@@ -18326,6 +19145,8 @@
             <w:r>
               <w:rPr>
                 <w:rFonts w:hint="eastAsia"/>
+                <w:sz w:val="19"/>
+                <w:szCs w:val="19"/>
               </w:rPr>
               <w:t xml:space="preserve">属性</w:t>
             </w:r>
@@ -18340,6 +19161,10 @@
               <w:pStyle w:val="Compact"/>
             </w:pPr>
             <w:r>
+              <w:rPr>
+                <w:sz w:val="19"/>
+                <w:szCs w:val="19"/>
+              </w:rPr>
               <w:t xml:space="preserve">(1)</w:t>
             </w:r>
           </w:p>
@@ -18353,6 +19178,8 @@
             <w:r>
               <w:rPr>
                 <w:rFonts w:hint="eastAsia"/>
+                <w:sz w:val="19"/>
+                <w:szCs w:val="19"/>
               </w:rPr>
               <w:t xml:space="preserve">信号模型</w:t>
             </w:r>
@@ -18365,6 +19192,10 @@
               <w:pStyle w:val="Compact"/>
             </w:pPr>
             <w:r>
+              <w:rPr>
+                <w:sz w:val="19"/>
+                <w:szCs w:val="19"/>
+              </w:rPr>
               <w:t xml:space="preserve">—</w:t>
             </w:r>
           </w:p>
@@ -18378,6 +19209,8 @@
             <w:r>
               <w:rPr>
                 <w:rFonts w:hint="eastAsia"/>
+                <w:sz w:val="19"/>
+                <w:szCs w:val="19"/>
               </w:rPr>
               <w:t xml:space="preserve">理论模型</w:t>
             </w:r>
@@ -18392,6 +19225,10 @@
               <w:pStyle w:val="Compact"/>
             </w:pPr>
             <w:r>
+              <w:rPr>
+                <w:sz w:val="19"/>
+                <w:szCs w:val="19"/>
+              </w:rPr>
               <w:t xml:space="preserve">(2)</w:t>
             </w:r>
           </w:p>
@@ -18403,11 +19240,17 @@
               <w:pStyle w:val="Compact"/>
             </w:pPr>
             <w:r>
+              <w:rPr>
+                <w:sz w:val="19"/>
+                <w:szCs w:val="19"/>
+              </w:rPr>
               <w:t xml:space="preserve">VAD </w:t>
             </w:r>
             <w:r>
               <w:rPr>
                 <w:rFonts w:hint="eastAsia"/>
+                <w:sz w:val="19"/>
+                <w:szCs w:val="19"/>
               </w:rPr>
               <w:t xml:space="preserve">帧概率</w:t>
             </w:r>
@@ -18420,11 +19263,17 @@
               <w:pStyle w:val="Compact"/>
             </w:pPr>
             <w:r>
+              <w:rPr>
+                <w:sz w:val="19"/>
+                <w:szCs w:val="19"/>
+              </w:rPr>
               <w:t xml:space="preserve">silero </w:t>
             </w:r>
             <w:r>
               <w:rPr>
                 <w:rFonts w:hint="eastAsia"/>
+                <w:sz w:val="19"/>
+                <w:szCs w:val="19"/>
               </w:rPr>
               <w:t xml:space="preserve">模型权重内部</w:t>
             </w:r>
@@ -18439,24 +19288,38 @@
             <w:r>
               <w:rPr>
                 <w:rFonts w:hint="eastAsia"/>
+                <w:sz w:val="19"/>
+                <w:szCs w:val="19"/>
               </w:rPr>
               <w:t xml:space="preserve">外置知识（切段参数、160ms</w:t>
             </w:r>
             <w:r>
+              <w:rPr>
+                <w:sz w:val="19"/>
+                <w:szCs w:val="19"/>
+              </w:rPr>
               <w:t xml:space="preserve"> </w:t>
             </w:r>
             <w:r>
               <w:rPr>
                 <w:rFonts w:hint="eastAsia"/>
+                <w:sz w:val="19"/>
+                <w:szCs w:val="19"/>
               </w:rPr>
               <w:t xml:space="preserve">分块为工程实现：代码</w:t>
             </w:r>
             <w:r>
+              <w:rPr>
+                <w:sz w:val="19"/>
+                <w:szCs w:val="19"/>
+              </w:rPr>
               <w:t xml:space="preserve"> </w:t>
             </w:r>
             <w:r>
               <w:rPr>
                 <w:rFonts w:hint="eastAsia"/>
+                <w:sz w:val="19"/>
+                <w:szCs w:val="19"/>
               </w:rPr>
               <w:t xml:space="preserve">2-1）</w:t>
             </w:r>
@@ -18471,6 +19334,10 @@
               <w:pStyle w:val="Compact"/>
             </w:pPr>
             <w:r>
+              <w:rPr>
+                <w:sz w:val="19"/>
+                <w:szCs w:val="19"/>
+              </w:rPr>
               <w:t xml:space="preserve">(3)–(8)</w:t>
             </w:r>
           </w:p>
@@ -18482,15 +19349,25 @@
               <w:pStyle w:val="Compact"/>
             </w:pPr>
             <w:r>
+              <w:rPr>
+                <w:sz w:val="19"/>
+                <w:szCs w:val="19"/>
+              </w:rPr>
               <w:t xml:space="preserve">Fbank </w:t>
             </w:r>
             <w:r>
               <w:rPr>
                 <w:rFonts w:hint="eastAsia"/>
+                <w:sz w:val="19"/>
+                <w:szCs w:val="19"/>
               </w:rPr>
               <w:t xml:space="preserve">特征与</w:t>
             </w:r>
             <w:r>
+              <w:rPr>
+                <w:sz w:val="19"/>
+                <w:szCs w:val="19"/>
+              </w:rPr>
               <w:t xml:space="preserve"> CMN</w:t>
             </w:r>
           </w:p>
@@ -18502,11 +19379,17 @@
               <w:pStyle w:val="Compact"/>
             </w:pPr>
             <w:r>
+              <w:rPr>
+                <w:sz w:val="19"/>
+                <w:szCs w:val="19"/>
+              </w:rPr>
               <w:t xml:space="preserve">sherpa-onnx </w:t>
             </w:r>
             <w:r>
               <w:rPr>
                 <w:rFonts w:hint="eastAsia"/>
+                <w:sz w:val="19"/>
+                <w:szCs w:val="19"/>
               </w:rPr>
               <w:t xml:space="preserve">原生前端</w:t>
             </w:r>
@@ -18521,24 +19404,38 @@
             <w:r>
               <w:rPr>
                 <w:rFonts w:hint="eastAsia"/>
+                <w:sz w:val="19"/>
+                <w:szCs w:val="19"/>
               </w:rPr>
               <w:t xml:space="preserve">依赖库实现（工程仅</w:t>
             </w:r>
             <w:r>
+              <w:rPr>
+                <w:sz w:val="19"/>
+                <w:szCs w:val="19"/>
+              </w:rPr>
               <w:t xml:space="preserve"> </w:t>
             </w:r>
             <w:r>
               <w:rPr>
                 <w:rStyle w:val="VerbatimChar"/>
+                <w:sz w:val="19"/>
+                <w:szCs w:val="19"/>
               </w:rPr>
               <w:t xml:space="preserve">compute_fbank</w:t>
             </w:r>
             <w:r>
+              <w:rPr>
+                <w:sz w:val="19"/>
+                <w:szCs w:val="19"/>
+              </w:rPr>
               <w:t xml:space="preserve"> </w:t>
             </w:r>
             <w:r>
               <w:rPr>
                 <w:rFonts w:hint="eastAsia"/>
+                <w:sz w:val="19"/>
+                <w:szCs w:val="19"/>
               </w:rPr>
               <w:t xml:space="preserve">调用）</w:t>
             </w:r>
@@ -18553,6 +19450,10 @@
               <w:pStyle w:val="Compact"/>
             </w:pPr>
             <w:r>
+              <w:rPr>
+                <w:sz w:val="19"/>
+                <w:szCs w:val="19"/>
+              </w:rPr>
               <w:t xml:space="preserve">(9)–(14)</w:t>
             </w:r>
           </w:p>
@@ -18566,6 +19467,8 @@
             <w:r>
               <w:rPr>
                 <w:rFonts w:hint="eastAsia"/>
+                <w:sz w:val="19"/>
+                <w:szCs w:val="19"/>
               </w:rPr>
               <w:t xml:space="preserve">帧级编码与注意力池化</w:t>
             </w:r>
@@ -18578,11 +19481,17 @@
               <w:pStyle w:val="Compact"/>
             </w:pPr>
             <w:r>
+              <w:rPr>
+                <w:sz w:val="19"/>
+                <w:szCs w:val="19"/>
+              </w:rPr>
               <w:t xml:space="preserve">ER2Net / ECAPA </w:t>
             </w:r>
             <w:r>
               <w:rPr>
                 <w:rFonts w:hint="eastAsia"/>
+                <w:sz w:val="19"/>
+                <w:szCs w:val="19"/>
               </w:rPr>
               <w:t xml:space="preserve">权重内部</w:t>
             </w:r>
@@ -18597,48 +19506,82 @@
             <w:r>
               <w:rPr>
                 <w:rFonts w:hint="eastAsia"/>
+                <w:sz w:val="19"/>
+                <w:szCs w:val="19"/>
               </w:rPr>
               <w:t xml:space="preserve">外置知识（工程仅</w:t>
             </w:r>
             <w:r>
+              <w:rPr>
+                <w:sz w:val="19"/>
+                <w:szCs w:val="19"/>
+              </w:rPr>
               <w:t xml:space="preserve"> </w:t>
             </w:r>
             <w:r>
               <w:rPr>
                 <w:rStyle w:val="VerbatimChar"/>
+                <w:sz w:val="19"/>
+                <w:szCs w:val="19"/>
               </w:rPr>
               <w:t xml:space="preserve">embed()</w:t>
             </w:r>
             <w:r>
+              <w:rPr>
+                <w:sz w:val="19"/>
+                <w:szCs w:val="19"/>
+              </w:rPr>
               <w:t xml:space="preserve"> </w:t>
             </w:r>
             <w:r>
+              <w:rPr>
+                <w:sz w:val="19"/>
+                <w:szCs w:val="19"/>
+              </w:rPr>
               <w:t xml:space="preserve">/</w:t>
             </w:r>
             <w:r>
+              <w:rPr>
+                <w:sz w:val="19"/>
+                <w:szCs w:val="19"/>
+              </w:rPr>
               <w:t xml:space="preserve"> </w:t>
             </w:r>
             <w:r>
               <w:rPr>
                 <w:rStyle w:val="VerbatimChar"/>
+                <w:sz w:val="19"/>
+                <w:szCs w:val="19"/>
               </w:rPr>
               <w:t xml:space="preserve">spk_model()</w:t>
             </w:r>
             <w:r>
+              <w:rPr>
+                <w:sz w:val="19"/>
+                <w:szCs w:val="19"/>
+              </w:rPr>
               <w:t xml:space="preserve"> </w:t>
             </w:r>
             <w:r>
               <w:rPr>
                 <w:rFonts w:hint="eastAsia"/>
+                <w:sz w:val="19"/>
+                <w:szCs w:val="19"/>
               </w:rPr>
               <w:t xml:space="preserve">调用：代码</w:t>
             </w:r>
             <w:r>
+              <w:rPr>
+                <w:sz w:val="19"/>
+                <w:szCs w:val="19"/>
+              </w:rPr>
               <w:t xml:space="preserve"> </w:t>
             </w:r>
             <w:r>
               <w:rPr>
                 <w:rFonts w:hint="eastAsia"/>
+                <w:sz w:val="19"/>
+                <w:szCs w:val="19"/>
               </w:rPr>
               <w:t xml:space="preserve">2-2、3-1）</w:t>
             </w:r>
@@ -18653,6 +19596,10 @@
               <w:pStyle w:val="Compact"/>
             </w:pPr>
             <w:r>
+              <w:rPr>
+                <w:sz w:val="19"/>
+                <w:szCs w:val="19"/>
+              </w:rPr>
               <w:t xml:space="preserve">(15)–(17)</w:t>
             </w:r>
           </w:p>
@@ -18666,6 +19613,8 @@
             <w:r>
               <w:rPr>
                 <w:rFonts w:hint="eastAsia"/>
+                <w:sz w:val="19"/>
+                <w:szCs w:val="19"/>
               </w:rPr>
               <w:t xml:space="preserve">余弦、归一化、判定</w:t>
             </w:r>
@@ -18680,6 +19629,8 @@
             <w:r>
               <w:rPr>
                 <w:rStyle w:val="VerbatimChar"/>
+                <w:sz w:val="19"/>
+                <w:szCs w:val="19"/>
               </w:rPr>
               <w:t xml:space="preserve">sdk/web/src/core/voice-filter.ts</w:t>
             </w:r>
@@ -18694,10 +19645,16 @@
             <w:r>
               <w:rPr>
                 <w:rFonts w:hint="eastAsia"/>
+                <w:sz w:val="19"/>
+                <w:szCs w:val="19"/>
               </w:rPr>
               <w:t xml:space="preserve">工程实现：代码</w:t>
             </w:r>
             <w:r>
+              <w:rPr>
+                <w:sz w:val="19"/>
+                <w:szCs w:val="19"/>
+              </w:rPr>
               <w:t xml:space="preserve"> 2-2</w:t>
             </w:r>
           </w:p>
@@ -18711,6 +19668,10 @@
               <w:pStyle w:val="Compact"/>
             </w:pPr>
             <w:r>
+              <w:rPr>
+                <w:sz w:val="19"/>
+                <w:szCs w:val="19"/>
+              </w:rPr>
               <w:t xml:space="preserve">(18)</w:t>
             </w:r>
           </w:p>
@@ -18724,6 +19685,8 @@
             <w:r>
               <w:rPr>
                 <w:rFonts w:hint="eastAsia"/>
+                <w:sz w:val="19"/>
+                <w:szCs w:val="19"/>
               </w:rPr>
               <w:t xml:space="preserve">短注册补偿</w:t>
             </w:r>
@@ -18738,6 +19701,8 @@
             <w:r>
               <w:rPr>
                 <w:rStyle w:val="VerbatimChar"/>
+                <w:sz w:val="19"/>
+                <w:szCs w:val="19"/>
               </w:rPr>
               <w:t xml:space="preserve">voice-filter.ts</w:t>
             </w:r>
@@ -18752,10 +19717,16 @@
             <w:r>
               <w:rPr>
                 <w:rFonts w:hint="eastAsia"/>
+                <w:sz w:val="19"/>
+                <w:szCs w:val="19"/>
               </w:rPr>
               <w:t xml:space="preserve">工程实现：代码</w:t>
             </w:r>
             <w:r>
+              <w:rPr>
+                <w:sz w:val="19"/>
+                <w:szCs w:val="19"/>
+              </w:rPr>
               <w:t xml:space="preserve"> 2-2</w:t>
             </w:r>
           </w:p>
@@ -18769,6 +19740,10 @@
               <w:pStyle w:val="Compact"/>
             </w:pPr>
             <w:r>
+              <w:rPr>
+                <w:sz w:val="19"/>
+                <w:szCs w:val="19"/>
+              </w:rPr>
               <w:t xml:space="preserve">(19)–(22)</w:t>
             </w:r>
           </w:p>
@@ -18782,6 +19757,8 @@
             <w:r>
               <w:rPr>
                 <w:rFonts w:hint="eastAsia"/>
+                <w:sz w:val="19"/>
+                <w:szCs w:val="19"/>
               </w:rPr>
               <w:t xml:space="preserve">RMS、EMA、滑窗判定</w:t>
             </w:r>
@@ -18796,6 +19773,8 @@
             <w:r>
               <w:rPr>
                 <w:rStyle w:val="VerbatimChar"/>
+                <w:sz w:val="19"/>
+                <w:szCs w:val="19"/>
               </w:rPr>
               <w:t xml:space="preserve">sdk/web/src/core/stream-gate.ts</w:t>
             </w:r>
@@ -18810,10 +19789,16 @@
             <w:r>
               <w:rPr>
                 <w:rFonts w:hint="eastAsia"/>
+                <w:sz w:val="19"/>
+                <w:szCs w:val="19"/>
               </w:rPr>
               <w:t xml:space="preserve">工程实现：代码</w:t>
             </w:r>
             <w:r>
+              <w:rPr>
+                <w:sz w:val="19"/>
+                <w:szCs w:val="19"/>
+              </w:rPr>
               <w:t xml:space="preserve"> 2-3</w:t>
             </w:r>
           </w:p>
@@ -18827,6 +19812,10 @@
               <w:pStyle w:val="Compact"/>
             </w:pPr>
             <w:r>
+              <w:rPr>
+                <w:sz w:val="19"/>
+                <w:szCs w:val="19"/>
+              </w:rPr>
               <w:t xml:space="preserve">(23)</w:t>
             </w:r>
           </w:p>
@@ -18840,6 +19829,8 @@
             <w:r>
               <w:rPr>
                 <w:rFonts w:hint="eastAsia"/>
+                <w:sz w:val="19"/>
+                <w:szCs w:val="19"/>
               </w:rPr>
               <w:t xml:space="preserve">重叠段嵌入近似</w:t>
             </w:r>
@@ -18852,6 +19843,10 @@
               <w:pStyle w:val="Compact"/>
             </w:pPr>
             <w:r>
+              <w:rPr>
+                <w:sz w:val="19"/>
+                <w:szCs w:val="19"/>
+              </w:rPr>
               <w:t xml:space="preserve">—</w:t>
             </w:r>
           </w:p>
@@ -18865,6 +19860,8 @@
             <w:r>
               <w:rPr>
                 <w:rFonts w:hint="eastAsia"/>
+                <w:sz w:val="19"/>
+                <w:szCs w:val="19"/>
               </w:rPr>
               <w:t xml:space="preserve">理论分析</w:t>
             </w:r>
@@ -18879,6 +19876,10 @@
               <w:pStyle w:val="Compact"/>
             </w:pPr>
             <w:r>
+              <w:rPr>
+                <w:sz w:val="19"/>
+                <w:szCs w:val="19"/>
+              </w:rPr>
               <w:t xml:space="preserve">(24)–(26)</w:t>
             </w:r>
           </w:p>
@@ -18892,10 +19893,16 @@
             <w:r>
               <w:rPr>
                 <w:rFonts w:hint="eastAsia"/>
+                <w:sz w:val="19"/>
+                <w:szCs w:val="19"/>
               </w:rPr>
               <w:t xml:space="preserve">任务定义与</w:t>
             </w:r>
             <w:r>
+              <w:rPr>
+                <w:sz w:val="19"/>
+                <w:szCs w:val="19"/>
+              </w:rPr>
               <w:t xml:space="preserve"> SI-SDR</w:t>
             </w:r>
           </w:p>
@@ -18909,6 +19916,8 @@
             <w:r>
               <w:rPr>
                 <w:rFonts w:hint="eastAsia"/>
+                <w:sz w:val="19"/>
+                <w:szCs w:val="19"/>
               </w:rPr>
               <w:t xml:space="preserve">上游训练框架（训练期）</w:t>
             </w:r>
@@ -18923,6 +19932,8 @@
             <w:r>
               <w:rPr>
                 <w:rFonts w:hint="eastAsia"/>
+                <w:sz w:val="19"/>
+                <w:szCs w:val="19"/>
               </w:rPr>
               <w:t xml:space="preserve">外置知识（本工程只推理）</w:t>
             </w:r>
@@ -18937,6 +19948,10 @@
               <w:pStyle w:val="Compact"/>
             </w:pPr>
             <w:r>
+              <w:rPr>
+                <w:sz w:val="19"/>
+                <w:szCs w:val="19"/>
+              </w:rPr>
               <w:t xml:space="preserve">(27)</w:t>
             </w:r>
           </w:p>
@@ -18948,11 +19963,17 @@
               <w:pStyle w:val="Compact"/>
             </w:pPr>
             <w:r>
+              <w:rPr>
+                <w:sz w:val="19"/>
+                <w:szCs w:val="19"/>
+              </w:rPr>
               <w:t xml:space="preserve">ECAPA </w:t>
             </w:r>
             <w:r>
               <w:rPr>
                 <w:rFonts w:hint="eastAsia"/>
+                <w:sz w:val="19"/>
+                <w:szCs w:val="19"/>
               </w:rPr>
               <w:t xml:space="preserve">注册嵌入</w:t>
             </w:r>
@@ -18967,15 +19988,23 @@
             <w:r>
               <w:rPr>
                 <w:rStyle w:val="VerbatimChar"/>
+                <w:sz w:val="19"/>
+                <w:szCs w:val="19"/>
               </w:rPr>
               <w:t xml:space="preserve">tse.py</w:t>
             </w:r>
             <w:r>
+              <w:rPr>
+                <w:sz w:val="19"/>
+                <w:szCs w:val="19"/>
+              </w:rPr>
               <w:t xml:space="preserve"> </w:t>
             </w:r>
             <w:r>
               <w:rPr>
                 <w:rFonts w:hint="eastAsia"/>
+                <w:sz w:val="19"/>
+                <w:szCs w:val="19"/>
               </w:rPr>
               <w:t xml:space="preserve">调用权重前向</w:t>
             </w:r>
@@ -18990,15 +20019,23 @@
             <w:r>
               <w:rPr>
                 <w:rFonts w:hint="eastAsia"/>
+                <w:sz w:val="19"/>
+                <w:szCs w:val="19"/>
               </w:rPr>
               <w:t xml:space="preserve">工程调用（网络内部外置：代码</w:t>
             </w:r>
             <w:r>
+              <w:rPr>
+                <w:sz w:val="19"/>
+                <w:szCs w:val="19"/>
+              </w:rPr>
               <w:t xml:space="preserve"> </w:t>
             </w:r>
             <w:r>
               <w:rPr>
                 <w:rFonts w:hint="eastAsia"/>
+                <w:sz w:val="19"/>
+                <w:szCs w:val="19"/>
               </w:rPr>
               <w:t xml:space="preserve">3-1）</w:t>
             </w:r>
@@ -19013,6 +20050,10 @@
               <w:pStyle w:val="Compact"/>
             </w:pPr>
             <w:r>
+              <w:rPr>
+                <w:sz w:val="19"/>
+                <w:szCs w:val="19"/>
+              </w:rPr>
               <w:t xml:space="preserve">(28)</w:t>
             </w:r>
           </w:p>
@@ -19026,6 +20067,8 @@
             <w:r>
               <w:rPr>
                 <w:rFonts w:hint="eastAsia"/>
+                <w:sz w:val="19"/>
+                <w:szCs w:val="19"/>
               </w:rPr>
               <w:t xml:space="preserve">嵌入缓存注入</w:t>
             </w:r>
@@ -19040,6 +20083,8 @@
             <w:r>
               <w:rPr>
                 <w:rStyle w:val="VerbatimChar"/>
+                <w:sz w:val="19"/>
+                <w:szCs w:val="19"/>
               </w:rPr>
               <w:t xml:space="preserve">tse.py</w:t>
             </w:r>
@@ -19054,10 +20099,16 @@
             <w:r>
               <w:rPr>
                 <w:rFonts w:hint="eastAsia"/>
+                <w:sz w:val="19"/>
+                <w:szCs w:val="19"/>
               </w:rPr>
               <w:t xml:space="preserve">工程实现：代码</w:t>
             </w:r>
             <w:r>
+              <w:rPr>
+                <w:sz w:val="19"/>
+                <w:szCs w:val="19"/>
+              </w:rPr>
               <w:t xml:space="preserve"> 3-1</w:t>
             </w:r>
           </w:p>
@@ -19071,6 +20122,10 @@
               <w:pStyle w:val="Compact"/>
             </w:pPr>
             <w:r>
+              <w:rPr>
+                <w:sz w:val="19"/>
+                <w:szCs w:val="19"/>
+              </w:rPr>
               <w:t xml:space="preserve">(29)</w:t>
             </w:r>
           </w:p>
@@ -19082,6 +20137,10 @@
               <w:pStyle w:val="Compact"/>
             </w:pPr>
             <w:r>
+              <w:rPr>
+                <w:sz w:val="19"/>
+                <w:szCs w:val="19"/>
+              </w:rPr>
               <w:t xml:space="preserve">STFT</w:t>
             </w:r>
           </w:p>
@@ -19095,24 +20154,38 @@
             <w:r>
               <w:rPr>
                 <w:rStyle w:val="VerbatimChar"/>
+                <w:sz w:val="19"/>
+                <w:szCs w:val="19"/>
               </w:rPr>
               <w:t xml:space="preserve">tse.py</w:t>
             </w:r>
             <w:r>
+              <w:rPr>
+                <w:sz w:val="19"/>
+                <w:szCs w:val="19"/>
+              </w:rPr>
               <w:t xml:space="preserve"> </w:t>
             </w:r>
             <w:r>
               <w:rPr>
                 <w:rFonts w:hint="eastAsia"/>
+                <w:sz w:val="19"/>
+                <w:szCs w:val="19"/>
               </w:rPr>
               <w:t xml:space="preserve">调</w:t>
             </w:r>
             <w:r>
+              <w:rPr>
+                <w:sz w:val="19"/>
+                <w:szCs w:val="19"/>
+              </w:rPr>
               <w:t xml:space="preserve"> </w:t>
             </w:r>
             <w:r>
               <w:rPr>
                 <w:rStyle w:val="VerbatimChar"/>
+                <w:sz w:val="19"/>
+                <w:szCs w:val="19"/>
               </w:rPr>
               <w:t xml:space="preserve">torch.stft</w:t>
             </w:r>
@@ -19127,10 +20200,16 @@
             <w:r>
               <w:rPr>
                 <w:rFonts w:hint="eastAsia"/>
+                <w:sz w:val="19"/>
+                <w:szCs w:val="19"/>
               </w:rPr>
               <w:t xml:space="preserve">依赖库实现：代码</w:t>
             </w:r>
             <w:r>
+              <w:rPr>
+                <w:sz w:val="19"/>
+                <w:szCs w:val="19"/>
+              </w:rPr>
               <w:t xml:space="preserve"> 3-2 ①</w:t>
             </w:r>
           </w:p>
@@ -19144,6 +20223,10 @@
               <w:pStyle w:val="Compact"/>
             </w:pPr>
             <w:r>
+              <w:rPr>
+                <w:sz w:val="19"/>
+                <w:szCs w:val="19"/>
+              </w:rPr>
               <w:t xml:space="preserve">(30)</w:t>
             </w:r>
           </w:p>
@@ -19157,6 +20240,8 @@
             <w:r>
               <w:rPr>
                 <w:rFonts w:hint="eastAsia"/>
+                <w:sz w:val="19"/>
+                <w:szCs w:val="19"/>
               </w:rPr>
               <w:t xml:space="preserve">频带分割</w:t>
             </w:r>
@@ -19171,15 +20256,23 @@
             <w:r>
               <w:rPr>
                 <w:rStyle w:val="VerbatimChar"/>
+                <w:sz w:val="19"/>
+                <w:szCs w:val="19"/>
               </w:rPr>
               <w:t xml:space="preserve">tse.py</w:t>
             </w:r>
             <w:r>
+              <w:rPr>
+                <w:sz w:val="19"/>
+                <w:szCs w:val="19"/>
+              </w:rPr>
               <w:t xml:space="preserve"> </w:t>
             </w:r>
             <w:r>
               <w:rPr>
                 <w:rFonts w:hint="eastAsia"/>
+                <w:sz w:val="19"/>
+                <w:szCs w:val="19"/>
               </w:rPr>
               <w:t xml:space="preserve">切带循环</w:t>
             </w:r>
@@ -19194,10 +20287,16 @@
             <w:r>
               <w:rPr>
                 <w:rFonts w:hint="eastAsia"/>
+                <w:sz w:val="19"/>
+                <w:szCs w:val="19"/>
               </w:rPr>
               <w:t xml:space="preserve">工程实现：代码</w:t>
             </w:r>
             <w:r>
+              <w:rPr>
+                <w:sz w:val="19"/>
+                <w:szCs w:val="19"/>
+              </w:rPr>
               <w:t xml:space="preserve"> 3-2 ②</w:t>
             </w:r>
           </w:p>
@@ -19211,6 +20310,10 @@
               <w:pStyle w:val="Compact"/>
             </w:pPr>
             <w:r>
+              <w:rPr>
+                <w:sz w:val="19"/>
+                <w:szCs w:val="19"/>
+              </w:rPr>
               <w:t xml:space="preserve">(31)–(32)</w:t>
             </w:r>
           </w:p>
@@ -19224,6 +20327,8 @@
             <w:r>
               <w:rPr>
                 <w:rFonts w:hint="eastAsia"/>
+                <w:sz w:val="19"/>
+                <w:szCs w:val="19"/>
               </w:rPr>
               <w:t xml:space="preserve">逐带归一化与线性编码</w:t>
             </w:r>
@@ -19238,6 +20343,8 @@
             <w:r>
               <w:rPr>
                 <w:rFonts w:hint="eastAsia"/>
+                <w:sz w:val="19"/>
+                <w:szCs w:val="19"/>
               </w:rPr>
               <w:t xml:space="preserve">预训练层</w:t>
             </w:r>
@@ -19252,33 +20359,53 @@
             <w:r>
               <w:rPr>
                 <w:rFonts w:hint="eastAsia"/>
+                <w:sz w:val="19"/>
+                <w:szCs w:val="19"/>
               </w:rPr>
               <w:t xml:space="preserve">外置知识（工程仅</w:t>
             </w:r>
             <w:r>
+              <w:rPr>
+                <w:sz w:val="19"/>
+                <w:szCs w:val="19"/>
+              </w:rPr>
               <w:t xml:space="preserve"> </w:t>
             </w:r>
             <w:r>
               <w:rPr>
                 <w:rStyle w:val="VerbatimChar"/>
+                <w:sz w:val="19"/>
+                <w:szCs w:val="19"/>
               </w:rPr>
               <w:t xml:space="preserve">bn_func</w:t>
             </w:r>
             <w:r>
+              <w:rPr>
+                <w:sz w:val="19"/>
+                <w:szCs w:val="19"/>
+              </w:rPr>
               <w:t xml:space="preserve"> </w:t>
             </w:r>
             <w:r>
               <w:rPr>
                 <w:rFonts w:hint="eastAsia"/>
+                <w:sz w:val="19"/>
+                <w:szCs w:val="19"/>
               </w:rPr>
               <w:t xml:space="preserve">调用：代码</w:t>
             </w:r>
             <w:r>
+              <w:rPr>
+                <w:sz w:val="19"/>
+                <w:szCs w:val="19"/>
+              </w:rPr>
               <w:t xml:space="preserve"> 3-2 </w:t>
             </w:r>
             <w:r>
               <w:rPr>
                 <w:rFonts w:hint="eastAsia"/>
+                <w:sz w:val="19"/>
+                <w:szCs w:val="19"/>
               </w:rPr>
               <w:t xml:space="preserve">③）</w:t>
             </w:r>
@@ -19293,6 +20420,10 @@
               <w:pStyle w:val="Compact"/>
             </w:pPr>
             <w:r>
+              <w:rPr>
+                <w:sz w:val="19"/>
+                <w:szCs w:val="19"/>
+              </w:rPr>
               <w:t xml:space="preserve">(33)–(36)</w:t>
             </w:r>
           </w:p>
@@ -19306,6 +20437,8 @@
             <w:r>
               <w:rPr>
                 <w:rFonts w:hint="eastAsia"/>
+                <w:sz w:val="19"/>
+                <w:szCs w:val="19"/>
               </w:rPr>
               <w:t xml:space="preserve">双路径注意力与说话人注入</w:t>
             </w:r>
@@ -19318,11 +20451,17 @@
               <w:pStyle w:val="Compact"/>
             </w:pPr>
             <w:r>
+              <w:rPr>
+                <w:sz w:val="19"/>
+                <w:szCs w:val="19"/>
+              </w:rPr>
               <w:t xml:space="preserve">BSRNN </w:t>
             </w:r>
             <w:r>
               <w:rPr>
                 <w:rFonts w:hint="eastAsia"/>
+                <w:sz w:val="19"/>
+                <w:szCs w:val="19"/>
               </w:rPr>
               <w:t xml:space="preserve">分离器权重内部</w:t>
             </w:r>
@@ -19337,15 +20476,23 @@
             <w:r>
               <w:rPr>
                 <w:rFonts w:hint="eastAsia"/>
+                <w:sz w:val="19"/>
+                <w:szCs w:val="19"/>
               </w:rPr>
               <w:t xml:space="preserve">外置知识（工程传入嵌入：代码</w:t>
             </w:r>
             <w:r>
+              <w:rPr>
+                <w:sz w:val="19"/>
+                <w:szCs w:val="19"/>
+              </w:rPr>
               <w:t xml:space="preserve"> 3-2 </w:t>
             </w:r>
             <w:r>
               <w:rPr>
                 <w:rFonts w:hint="eastAsia"/>
+                <w:sz w:val="19"/>
+                <w:szCs w:val="19"/>
               </w:rPr>
               <w:t xml:space="preserve">④）</w:t>
             </w:r>
@@ -19360,6 +20507,10 @@
               <w:pStyle w:val="Compact"/>
             </w:pPr>
             <w:r>
+              <w:rPr>
+                <w:sz w:val="19"/>
+                <w:szCs w:val="19"/>
+              </w:rPr>
               <w:t xml:space="preserve">(37)–(39)</w:t>
             </w:r>
           </w:p>
@@ -19371,11 +20522,17 @@
               <w:pStyle w:val="Compact"/>
             </w:pPr>
             <w:r>
+              <w:rPr>
+                <w:sz w:val="19"/>
+                <w:szCs w:val="19"/>
+              </w:rPr>
               <w:t xml:space="preserve">CRM </w:t>
             </w:r>
             <w:r>
               <w:rPr>
                 <w:rFonts w:hint="eastAsia"/>
+                <w:sz w:val="19"/>
+                <w:szCs w:val="19"/>
               </w:rPr>
               <w:t xml:space="preserve">组合与复数乘法</w:t>
             </w:r>
@@ -19390,15 +20547,23 @@
             <w:r>
               <w:rPr>
                 <w:rStyle w:val="VerbatimChar"/>
+                <w:sz w:val="19"/>
+                <w:szCs w:val="19"/>
               </w:rPr>
               <w:t xml:space="preserve">tse.py</w:t>
             </w:r>
             <w:r>
+              <w:rPr>
+                <w:sz w:val="19"/>
+                <w:szCs w:val="19"/>
+              </w:rPr>
               <w:t xml:space="preserve"> </w:t>
             </w:r>
             <w:r>
               <w:rPr>
                 <w:rFonts w:hint="eastAsia"/>
+                <w:sz w:val="19"/>
+                <w:szCs w:val="19"/>
               </w:rPr>
               <w:t xml:space="preserve">掩码后处理</w:t>
             </w:r>
@@ -19413,15 +20578,23 @@
             <w:r>
               <w:rPr>
                 <w:rFonts w:hint="eastAsia"/>
+                <w:sz w:val="19"/>
+                <w:szCs w:val="19"/>
               </w:rPr>
               <w:t xml:space="preserve">工程实现（掩码头线性层外置：代码</w:t>
             </w:r>
             <w:r>
+              <w:rPr>
+                <w:sz w:val="19"/>
+                <w:szCs w:val="19"/>
+              </w:rPr>
               <w:t xml:space="preserve"> 3-2 </w:t>
             </w:r>
             <w:r>
               <w:rPr>
                 <w:rFonts w:hint="eastAsia"/>
+                <w:sz w:val="19"/>
+                <w:szCs w:val="19"/>
               </w:rPr>
               <w:t xml:space="preserve">⑤）</w:t>
             </w:r>
@@ -19436,6 +20609,10 @@
               <w:pStyle w:val="Compact"/>
             </w:pPr>
             <w:r>
+              <w:rPr>
+                <w:sz w:val="19"/>
+                <w:szCs w:val="19"/>
+              </w:rPr>
               <w:t xml:space="preserve">(40)</w:t>
             </w:r>
           </w:p>
@@ -19449,6 +20626,8 @@
             <w:r>
               <w:rPr>
                 <w:rFonts w:hint="eastAsia"/>
+                <w:sz w:val="19"/>
+                <w:szCs w:val="19"/>
               </w:rPr>
               <w:t xml:space="preserve">极坐标分解</w:t>
             </w:r>
@@ -19461,6 +20640,10 @@
               <w:pStyle w:val="Compact"/>
             </w:pPr>
             <w:r>
+              <w:rPr>
+                <w:sz w:val="19"/>
+                <w:szCs w:val="19"/>
+              </w:rPr>
               <w:t xml:space="preserve">—</w:t>
             </w:r>
           </w:p>
@@ -19474,6 +20657,8 @@
             <w:r>
               <w:rPr>
                 <w:rFonts w:hint="eastAsia"/>
+                <w:sz w:val="19"/>
+                <w:szCs w:val="19"/>
               </w:rPr>
               <w:t xml:space="preserve">数学解释</w:t>
             </w:r>
@@ -19488,6 +20673,10 @@
               <w:pStyle w:val="Compact"/>
             </w:pPr>
             <w:r>
+              <w:rPr>
+                <w:sz w:val="19"/>
+                <w:szCs w:val="19"/>
+              </w:rPr>
               <w:t xml:space="preserve">(41)</w:t>
             </w:r>
           </w:p>
@@ -19499,6 +20688,10 @@
               <w:pStyle w:val="Compact"/>
             </w:pPr>
             <w:r>
+              <w:rPr>
+                <w:sz w:val="19"/>
+                <w:szCs w:val="19"/>
+              </w:rPr>
               <w:t xml:space="preserve">iSTFT</w:t>
             </w:r>
           </w:p>
@@ -19512,24 +20705,38 @@
             <w:r>
               <w:rPr>
                 <w:rStyle w:val="VerbatimChar"/>
+                <w:sz w:val="19"/>
+                <w:szCs w:val="19"/>
               </w:rPr>
               <w:t xml:space="preserve">tse.py</w:t>
             </w:r>
             <w:r>
+              <w:rPr>
+                <w:sz w:val="19"/>
+                <w:szCs w:val="19"/>
+              </w:rPr>
               <w:t xml:space="preserve"> </w:t>
             </w:r>
             <w:r>
               <w:rPr>
                 <w:rFonts w:hint="eastAsia"/>
+                <w:sz w:val="19"/>
+                <w:szCs w:val="19"/>
               </w:rPr>
               <w:t xml:space="preserve">调</w:t>
             </w:r>
             <w:r>
+              <w:rPr>
+                <w:sz w:val="19"/>
+                <w:szCs w:val="19"/>
+              </w:rPr>
               <w:t xml:space="preserve"> </w:t>
             </w:r>
             <w:r>
               <w:rPr>
                 <w:rStyle w:val="VerbatimChar"/>
+                <w:sz w:val="19"/>
+                <w:szCs w:val="19"/>
               </w:rPr>
               <w:t xml:space="preserve">torch.istft</w:t>
             </w:r>
@@ -19544,10 +20751,16 @@
             <w:r>
               <w:rPr>
                 <w:rFonts w:hint="eastAsia"/>
+                <w:sz w:val="19"/>
+                <w:szCs w:val="19"/>
               </w:rPr>
               <w:t xml:space="preserve">依赖库实现：代码</w:t>
             </w:r>
             <w:r>
+              <w:rPr>
+                <w:sz w:val="19"/>
+                <w:szCs w:val="19"/>
+              </w:rPr>
               <w:t xml:space="preserve"> 3-2 ⑥</w:t>
             </w:r>
           </w:p>
@@ -19561,6 +20774,10 @@
               <w:pStyle w:val="Compact"/>
             </w:pPr>
             <w:r>
+              <w:rPr>
+                <w:sz w:val="19"/>
+                <w:szCs w:val="19"/>
+              </w:rPr>
               <w:t xml:space="preserve">(42)–(45)</w:t>
             </w:r>
           </w:p>
@@ -19574,6 +20791,8 @@
             <w:r>
               <w:rPr>
                 <w:rFonts w:hint="eastAsia"/>
+                <w:sz w:val="19"/>
+                <w:szCs w:val="19"/>
               </w:rPr>
               <w:t xml:space="preserve">合成窗、OLA、COLA</w:t>
             </w:r>
@@ -19588,6 +20807,8 @@
             <w:r>
               <w:rPr>
                 <w:rStyle w:val="VerbatimChar"/>
+                <w:sz w:val="19"/>
+                <w:szCs w:val="19"/>
               </w:rPr>
               <w:t xml:space="preserve">tse.py</w:t>
             </w:r>
@@ -19602,10 +20823,16 @@
             <w:r>
               <w:rPr>
                 <w:rFonts w:hint="eastAsia"/>
+                <w:sz w:val="19"/>
+                <w:szCs w:val="19"/>
               </w:rPr>
               <w:t xml:space="preserve">工程实现：代码</w:t>
             </w:r>
             <w:r>
+              <w:rPr>
+                <w:sz w:val="19"/>
+                <w:szCs w:val="19"/>
+              </w:rPr>
               <w:t xml:space="preserve"> 3-3</w:t>
             </w:r>
           </w:p>
@@ -19619,6 +20846,10 @@
               <w:pStyle w:val="Compact"/>
             </w:pPr>
             <w:r>
+              <w:rPr>
+                <w:sz w:val="19"/>
+                <w:szCs w:val="19"/>
+              </w:rPr>
               <w:t xml:space="preserve">(46)–(47)</w:t>
             </w:r>
           </w:p>
@@ -19632,6 +20863,8 @@
             <w:r>
               <w:rPr>
                 <w:rFonts w:hint="eastAsia"/>
+                <w:sz w:val="19"/>
+                <w:szCs w:val="19"/>
               </w:rPr>
               <w:t xml:space="preserve">静音旁路</w:t>
             </w:r>
@@ -19646,6 +20879,8 @@
             <w:r>
               <w:rPr>
                 <w:rStyle w:val="VerbatimChar"/>
+                <w:sz w:val="19"/>
+                <w:szCs w:val="19"/>
               </w:rPr>
               <w:t xml:space="preserve">tse.py</w:t>
             </w:r>
@@ -19660,10 +20895,16 @@
             <w:r>
               <w:rPr>
                 <w:rFonts w:hint="eastAsia"/>
+                <w:sz w:val="19"/>
+                <w:szCs w:val="19"/>
               </w:rPr>
               <w:t xml:space="preserve">工程实现：代码</w:t>
             </w:r>
             <w:r>
+              <w:rPr>
+                <w:sz w:val="19"/>
+                <w:szCs w:val="19"/>
+              </w:rPr>
               <w:t xml:space="preserve"> 3-4</w:t>
             </w:r>
           </w:p>
@@ -19677,6 +20918,10 @@
               <w:pStyle w:val="Compact"/>
             </w:pPr>
             <w:r>
+              <w:rPr>
+                <w:sz w:val="19"/>
+                <w:szCs w:val="19"/>
+              </w:rPr>
               <w:t xml:space="preserve">(48)</w:t>
             </w:r>
           </w:p>
@@ -19690,6 +20935,8 @@
             <w:r>
               <w:rPr>
                 <w:rFonts w:hint="eastAsia"/>
+                <w:sz w:val="19"/>
+                <w:szCs w:val="19"/>
               </w:rPr>
               <w:t xml:space="preserve">积压丢弃与延迟上界</w:t>
             </w:r>
@@ -19704,15 +20951,23 @@
             <w:r>
               <w:rPr>
                 <w:rStyle w:val="VerbatimChar"/>
+                <w:sz w:val="19"/>
+                <w:szCs w:val="19"/>
               </w:rPr>
               <w:t xml:space="preserve">tse.py</w:t>
             </w:r>
             <w:r>
+              <w:rPr>
+                <w:sz w:val="19"/>
+                <w:szCs w:val="19"/>
+              </w:rPr>
               <w:t xml:space="preserve"> </w:t>
             </w:r>
             <w:r>
               <w:rPr>
                 <w:rStyle w:val="VerbatimChar"/>
+                <w:sz w:val="19"/>
+                <w:szCs w:val="19"/>
               </w:rPr>
               <w:t xml:space="preserve">_shed_backlog</w:t>
             </w:r>
@@ -19727,10 +20982,16 @@
             <w:r>
               <w:rPr>
                 <w:rFonts w:hint="eastAsia"/>
+                <w:sz w:val="19"/>
+                <w:szCs w:val="19"/>
               </w:rPr>
               <w:t xml:space="preserve">工程实现：代码</w:t>
             </w:r>
             <w:r>
+              <w:rPr>
+                <w:sz w:val="19"/>
+                <w:szCs w:val="19"/>
+              </w:rPr>
               <w:t xml:space="preserve"> 3-4</w:t>
             </w:r>
           </w:p>
@@ -19744,6 +21005,10 @@
               <w:pStyle w:val="Compact"/>
             </w:pPr>
             <w:r>
+              <w:rPr>
+                <w:sz w:val="19"/>
+                <w:szCs w:val="19"/>
+              </w:rPr>
               <w:t xml:space="preserve">(49)</w:t>
             </w:r>
           </w:p>
@@ -19755,11 +21020,17 @@
               <w:pStyle w:val="Compact"/>
             </w:pPr>
             <w:r>
+              <w:rPr>
+                <w:sz w:val="19"/>
+                <w:szCs w:val="19"/>
+              </w:rPr>
               <w:t xml:space="preserve">RTF </w:t>
             </w:r>
             <w:r>
               <w:rPr>
                 <w:rFonts w:hint="eastAsia"/>
+                <w:sz w:val="19"/>
+                <w:szCs w:val="19"/>
               </w:rPr>
               <w:t xml:space="preserve">口径</w:t>
             </w:r>
@@ -19774,15 +21045,23 @@
             <w:r>
               <w:rPr>
                 <w:rStyle w:val="VerbatimChar"/>
+                <w:sz w:val="19"/>
+                <w:szCs w:val="19"/>
               </w:rPr>
               <w:t xml:space="preserve">server.py</w:t>
             </w:r>
             <w:r>
+              <w:rPr>
+                <w:sz w:val="19"/>
+                <w:szCs w:val="19"/>
+              </w:rPr>
               <w:t xml:space="preserve"> </w:t>
             </w:r>
             <w:r>
               <w:rPr>
                 <w:rStyle w:val="VerbatimChar"/>
+                <w:sz w:val="19"/>
+                <w:szCs w:val="19"/>
               </w:rPr>
               <w:t xml:space="preserve">rtf_for</w:t>
             </w:r>
@@ -19797,10 +21076,16 @@
             <w:r>
               <w:rPr>
                 <w:rFonts w:hint="eastAsia"/>
+                <w:sz w:val="19"/>
+                <w:szCs w:val="19"/>
               </w:rPr>
               <w:t xml:space="preserve">工程实现：代码</w:t>
             </w:r>
             <w:r>
+              <w:rPr>
+                <w:sz w:val="19"/>
+                <w:szCs w:val="19"/>
+              </w:rPr>
               <w:t xml:space="preserve"> 3-5</w:t>
             </w:r>
           </w:p>
@@ -19814,6 +21099,10 @@
               <w:pStyle w:val="Compact"/>
             </w:pPr>
             <w:r>
+              <w:rPr>
+                <w:sz w:val="19"/>
+                <w:szCs w:val="19"/>
+              </w:rPr>
               <w:t xml:space="preserve">(50)</w:t>
             </w:r>
           </w:p>
@@ -19827,6 +21116,8 @@
             <w:r>
               <w:rPr>
                 <w:rFonts w:hint="eastAsia"/>
+                <w:sz w:val="19"/>
+                <w:szCs w:val="19"/>
               </w:rPr>
               <w:t xml:space="preserve">首字延时加性模型</w:t>
             </w:r>
@@ -19841,6 +21132,8 @@
             <w:r>
               <w:rPr>
                 <w:rFonts w:hint="eastAsia"/>
+                <w:sz w:val="19"/>
+                <w:szCs w:val="19"/>
               </w:rPr>
               <w:t xml:space="preserve">实测归纳</w:t>
             </w:r>
@@ -19855,6 +21148,8 @@
             <w:r>
               <w:rPr>
                 <w:rFonts w:hint="eastAsia"/>
+                <w:sz w:val="19"/>
+                <w:szCs w:val="19"/>
               </w:rPr>
               <w:t xml:space="preserve">实测模型</w:t>
             </w:r>
@@ -20468,6 +21763,12 @@
       <w:fldChar w:fldCharType="end"/>
     </w:r>
   </w:p>
+</w:ftr>
+</file>
+
+<file path=word/footer2.xml><?xml version="1.0" encoding="utf-8"?>
+<w:ftr xmlns:m="http://schemas.openxmlformats.org/officeDocument/2006/math" xmlns:mc="http://schemas.openxmlformats.org/markup-compatibility/2006" xmlns:mo="http://schemas.microsoft.com/office/mac/office/2008/main" xmlns:mv="urn:schemas-microsoft-com:mac:vml" xmlns:o="urn:schemas-microsoft-com:office:office" xmlns:r="http://schemas.openxmlformats.org/officeDocument/2006/relationships" xmlns:v="urn:schemas-microsoft-com:vml" xmlns:w10="urn:schemas-microsoft-com:office:word" xmlns:w14="http://schemas.microsoft.com/office/word/2010/wordml" xmlns:w="http://schemas.openxmlformats.org/wordprocessingml/2006/main" xmlns:wne="http://schemas.microsoft.com/office/word/2006/wordml" xmlns:wp14="http://schemas.microsoft.com/office/word/2010/wordprocessingDrawing" xmlns:wp="http://schemas.openxmlformats.org/drawingml/2006/wordprocessingDrawing" xmlns:wpc="http://schemas.microsoft.com/office/word/2010/wordprocessingCanvas" xmlns:wpg="http://schemas.microsoft.com/office/word/2010/wordprocessingGroup" xmlns:wpi="http://schemas.microsoft.com/office/word/2010/wordprocessingInk" xmlns:wps="http://schemas.microsoft.com/office/word/2010/wordprocessingShape" mc:Ignorable="w14 wp14">
+  <w:p/>
 </w:ftr>
 </file>
 
@@ -20864,6 +22165,8 @@
     <w:qFormat/>
     <w:pPr>
       <w:spacing w:after="180" w:before="180"/>
+      <w:ind w:firstLine="420"/>
+      <w:jc w:val="both"/>
     </w:pPr>
     <w:rPr>
       <w:rFonts w:ascii="Times New Roman" w:eastAsia="宋体" w:hAnsi="Times New Roman"/>
@@ -20874,6 +22177,10 @@
     <w:basedOn w:val="BodyText"/>
     <w:next w:val="BodyText"/>
     <w:qFormat/>
+    <w:pPr>
+      <w:ind w:firstLine="420"/>
+      <w:jc w:val="both"/>
+    </w:pPr>
     <w:rPr>
       <w:rFonts w:ascii="Times New Roman" w:eastAsia="宋体" w:hAnsi="Times New Roman"/>
     </w:rPr>
@@ -20898,7 +22205,7 @@
     <w:qFormat/>
     <w:rsid w:val="00A10FD9"/>
     <w:pPr>
-      <w:spacing w:after="80" w:line="240" w:lineRule="auto"/>
+      <w:spacing w:after="560" w:before="3200" w:line="240" w:lineRule="auto"/>
       <w:contextualSpacing/>
       <w:jc w:val="center"/>
     </w:pPr>
@@ -20906,7 +22213,7 @@
       <w:rFonts w:ascii="Times New Roman" w:asciiTheme="majorHAnsi" w:cstheme="majorBidi" w:eastAsia="黑体" w:eastAsiaTheme="majorEastAsia" w:hAnsi="Times New Roman" w:hAnsiTheme="majorHAnsi"/>
       <w:b/>
       <w:color w:val="000000"/>
-      <w:sz w:val="36"/>
+      <w:sz w:val="44"/>
       <w:szCs w:val="56"/>
     </w:rPr>
   </w:style>
@@ -20964,6 +22271,7 @@
     <w:pPr>
       <w:keepNext/>
       <w:keepLines/>
+      <w:spacing w:before="320"/>
       <w:jc w:val="center"/>
     </w:pPr>
     <w:rPr>
@@ -20981,6 +22289,7 @@
     <w:pPr>
       <w:keepNext/>
       <w:keepLines/>
+      <w:spacing w:before="320"/>
       <w:jc w:val="center"/>
     </w:pPr>
     <w:rPr>
@@ -21041,7 +22350,7 @@
     <w:pPr>
       <w:keepNext/>
       <w:keepLines/>
-      <w:spacing w:after="80" w:before="360"/>
+      <w:spacing w:after="200" w:before="400"/>
       <w:outlineLvl w:val="0"/>
     </w:pPr>
     <w:rPr>
@@ -21065,7 +22374,7 @@
     <w:pPr>
       <w:keepNext/>
       <w:keepLines/>
-      <w:spacing w:after="80" w:before="160"/>
+      <w:spacing w:after="160" w:before="280"/>
       <w:outlineLvl w:val="1"/>
     </w:pPr>
     <w:rPr>
@@ -21089,7 +22398,7 @@
     <w:pPr>
       <w:keepNext/>
       <w:keepLines/>
-      <w:spacing w:after="80" w:before="160"/>
+      <w:spacing w:after="120" w:before="240"/>
       <w:outlineLvl w:val="2"/>
     </w:pPr>
     <w:rPr>
@@ -21453,6 +22762,15 @@
   <w:style w:customStyle="1" w:styleId="ImageCaption" w:type="paragraph">
     <w:name w:val="Image Caption"/>
     <w:basedOn w:val="Caption"/>
+    <w:pPr>
+      <w:spacing w:after="320" w:before="80"/>
+      <w:jc w:val="center"/>
+    </w:pPr>
+    <w:rPr>
+      <w:rFonts w:ascii="Times New Roman" w:eastAsia="宋体" w:hAnsi="Times New Roman"/>
+      <w:color w:val="000000"/>
+      <w:sz w:val="18"/>
+    </w:rPr>
   </w:style>
   <w:style w:customStyle="1" w:styleId="Figure" w:type="paragraph">
     <w:name w:val="Figure"/>
@@ -21463,7 +22781,13 @@
     <w:basedOn w:val="Figure"/>
     <w:pPr>
       <w:keepNext/>
+      <w:spacing w:after="80" w:before="200"/>
+      <w:jc w:val="center"/>
     </w:pPr>
+    <w:rPr>
+      <w:rFonts w:ascii="Times New Roman" w:eastAsia="宋体" w:hAnsi="Times New Roman"/>
+      <w:color w:val="000000"/>
+    </w:rPr>
   </w:style>
   <w:style w:customStyle="1" w:styleId="BodyTextChar" w:type="character">
     <w:name w:val="Body Text Char"/>

--- a/tech-docs/AudioTSE技术论文-声纹门控与TSE.docx
+++ b/tech-docs/AudioTSE技术论文-声纹门控与TSE.docx
@@ -114,7 +114,7 @@
         <w:rPr>
           <w:rFonts w:hint="eastAsia"/>
         </w:rPr>
-        <w:t xml:space="preserve">就能做到端到端首字延时约</w:t>
+        <w:t xml:space="preserve">就能做到首字延时约</w:t>
       </w:r>
       <w:r>
         <w:t xml:space="preserve"> </w:t>
@@ -1898,7 +1898,7 @@
       <w:r>
         <w:drawing>
           <wp:inline>
-            <wp:extent cx="5334000" cy="5649384"/>
+            <wp:extent cx="5334000" cy="5524937"/>
             <wp:effectExtent b="0" l="0" r="0" t="0"/>
             <wp:docPr descr="图 1 声纹门控总体流程：注册支路与监听支路" title="" id="24" name="Picture"/>
             <a:graphic>
@@ -1919,7 +1919,7 @@
                   <pic:spPr bwMode="auto">
                     <a:xfrm>
                       <a:off x="0" y="0"/>
-                      <a:ext cx="5334000" cy="5649384"/>
+                      <a:ext cx="5334000" cy="5524937"/>
                     </a:xfrm>
                     <a:prstGeom prst="rect">
                       <a:avLst/>
@@ -2357,7 +2357,18 @@
         <w:rPr>
           <w:rFonts w:hint="eastAsia"/>
         </w:rPr>
-        <w:t xml:space="preserve">毫秒小块喂，实测几秒音频一次性喂进去会丢段边界。帧级判定之上是三参数的段状态机：连续语音满</w:t>
+        <w:t xml:space="preserve">毫秒小块喂，实测几秒音频一次性喂进去会丢段边界。</w:t>
+      </w:r>
+    </w:p>
+    <w:p>
+      <w:pPr>
+        <w:pStyle w:val="BodyText"/>
+      </w:pPr>
+      <w:r>
+        <w:rPr>
+          <w:rFonts w:hint="eastAsia"/>
+        </w:rPr>
+        <w:t xml:space="preserve">帧级判定之上是三参数的段状态机：连续语音满</w:t>
       </w:r>
       <w:r>
         <w:t xml:space="preserve"> 0.1 </w:t>
@@ -2689,7 +2700,7 @@
         <w:rPr>
           <w:rFonts w:hint="eastAsia"/>
         </w:rPr>
-        <w:t xml:space="preserve">毫秒——刚好装得下</w:t>
+        <w:t xml:space="preserve">毫秒——至少装得下两个完整的基音周期（基频</w:t>
       </w:r>
       <w:r>
         <w:t xml:space="preserve"> </w:t>
@@ -2698,7 +2709,16 @@
         <w:rPr>
           <w:rFonts w:hint="eastAsia"/>
         </w:rPr>
-        <w:t xml:space="preserve">2～3</w:t>
+        <w:t xml:space="preserve">80～300</w:t>
+      </w:r>
+      <w:r>
+        <w:t xml:space="preserve"> Hz </w:t>
+      </w:r>
+      <w:r>
+        <w:rPr>
+          <w:rFonts w:hint="eastAsia"/>
+        </w:rPr>
+        <w:t xml:space="preserve">时约为</w:t>
       </w:r>
       <w:r>
         <w:t xml:space="preserve"> </w:t>
@@ -2707,7 +2727,7 @@
         <w:rPr>
           <w:rFonts w:hint="eastAsia"/>
         </w:rPr>
-        <w:t xml:space="preserve">个基音周期（基频</w:t>
+        <w:t xml:space="preserve">2～7</w:t>
       </w:r>
       <w:r>
         <w:t xml:space="preserve"> </w:t>
@@ -2716,16 +2736,7 @@
         <w:rPr>
           <w:rFonts w:hint="eastAsia"/>
         </w:rPr>
-        <w:t xml:space="preserve">80～300</w:t>
-      </w:r>
-      <w:r>
-        <w:t xml:space="preserve"> </w:t>
-      </w:r>
-      <w:r>
-        <w:rPr>
-          <w:rFonts w:hint="eastAsia"/>
-        </w:rPr>
-        <w:t xml:space="preserve">Hz），窗内的共振峰结构基本不动；相邻帧往前挪</w:t>
+        <w:t xml:space="preserve">个），窗内的共振峰结构基本不动；相邻帧往前挪</w:t>
       </w:r>
       <w:r>
         <w:t xml:space="preserve"> S = 160 </w:t>
@@ -5240,7 +5251,7 @@
         <w:rPr>
           <w:rFonts w:hint="eastAsia"/>
         </w:rPr>
-        <w:t xml:space="preserve">节能直接用余弦判定、工程上一不用再训练的根本原因。</w:t>
+        <w:t xml:space="preserve">节能直接用余弦判定、工程上不用再训练的根本原因。</w:t>
       </w:r>
     </w:p>
     <w:bookmarkEnd w:id="29"/>
@@ -5739,7 +5750,7 @@
         <w:rPr>
           <w:rFonts w:hint="eastAsia"/>
         </w:rPr>
-        <w:t xml:space="preserve">0.14，同人分得足够开）。式</w:t>
+        <w:t xml:space="preserve">0.14，同人对显著更高，两类间隔足够开）。式</w:t>
       </w:r>
       <w:r>
         <w:t xml:space="preserve"> (16) </w:t>
@@ -6019,7 +6030,7 @@
         <w:rPr>
           <w:rFonts w:hint="eastAsia"/>
         </w:rPr>
-        <w:t xml:space="preserve">不是拍脑袋拍的——四字级注册（约</w:t>
+        <w:t xml:space="preserve">不是拍脑袋定的——四字级注册（约</w:t>
       </w:r>
       <w:r>
         <w:t xml:space="preserve"> 1 </w:t>
@@ -11964,7 +11975,7 @@
         <w:rPr>
           <w:rFonts w:hint="eastAsia"/>
         </w:rPr>
-        <w:t xml:space="preserve">的“双路径”结构：把二维网格上的注意力拆成行、列两个方向分别做，计算量从随格子数平方增长降到线性乘单方向长度，长程依赖却照样能跨全窗建立。式</w:t>
+        <w:t xml:space="preserve">的“双路径”结构：把二维网格上的注意力拆成行、列两个方向分别做，计算量从随格子数的平方增长降到随单方向长度的线性增长，长程依赖却照样能跨全窗建立。式</w:t>
       </w:r>
       <w:r>
         <w:t xml:space="preserve"> (35) </w:t>
@@ -12808,16 +12819,67 @@
         <w:rPr>
           <w:rFonts w:hint="eastAsia"/>
         </w:rPr>
-        <w:t xml:space="preserve">：式</w:t>
-      </w:r>
-      <w:r>
-        <w:t xml:space="preserve"> (37) </w:t>
-      </w:r>
-      <w:r>
-        <w:rPr>
-          <w:rFonts w:hint="eastAsia"/>
-        </w:rPr>
-        <w:t xml:space="preserve">的结构保证掩码</w:t>
+        <w:t xml:space="preserve">（逐条说）：</w:t>
+      </w:r>
+    </w:p>
+    <w:p>
+      <w:pPr>
+        <w:pStyle w:val="Compact"/>
+        <w:numPr>
+          <w:ilvl w:val="0"/>
+          <w:numId w:val="1003"/>
+        </w:numPr>
+      </w:pPr>
+      <w:r>
+        <w:rPr>
+          <w:rFonts w:hint="eastAsia"/>
+        </w:rPr>
+        <w:t xml:space="preserve">式</w:t>
+      </w:r>
+      <w:r>
+        <w:t xml:space="preserve"> </w:t>
+      </w:r>
+      <w:r>
+        <w:rPr>
+          <w:rFonts w:hint="eastAsia"/>
+        </w:rPr>
+        <w:t xml:space="preserve">(37)：sigmoid</w:t>
+      </w:r>
+      <w:r>
+        <w:t xml:space="preserve"> </w:t>
+      </w:r>
+      <w:r>
+        <w:rPr>
+          <w:rFonts w:hint="eastAsia"/>
+        </w:rPr>
+        <w:t xml:space="preserve">输出在</w:t>
+      </w:r>
+      <w:r>
+        <w:t xml:space="preserve"> 0 </w:t>
+      </w:r>
+      <w:r>
+        <w:rPr>
+          <w:rFonts w:hint="eastAsia"/>
+        </w:rPr>
+        <w:t xml:space="preserve">和</w:t>
+      </w:r>
+      <w:r>
+        <w:t xml:space="preserve"> 1 </w:t>
+      </w:r>
+      <w:r>
+        <w:rPr>
+          <w:rFonts w:hint="eastAsia"/>
+        </w:rPr>
+        <w:t xml:space="preserve">之间，逐点有</w:t>
+      </w:r>
+      <w:r>
+        <w:t xml:space="preserve"> |M| ≤ </w:t>
+      </w:r>
+      <w:r>
+        <w:rPr>
+          <w:rFonts w:hint="eastAsia"/>
+        </w:rPr>
+        <w:t xml:space="preserve">|A|——掩码</w:t>
       </w:r>
       <w:r>
         <w:rPr>
@@ -12828,40 +12890,25 @@
         <w:t xml:space="preserve">有界</w:t>
       </w:r>
       <w:r>
-        <w:t xml:space="preserve">——sigmoid </w:t>
-      </w:r>
-      <w:r>
-        <w:rPr>
-          <w:rFonts w:hint="eastAsia"/>
-        </w:rPr>
-        <w:t xml:space="preserve">输出在</w:t>
-      </w:r>
-      <w:r>
-        <w:t xml:space="preserve"> 0 </w:t>
-      </w:r>
-      <w:r>
-        <w:rPr>
-          <w:rFonts w:hint="eastAsia"/>
-        </w:rPr>
-        <w:t xml:space="preserve">和</w:t>
-      </w:r>
-      <w:r>
-        <w:t xml:space="preserve"> 1 </w:t>
-      </w:r>
-      <w:r>
-        <w:rPr>
-          <w:rFonts w:hint="eastAsia"/>
-        </w:rPr>
-        <w:t xml:space="preserve">之间，所以逐点有</w:t>
-      </w:r>
-      <w:r>
-        <w:t xml:space="preserve"> |M| ≤ </w:t>
-      </w:r>
-      <w:r>
-        <w:rPr>
-          <w:rFonts w:hint="eastAsia"/>
-        </w:rPr>
-        <w:t xml:space="preserve">|A|：训练稳定（梯度不会因为掩码爆炸）、推理不会冒出无限增益，这是相对“直接回归无界复数谱”的一个重要选择。式</w:t>
+        <w:rPr>
+          <w:rFonts w:hint="eastAsia"/>
+        </w:rPr>
+        <w:t xml:space="preserve">：训练稳定（梯度不会因为掩码爆炸），推理不会冒出无限增益。这是相对“直接回归无界复数谱”的一个重要选择。</w:t>
+      </w:r>
+    </w:p>
+    <w:p>
+      <w:pPr>
+        <w:pStyle w:val="Compact"/>
+        <w:numPr>
+          <w:ilvl w:val="0"/>
+          <w:numId w:val="1003"/>
+        </w:numPr>
+      </w:pPr>
+      <w:r>
+        <w:rPr>
+          <w:rFonts w:hint="eastAsia"/>
+        </w:rPr>
+        <w:t xml:space="preserve">式</w:t>
       </w:r>
       <w:r>
         <w:t xml:space="preserve"> </w:t>
@@ -12879,19 +12926,34 @@
         <w:rPr>
           <w:rFonts w:hint="eastAsia"/>
         </w:rPr>
-        <w:t xml:space="preserve">就是复数乘法的代数展开。式</w:t>
-      </w:r>
-      <w:r>
-        <w:t xml:space="preserve"> (40) </w:t>
-      </w:r>
-      <w:r>
-        <w:rPr>
-          <w:rFonts w:hint="eastAsia"/>
-        </w:rPr>
-        <w:t xml:space="preserve">里</w:t>
-      </w:r>
-      <w:r>
-        <w:t xml:space="preserve"> θ、φ </w:t>
+        <w:t xml:space="preserve">就是复数乘法的代数展开。</w:t>
+      </w:r>
+    </w:p>
+    <w:p>
+      <w:pPr>
+        <w:pStyle w:val="Compact"/>
+        <w:numPr>
+          <w:ilvl w:val="0"/>
+          <w:numId w:val="1003"/>
+        </w:numPr>
+      </w:pPr>
+      <w:r>
+        <w:rPr>
+          <w:rFonts w:hint="eastAsia"/>
+        </w:rPr>
+        <w:t xml:space="preserve">式</w:t>
+      </w:r>
+      <w:r>
+        <w:t xml:space="preserve"> </w:t>
+      </w:r>
+      <w:r>
+        <w:rPr>
+          <w:rFonts w:hint="eastAsia"/>
+        </w:rPr>
+        <w:t xml:space="preserve">(40)：θ、φ</w:t>
+      </w:r>
+      <w:r>
+        <w:t xml:space="preserve"> </w:t>
       </w:r>
       <w:r>
         <w:rPr>
@@ -12906,7 +12968,7 @@
         <w:rPr>
           <w:rFonts w:hint="eastAsia"/>
         </w:rPr>
-        <w:t xml:space="preserve">的辐角：</w:t>
+        <w:t xml:space="preserve">的辐角——</w:t>
       </w:r>
       <w:r>
         <w:rPr>
@@ -12950,7 +13012,7 @@
         <w:rPr>
           <w:rFonts w:hint="eastAsia"/>
         </w:rPr>
-        <w:t xml:space="preserve">。这是</w:t>
+        <w:t xml:space="preserve">。这正是</w:t>
       </w:r>
       <w:r>
         <w:t xml:space="preserve"> CRM </w:t>
@@ -12959,7 +13021,7 @@
         <w:rPr>
           <w:rFonts w:hint="eastAsia"/>
         </w:rPr>
-        <w:t xml:space="preserve">比传统实数掩码强的地方——实数掩码只缩放不旋转，相位原样沿用混合信号；可两人重叠的时频点上，目标相位和混合相位并不一样，只缩放留下的相位失真就成了分离质量的硬上限。CRM</w:t>
+        <w:t xml:space="preserve">比传统实数掩码强的地方：实数掩码只缩放不旋转，相位原样沿用混合信号；可两人重叠的时频点上，目标相位和混合相位并不一样，只缩放留下的相位失真就成了分离质量的硬上限。CRM</w:t>
       </w:r>
       <w:r>
         <w:t xml:space="preserve"> </w:t>
@@ -12977,7 +13039,22 @@
         <w:rPr>
           <w:rFonts w:hint="eastAsia"/>
         </w:rPr>
-        <w:t xml:space="preserve">虚部”两个自由度同时修幅度和相位，参数代价只是翻个倍。实现分两半：掩码头的线性变换在预训练权重里（外置），而</w:t>
+        <w:t xml:space="preserve">虚部”两个自由度同时修幅度和相位，参数代价只是翻个倍。</w:t>
+      </w:r>
+    </w:p>
+    <w:p>
+      <w:pPr>
+        <w:pStyle w:val="Compact"/>
+        <w:numPr>
+          <w:ilvl w:val="0"/>
+          <w:numId w:val="1003"/>
+        </w:numPr>
+      </w:pPr>
+      <w:r>
+        <w:rPr>
+          <w:rFonts w:hint="eastAsia"/>
+        </w:rPr>
+        <w:t xml:space="preserve">实现分两半：掩码头的线性变换在预训练权重里（外置），而</w:t>
       </w:r>
       <w:r>
         <w:t xml:space="preserve"> </w:t>
@@ -13034,7 +13111,7 @@
         <w:rPr>
           <w:rFonts w:hint="eastAsia"/>
         </w:rPr>
-        <w:t xml:space="preserve">步）。式</w:t>
+        <w:t xml:space="preserve">步）；式</w:t>
       </w:r>
       <w:r>
         <w:t xml:space="preserve"> (40) </w:t>
@@ -13048,7 +13125,7 @@
     </w:p>
     <w:p>
       <w:pPr>
-        <w:pStyle w:val="BodyText"/>
+        <w:pStyle w:val="FirstParagraph"/>
       </w:pPr>
       <w:r>
         <w:rPr>
@@ -14432,7 +14509,7 @@
         <w:pStyle w:val="Compact"/>
         <w:numPr>
           <w:ilvl w:val="0"/>
-          <w:numId w:val="1003"/>
+          <w:numId w:val="1004"/>
         </w:numPr>
       </w:pPr>
       <w:r>
@@ -14492,7 +14569,7 @@
         <w:pStyle w:val="Compact"/>
         <w:numPr>
           <w:ilvl w:val="0"/>
-          <w:numId w:val="1003"/>
+          <w:numId w:val="1004"/>
         </w:numPr>
       </w:pPr>
       <w:r>
@@ -14602,7 +14679,7 @@
         <w:pStyle w:val="Compact"/>
         <w:numPr>
           <w:ilvl w:val="0"/>
-          <w:numId w:val="1003"/>
+          <w:numId w:val="1004"/>
         </w:numPr>
       </w:pPr>
       <w:r>
@@ -14676,7 +14753,7 @@
         <w:pStyle w:val="Compact"/>
         <w:numPr>
           <w:ilvl w:val="0"/>
-          <w:numId w:val="1003"/>
+          <w:numId w:val="1004"/>
         </w:numPr>
       </w:pPr>
       <w:r>
@@ -14709,7 +14786,7 @@
         <w:pStyle w:val="Compact"/>
         <w:numPr>
           <w:ilvl w:val="0"/>
-          <w:numId w:val="1003"/>
+          <w:numId w:val="1004"/>
         </w:numPr>
       </w:pPr>
       <w:r>
@@ -14768,7 +14845,7 @@
         <w:pStyle w:val="Compact"/>
         <w:numPr>
           <w:ilvl w:val="0"/>
-          <w:numId w:val="1003"/>
+          <w:numId w:val="1004"/>
         </w:numPr>
       </w:pPr>
       <w:r>
@@ -21175,7 +21252,7 @@
         <w:pStyle w:val="Compact"/>
         <w:numPr>
           <w:ilvl w:val="0"/>
-          <w:numId w:val="1004"/>
+          <w:numId w:val="1005"/>
         </w:numPr>
       </w:pPr>
       <w:r>
@@ -21244,7 +21321,7 @@
         <w:pStyle w:val="Compact"/>
         <w:numPr>
           <w:ilvl w:val="0"/>
-          <w:numId w:val="1004"/>
+          <w:numId w:val="1005"/>
         </w:numPr>
       </w:pPr>
       <w:r>
@@ -21286,7 +21363,7 @@
         <w:pStyle w:val="Compact"/>
         <w:numPr>
           <w:ilvl w:val="0"/>
-          <w:numId w:val="1004"/>
+          <w:numId w:val="1005"/>
         </w:numPr>
       </w:pPr>
       <w:r>
@@ -21358,7 +21435,7 @@
         <w:pStyle w:val="Compact"/>
         <w:numPr>
           <w:ilvl w:val="0"/>
-          <w:numId w:val="1004"/>
+          <w:numId w:val="1005"/>
         </w:numPr>
       </w:pPr>
       <w:r>
@@ -21445,7 +21522,7 @@
         <w:pStyle w:val="Compact"/>
         <w:numPr>
           <w:ilvl w:val="0"/>
-          <w:numId w:val="1004"/>
+          <w:numId w:val="1005"/>
         </w:numPr>
       </w:pPr>
       <w:r>
@@ -21485,7 +21562,7 @@
         <w:pStyle w:val="Compact"/>
         <w:numPr>
           <w:ilvl w:val="0"/>
-          <w:numId w:val="1004"/>
+          <w:numId w:val="1005"/>
         </w:numPr>
       </w:pPr>
       <w:r>
@@ -21516,7 +21593,7 @@
         <w:pStyle w:val="Compact"/>
         <w:numPr>
           <w:ilvl w:val="0"/>
-          <w:numId w:val="1004"/>
+          <w:numId w:val="1005"/>
         </w:numPr>
       </w:pPr>
       <w:r>
@@ -21547,7 +21624,7 @@
         <w:pStyle w:val="Compact"/>
         <w:numPr>
           <w:ilvl w:val="0"/>
-          <w:numId w:val="1004"/>
+          <w:numId w:val="1005"/>
         </w:numPr>
       </w:pPr>
       <w:r>
@@ -21572,7 +21649,7 @@
         <w:pStyle w:val="Compact"/>
         <w:numPr>
           <w:ilvl w:val="0"/>
-          <w:numId w:val="1004"/>
+          <w:numId w:val="1005"/>
         </w:numPr>
       </w:pPr>
       <w:r>
@@ -21597,7 +21674,7 @@
         <w:pStyle w:val="Compact"/>
         <w:numPr>
           <w:ilvl w:val="0"/>
-          <w:numId w:val="1004"/>
+          <w:numId w:val="1005"/>
         </w:numPr>
       </w:pPr>
       <w:r>
@@ -21622,7 +21699,7 @@
         <w:pStyle w:val="Compact"/>
         <w:numPr>
           <w:ilvl w:val="0"/>
-          <w:numId w:val="1004"/>
+          <w:numId w:val="1005"/>
         </w:numPr>
       </w:pPr>
       <w:r>
@@ -21647,7 +21724,7 @@
         <w:pStyle w:val="Compact"/>
         <w:numPr>
           <w:ilvl w:val="0"/>
-          <w:numId w:val="1004"/>
+          <w:numId w:val="1005"/>
         </w:numPr>
       </w:pPr>
       <w:r>
@@ -21674,7 +21751,7 @@
         <w:pStyle w:val="Compact"/>
         <w:numPr>
           <w:ilvl w:val="0"/>
-          <w:numId w:val="1004"/>
+          <w:numId w:val="1005"/>
         </w:numPr>
       </w:pPr>
       <w:r>
@@ -21692,7 +21769,7 @@
         <w:pStyle w:val="Compact"/>
         <w:numPr>
           <w:ilvl w:val="0"/>
-          <w:numId w:val="1004"/>
+          <w:numId w:val="1005"/>
         </w:numPr>
       </w:pPr>
       <w:r>
@@ -21719,7 +21796,7 @@
         <w:pStyle w:val="Compact"/>
         <w:numPr>
           <w:ilvl w:val="0"/>
-          <w:numId w:val="1004"/>
+          <w:numId w:val="1005"/>
         </w:numPr>
       </w:pPr>
       <w:r>
@@ -21729,10 +21806,25 @@
         <w:rPr>
           <w:rFonts w:hint="eastAsia"/>
         </w:rPr>
-        <w:t xml:space="preserve">2023；Geng</w:t>
-      </w:r>
-      <w:r>
-        <w:t xml:space="preserve"> M., et al. Paraformer: Fast and Accurate Parallel Speech Recognition. 2022.</w:t>
+        <w:t xml:space="preserve">2023.（流式识别模型）</w:t>
+      </w:r>
+    </w:p>
+    <w:p>
+      <w:pPr>
+        <w:pStyle w:val="Compact"/>
+        <w:numPr>
+          <w:ilvl w:val="0"/>
+          <w:numId w:val="1005"/>
+        </w:numPr>
+      </w:pPr>
+      <w:r>
+        <w:t xml:space="preserve">Geng M., et al. Paraformer: Fast and Accurate Parallel Speech Recognition. </w:t>
+      </w:r>
+      <w:r>
+        <w:rPr>
+          <w:rFonts w:hint="eastAsia"/>
+        </w:rPr>
+        <w:t xml:space="preserve">2022.（并行识别模型）</w:t>
       </w:r>
     </w:p>
     <w:bookmarkEnd w:id="88"/>
@@ -22097,6 +22189,9 @@
     <w:abstractNumId w:val="991"/>
   </w:num>
   <w:num w:numId="1004">
+    <w:abstractNumId w:val="991"/>
+  </w:num>
+  <w:num w:numId="1005">
     <w:abstractNumId w:val="99411"/>
     <w:lvlOverride w:ilvl="0">
       <w:startOverride w:val="1"/>
